--- a/matek12.docx
+++ b/matek12.docx
@@ -958,6 +958,7 @@
         <w:rPr>
           <w:lang w:val="hu-HU" w:eastAsia="zh-CN" w:bidi="hi-IN"/>
         </w:rPr>
+        <w:t>hf 256. pros 1</w:t>
       </w:r>
     </w:p>
     <w:sectPr>

--- a/matek12.docx
+++ b/matek12.docx
@@ -959,6 +959,22 @@
           <w:lang w:val="hu-HU" w:eastAsia="zh-CN" w:bidi="hi-IN"/>
         </w:rPr>
         <w:t>hf 256. pros 1</w:t>
+      </w:r>
+    </w:p>
+    <w:p>
+      <w:pPr>
+        <w:pStyle w:val="Normal"/>
+        <w:bidi w:val="0"/>
+        <w:jc w:val="start"/>
+        <w:rPr>
+          <w:lang w:val="hu-HU" w:eastAsia="zh-CN" w:bidi="hi-IN"/>
+        </w:rPr>
+      </w:pPr>
+      <w:r>
+        <w:rPr>
+          <w:lang w:val="hu-HU" w:eastAsia="zh-CN" w:bidi="hi-IN"/>
+        </w:rPr>
+        <w:t>hf 57/3,2 piros</w:t>
       </w:r>
     </w:p>
     <w:sectPr>

--- a/matek12.docx
+++ b/matek12.docx
@@ -975,6 +975,83 @@
           <w:lang w:val="hu-HU" w:eastAsia="zh-CN" w:bidi="hi-IN"/>
         </w:rPr>
         <w:t>hf 57/3,2 piros</w:t>
+      </w:r>
+    </w:p>
+    <w:p>
+      <w:pPr>
+        <w:pStyle w:val="Normal"/>
+        <w:bidi w:val="0"/>
+        <w:jc w:val="start"/>
+        <w:rPr>
+          <w:lang w:val="hu-HU" w:eastAsia="zh-CN" w:bidi="hi-IN"/>
+        </w:rPr>
+      </w:pPr>
+      <w:r>
+        <w:rPr>
+          <w:lang w:val="hu-HU" w:eastAsia="zh-CN" w:bidi="hi-IN"/>
+        </w:rPr>
+      </w:r>
+    </w:p>
+    <w:p>
+      <w:pPr>
+        <w:pStyle w:val="Normal"/>
+        <w:bidi w:val="0"/>
+        <w:jc w:val="start"/>
+        <w:rPr>
+          <w:lang w:val="hu-HU" w:eastAsia="zh-CN" w:bidi="hi-IN"/>
+        </w:rPr>
+      </w:pPr>
+      <w:r>
+        <w:rPr>
+          <w:lang w:val="hu-HU" w:eastAsia="zh-CN" w:bidi="hi-IN"/>
+        </w:rPr>
+      </w:r>
+    </w:p>
+    <w:p>
+      <w:pPr>
+        <w:pStyle w:val="Normal"/>
+        <w:bidi w:val="0"/>
+        <w:jc w:val="start"/>
+        <w:rPr>
+          <w:lang w:val="hu-HU" w:eastAsia="zh-CN" w:bidi="hi-IN"/>
+        </w:rPr>
+      </w:pPr>
+      <w:r>
+        <w:rPr>
+          <w:lang w:val="hu-HU" w:eastAsia="zh-CN" w:bidi="hi-IN"/>
+        </w:rPr>
+      </w:r>
+    </w:p>
+    <w:p>
+      <w:pPr>
+        <w:pStyle w:val="Normal"/>
+        <w:bidi w:val="0"/>
+        <w:jc w:val="start"/>
+        <w:rPr>
+          <w:lang w:val="hu-HU" w:eastAsia="zh-CN" w:bidi="hi-IN"/>
+        </w:rPr>
+      </w:pPr>
+      <w:r>
+        <w:rPr>
+          <w:lang w:val="hu-HU" w:eastAsia="zh-CN" w:bidi="hi-IN"/>
+        </w:rPr>
+        <w:t>Sˇn = ((a1+an)*n)/2</w:t>
+      </w:r>
+    </w:p>
+    <w:p>
+      <w:pPr>
+        <w:pStyle w:val="Normal"/>
+        <w:bidi w:val="0"/>
+        <w:jc w:val="start"/>
+        <w:rPr>
+          <w:lang w:val="hu-HU" w:eastAsia="zh-CN" w:bidi="hi-IN"/>
+        </w:rPr>
+      </w:pPr>
+      <w:r>
+        <w:rPr>
+          <w:lang w:val="hu-HU" w:eastAsia="zh-CN" w:bidi="hi-IN"/>
+        </w:rPr>
+        <w:t>an = a1+(n-1)*d</w:t>
       </w:r>
     </w:p>
     <w:sectPr>

--- a/matek12.docx
+++ b/matek12.docx
@@ -8,11 +8,12 @@
         <w:bidi w:val="0"/>
         <w:jc w:val="start"/>
         <w:rPr>
-          <w:lang w:val="hu-HU" w:eastAsia="zh-CN" w:bidi="hi-IN"/>
-        </w:rPr>
-      </w:pPr>
-      <w:r>
-        <w:rPr>
+          <w:rFonts w:ascii="JetBrains Mono" w:hAnsi="JetBrains Mono"/>
+        </w:rPr>
+      </w:pPr>
+      <w:r>
+        <w:rPr>
+          <w:rFonts w:ascii="JetBrains Mono" w:hAnsi="JetBrains Mono"/>
           <w:lang w:val="hu-HU" w:eastAsia="zh-CN" w:bidi="hi-IN"/>
         </w:rPr>
         <w:t>11.a 226. bevezető</w:t>
@@ -24,26 +25,29 @@
         <w:bidi w:val="0"/>
         <w:jc w:val="start"/>
         <w:rPr>
-          <w:lang w:val="hu-HU" w:eastAsia="zh-CN" w:bidi="hi-IN"/>
-        </w:rPr>
-      </w:pPr>
-      <w:r>
-        <w:rPr>
-          <w:lang w:val="hu-HU" w:eastAsia="zh-CN" w:bidi="hi-IN"/>
-        </w:rPr>
-      </w:r>
-    </w:p>
-    <w:p>
-      <w:pPr>
-        <w:pStyle w:val="Normal"/>
-        <w:bidi w:val="0"/>
-        <w:jc w:val="start"/>
-        <w:rPr>
-          <w:lang w:val="hu-HU" w:eastAsia="zh-CN" w:bidi="hi-IN"/>
-        </w:rPr>
-      </w:pPr>
-      <w:r>
-        <w:rPr>
+          <w:rFonts w:ascii="JetBrains Mono" w:hAnsi="JetBrains Mono"/>
+          <w:lang w:val="hu-HU" w:eastAsia="zh-CN" w:bidi="hi-IN"/>
+        </w:rPr>
+      </w:pPr>
+      <w:r>
+        <w:rPr>
+          <w:rFonts w:ascii="JetBrains Mono" w:hAnsi="JetBrains Mono"/>
+          <w:lang w:val="hu-HU" w:eastAsia="zh-CN" w:bidi="hi-IN"/>
+        </w:rPr>
+      </w:r>
+    </w:p>
+    <w:p>
+      <w:pPr>
+        <w:pStyle w:val="Normal"/>
+        <w:bidi w:val="0"/>
+        <w:jc w:val="start"/>
+        <w:rPr>
+          <w:rFonts w:ascii="JetBrains Mono" w:hAnsi="JetBrains Mono"/>
+        </w:rPr>
+      </w:pPr>
+      <w:r>
+        <w:rPr>
+          <w:rFonts w:ascii="JetBrains Mono" w:hAnsi="JetBrains Mono"/>
           <w:lang w:val="hu-HU" w:eastAsia="zh-CN" w:bidi="hi-IN"/>
         </w:rPr>
         <w:t>A(3;0)</w:t>
@@ -55,11 +59,12 @@
         <w:bidi w:val="0"/>
         <w:jc w:val="start"/>
         <w:rPr>
-          <w:lang w:val="hu-HU" w:eastAsia="zh-CN" w:bidi="hi-IN"/>
-        </w:rPr>
-      </w:pPr>
-      <w:r>
-        <w:rPr>
+          <w:rFonts w:ascii="JetBrains Mono" w:hAnsi="JetBrains Mono"/>
+        </w:rPr>
+      </w:pPr>
+      <w:r>
+        <w:rPr>
+          <w:rFonts w:ascii="JetBrains Mono" w:hAnsi="JetBrains Mono"/>
           <w:lang w:val="hu-HU" w:eastAsia="zh-CN" w:bidi="hi-IN"/>
         </w:rPr>
         <w:t>a(3;0) // helyvektor</w:t>
@@ -71,26 +76,29 @@
         <w:bidi w:val="0"/>
         <w:jc w:val="start"/>
         <w:rPr>
-          <w:lang w:val="hu-HU" w:eastAsia="zh-CN" w:bidi="hi-IN"/>
-        </w:rPr>
-      </w:pPr>
-      <w:r>
-        <w:rPr>
-          <w:lang w:val="hu-HU" w:eastAsia="zh-CN" w:bidi="hi-IN"/>
-        </w:rPr>
-      </w:r>
-    </w:p>
-    <w:p>
-      <w:pPr>
-        <w:pStyle w:val="Normal"/>
-        <w:bidi w:val="0"/>
-        <w:jc w:val="start"/>
-        <w:rPr>
-          <w:lang w:val="hu-HU" w:eastAsia="zh-CN" w:bidi="hi-IN"/>
-        </w:rPr>
-      </w:pPr>
-      <w:r>
-        <w:rPr>
+          <w:rFonts w:ascii="JetBrains Mono" w:hAnsi="JetBrains Mono"/>
+          <w:lang w:val="hu-HU" w:eastAsia="zh-CN" w:bidi="hi-IN"/>
+        </w:rPr>
+      </w:pPr>
+      <w:r>
+        <w:rPr>
+          <w:rFonts w:ascii="JetBrains Mono" w:hAnsi="JetBrains Mono"/>
+          <w:lang w:val="hu-HU" w:eastAsia="zh-CN" w:bidi="hi-IN"/>
+        </w:rPr>
+      </w:r>
+    </w:p>
+    <w:p>
+      <w:pPr>
+        <w:pStyle w:val="Normal"/>
+        <w:bidi w:val="0"/>
+        <w:jc w:val="start"/>
+        <w:rPr>
+          <w:rFonts w:ascii="JetBrains Mono" w:hAnsi="JetBrains Mono"/>
+        </w:rPr>
+      </w:pPr>
+      <w:r>
+        <w:rPr>
+          <w:rFonts w:ascii="JetBrains Mono" w:hAnsi="JetBrains Mono"/>
           <w:lang w:val="hu-HU" w:eastAsia="zh-CN" w:bidi="hi-IN"/>
         </w:rPr>
         <w:t>i(1;0)</w:t>
@@ -102,11 +110,12 @@
         <w:bidi w:val="0"/>
         <w:jc w:val="start"/>
         <w:rPr>
-          <w:lang w:val="hu-HU" w:eastAsia="zh-CN" w:bidi="hi-IN"/>
-        </w:rPr>
-      </w:pPr>
-      <w:r>
-        <w:rPr>
+          <w:rFonts w:ascii="JetBrains Mono" w:hAnsi="JetBrains Mono"/>
+        </w:rPr>
+      </w:pPr>
+      <w:r>
+        <w:rPr>
+          <w:rFonts w:ascii="JetBrains Mono" w:hAnsi="JetBrains Mono"/>
           <w:lang w:val="hu-HU" w:eastAsia="zh-CN" w:bidi="hi-IN"/>
         </w:rPr>
         <w:t>j(0;1)</w:t>
@@ -118,11 +127,12 @@
         <w:bidi w:val="0"/>
         <w:jc w:val="start"/>
         <w:rPr>
-          <w:lang w:val="hu-HU" w:eastAsia="zh-CN" w:bidi="hi-IN"/>
-        </w:rPr>
-      </w:pPr>
-      <w:r>
-        <w:rPr>
+          <w:rFonts w:ascii="JetBrains Mono" w:hAnsi="JetBrains Mono"/>
+        </w:rPr>
+      </w:pPr>
+      <w:r>
+        <w:rPr>
+          <w:rFonts w:ascii="JetBrains Mono" w:hAnsi="JetBrains Mono"/>
           <w:lang w:val="hu-HU" w:eastAsia="zh-CN" w:bidi="hi-IN"/>
         </w:rPr>
         <w:t>|i| = |j| = 1 // bázisvektorok</w:t>
@@ -134,26 +144,29 @@
         <w:bidi w:val="0"/>
         <w:jc w:val="start"/>
         <w:rPr>
-          <w:lang w:val="hu-HU" w:eastAsia="zh-CN" w:bidi="hi-IN"/>
-        </w:rPr>
-      </w:pPr>
-      <w:r>
-        <w:rPr>
-          <w:lang w:val="hu-HU" w:eastAsia="zh-CN" w:bidi="hi-IN"/>
-        </w:rPr>
-      </w:r>
-    </w:p>
-    <w:p>
-      <w:pPr>
-        <w:pStyle w:val="Normal"/>
-        <w:bidi w:val="0"/>
-        <w:jc w:val="start"/>
-        <w:rPr>
-          <w:lang w:val="hu-HU" w:eastAsia="zh-CN" w:bidi="hi-IN"/>
-        </w:rPr>
-      </w:pPr>
-      <w:r>
-        <w:rPr>
+          <w:rFonts w:ascii="JetBrains Mono" w:hAnsi="JetBrains Mono"/>
+          <w:lang w:val="hu-HU" w:eastAsia="zh-CN" w:bidi="hi-IN"/>
+        </w:rPr>
+      </w:pPr>
+      <w:r>
+        <w:rPr>
+          <w:rFonts w:ascii="JetBrains Mono" w:hAnsi="JetBrains Mono"/>
+          <w:lang w:val="hu-HU" w:eastAsia="zh-CN" w:bidi="hi-IN"/>
+        </w:rPr>
+      </w:r>
+    </w:p>
+    <w:p>
+      <w:pPr>
+        <w:pStyle w:val="Normal"/>
+        <w:bidi w:val="0"/>
+        <w:jc w:val="start"/>
+        <w:rPr>
+          <w:rFonts w:ascii="JetBrains Mono" w:hAnsi="JetBrains Mono"/>
+        </w:rPr>
+      </w:pPr>
+      <w:r>
+        <w:rPr>
+          <w:rFonts w:ascii="JetBrains Mono" w:hAnsi="JetBrains Mono"/>
           <w:lang w:val="hu-HU" w:eastAsia="zh-CN" w:bidi="hi-IN"/>
         </w:rPr>
         <w:t>D(-2;3)</w:t>
@@ -165,11 +178,12 @@
         <w:bidi w:val="0"/>
         <w:jc w:val="start"/>
         <w:rPr>
-          <w:lang w:val="hu-HU" w:eastAsia="zh-CN" w:bidi="hi-IN"/>
-        </w:rPr>
-      </w:pPr>
-      <w:r>
-        <w:rPr>
+          <w:rFonts w:ascii="JetBrains Mono" w:hAnsi="JetBrains Mono"/>
+        </w:rPr>
+      </w:pPr>
+      <w:r>
+        <w:rPr>
+          <w:rFonts w:ascii="JetBrains Mono" w:hAnsi="JetBrains Mono"/>
           <w:lang w:val="hu-HU" w:eastAsia="zh-CN" w:bidi="hi-IN"/>
         </w:rPr>
         <w:t>d(-2;3)</w:t>
@@ -181,11 +195,12 @@
         <w:bidi w:val="0"/>
         <w:jc w:val="start"/>
         <w:rPr>
-          <w:lang w:val="hu-HU" w:eastAsia="zh-CN" w:bidi="hi-IN"/>
-        </w:rPr>
-      </w:pPr>
-      <w:r>
-        <w:rPr>
+          <w:rFonts w:ascii="JetBrains Mono" w:hAnsi="JetBrains Mono"/>
+        </w:rPr>
+      </w:pPr>
+      <w:r>
+        <w:rPr>
+          <w:rFonts w:ascii="JetBrains Mono" w:hAnsi="JetBrains Mono"/>
           <w:lang w:val="hu-HU" w:eastAsia="zh-CN" w:bidi="hi-IN"/>
         </w:rPr>
         <w:t>d= -2i+3j // fel lehet írni a bázisvektorokkal a többi vektort</w:t>
@@ -197,22 +212,24 @@
         <w:bidi w:val="0"/>
         <w:jc w:val="start"/>
         <w:rPr>
-          <w:lang w:val="hu-HU" w:eastAsia="zh-CN" w:bidi="hi-IN"/>
-        </w:rPr>
-      </w:pPr>
-      <w:r>
-        <w:rPr>
-          <w:lang w:val="hu-HU" w:eastAsia="zh-CN" w:bidi="hi-IN"/>
-        </w:rPr>
-      </w:r>
-    </w:p>
-    <w:p>
-      <w:pPr>
-        <w:pStyle w:val="Normal"/>
-        <w:bidi w:val="0"/>
-        <w:jc w:val="start"/>
-        <w:rPr>
-          <w:lang w:val="hu-HU" w:eastAsia="zh-CN" w:bidi="hi-IN"/>
+          <w:rFonts w:ascii="JetBrains Mono" w:hAnsi="JetBrains Mono"/>
+          <w:lang w:val="hu-HU" w:eastAsia="zh-CN" w:bidi="hi-IN"/>
+        </w:rPr>
+      </w:pPr>
+      <w:r>
+        <w:rPr>
+          <w:rFonts w:ascii="JetBrains Mono" w:hAnsi="JetBrains Mono"/>
+          <w:lang w:val="hu-HU" w:eastAsia="zh-CN" w:bidi="hi-IN"/>
+        </w:rPr>
+      </w:r>
+    </w:p>
+    <w:p>
+      <w:pPr>
+        <w:pStyle w:val="Normal"/>
+        <w:bidi w:val="0"/>
+        <w:jc w:val="start"/>
+        <w:rPr>
+          <w:rFonts w:ascii="JetBrains Mono" w:hAnsi="JetBrains Mono"/>
         </w:rPr>
       </w:pPr>
       <w:r>
@@ -265,6 +282,7 @@
       </w:r>
       <w:r>
         <w:rPr>
+          <w:rFonts w:ascii="JetBrains Mono" w:hAnsi="JetBrains Mono"/>
           <w:lang w:val="hu-HU" w:eastAsia="zh-CN" w:bidi="hi-IN"/>
         </w:rPr>
         <w:t>228.elmélet</w:t>
@@ -276,11 +294,12 @@
         <w:bidi w:val="0"/>
         <w:jc w:val="start"/>
         <w:rPr>
-          <w:lang w:val="hu-HU" w:eastAsia="zh-CN" w:bidi="hi-IN"/>
-        </w:rPr>
-      </w:pPr>
-      <w:r>
-        <w:rPr>
+          <w:rFonts w:ascii="JetBrains Mono" w:hAnsi="JetBrains Mono"/>
+        </w:rPr>
+      </w:pPr>
+      <w:r>
+        <w:rPr>
+          <w:rFonts w:ascii="JetBrains Mono" w:hAnsi="JetBrains Mono"/>
           <w:lang w:val="hu-HU" w:eastAsia="zh-CN" w:bidi="hi-IN"/>
         </w:rPr>
         <w:t>az AB vektor az egyenlő a B vektor – A vektor</w:t>
@@ -292,11 +311,12 @@
         <w:bidi w:val="0"/>
         <w:jc w:val="start"/>
         <w:rPr>
-          <w:lang w:val="hu-HU" w:eastAsia="zh-CN" w:bidi="hi-IN"/>
-        </w:rPr>
-      </w:pPr>
-      <w:r>
-        <w:rPr>
+          <w:rFonts w:ascii="JetBrains Mono" w:hAnsi="JetBrains Mono"/>
+        </w:rPr>
+      </w:pPr>
+      <w:r>
+        <w:rPr>
+          <w:rFonts w:ascii="JetBrains Mono" w:hAnsi="JetBrains Mono"/>
           <w:lang w:val="hu-HU" w:eastAsia="zh-CN" w:bidi="hi-IN"/>
         </w:rPr>
         <w:t>A(5;2)</w:t>
@@ -308,11 +328,12 @@
         <w:bidi w:val="0"/>
         <w:jc w:val="start"/>
         <w:rPr>
-          <w:lang w:val="hu-HU" w:eastAsia="zh-CN" w:bidi="hi-IN"/>
-        </w:rPr>
-      </w:pPr>
-      <w:r>
-        <w:rPr>
+          <w:rFonts w:ascii="JetBrains Mono" w:hAnsi="JetBrains Mono"/>
+        </w:rPr>
+      </w:pPr>
+      <w:r>
+        <w:rPr>
+          <w:rFonts w:ascii="JetBrains Mono" w:hAnsi="JetBrains Mono"/>
           <w:lang w:val="hu-HU" w:eastAsia="zh-CN" w:bidi="hi-IN"/>
         </w:rPr>
         <w:t>B(1;4)</w:t>
@@ -324,11 +345,12 @@
         <w:bidi w:val="0"/>
         <w:jc w:val="start"/>
         <w:rPr>
-          <w:lang w:val="hu-HU" w:eastAsia="zh-CN" w:bidi="hi-IN"/>
-        </w:rPr>
-      </w:pPr>
-      <w:r>
-        <w:rPr>
+          <w:rFonts w:ascii="JetBrains Mono" w:hAnsi="JetBrains Mono"/>
+        </w:rPr>
+      </w:pPr>
+      <w:r>
+        <w:rPr>
+          <w:rFonts w:ascii="JetBrains Mono" w:hAnsi="JetBrains Mono"/>
           <w:lang w:val="hu-HU" w:eastAsia="zh-CN" w:bidi="hi-IN"/>
         </w:rPr>
         <w:t>AB(-4;2)</w:t>
@@ -340,26 +362,30 @@
         <w:bidi w:val="0"/>
         <w:jc w:val="start"/>
         <w:rPr>
-          <w:lang w:val="hu-HU" w:eastAsia="zh-CN" w:bidi="hi-IN"/>
-        </w:rPr>
-      </w:pPr>
-      <w:r>
-        <w:rPr>
-          <w:lang w:val="hu-HU" w:eastAsia="zh-CN" w:bidi="hi-IN"/>
-        </w:rPr>
-      </w:r>
-    </w:p>
-    <w:p>
-      <w:pPr>
-        <w:pStyle w:val="Normal"/>
-        <w:bidi w:val="0"/>
-        <w:jc w:val="start"/>
-        <w:rPr>
-          <w:lang w:val="hu-HU" w:eastAsia="zh-CN" w:bidi="hi-IN"/>
-        </w:rPr>
-      </w:pPr>
-      <w:r>
-        <w:rPr>
+          <w:rFonts w:ascii="JetBrains Mono" w:hAnsi="JetBrains Mono"/>
+          <w:lang w:val="hu-HU" w:eastAsia="zh-CN" w:bidi="hi-IN"/>
+        </w:rPr>
+      </w:pPr>
+      <w:r>
+        <w:rPr>
+          <w:rFonts w:ascii="JetBrains Mono" w:hAnsi="JetBrains Mono"/>
+          <w:lang w:val="hu-HU" w:eastAsia="zh-CN" w:bidi="hi-IN"/>
+        </w:rPr>
+      </w:r>
+    </w:p>
+    <w:p>
+      <w:pPr>
+        <w:pStyle w:val="Normal"/>
+        <w:bidi w:val="0"/>
+        <w:jc w:val="start"/>
+        <w:rPr>
+          <w:rFonts w:ascii="JetBrains Mono" w:hAnsi="JetBrains Mono"/>
+          <w:lang w:val="hu-HU" w:eastAsia="zh-CN" w:bidi="hi-IN"/>
+        </w:rPr>
+      </w:pPr>
+      <w:r>
+        <w:rPr>
+          <w:rFonts w:ascii="JetBrains Mono" w:hAnsi="JetBrains Mono"/>
           <w:lang w:val="hu-HU" w:eastAsia="zh-CN" w:bidi="hi-IN"/>
         </w:rPr>
       </w:r>
@@ -373,6 +399,7 @@
       </w:pPr>
       <w:r>
         <w:rPr>
+          <w:rFonts w:ascii="JetBrains Mono" w:hAnsi="JetBrains Mono"/>
           <w:sz w:val="36"/>
           <w:szCs w:val="36"/>
           <w:lang w:val="hu-HU" w:eastAsia="zh-CN" w:bidi="hi-IN"/>
@@ -382,6 +409,7 @@
       <w:r>
         <w:rPr>
           <w:rStyle w:val="Strong"/>
+          <w:rFonts w:ascii="JetBrains Mono" w:hAnsi="JetBrains Mono"/>
           <w:sz w:val="36"/>
           <w:szCs w:val="36"/>
           <w:lang w:val="hu-HU" w:eastAsia="zh-CN" w:bidi="hi-IN"/>
@@ -390,6 +418,7 @@
       </w:r>
       <w:r>
         <w:rPr>
+          <w:rFonts w:ascii="JetBrains Mono" w:hAnsi="JetBrains Mono"/>
           <w:sz w:val="36"/>
           <w:szCs w:val="36"/>
           <w:lang w:val="hu-HU" w:eastAsia="zh-CN" w:bidi="hi-IN"/>
@@ -399,6 +428,7 @@
       <w:r>
         <w:rPr>
           <w:rStyle w:val="Strong"/>
+          <w:rFonts w:ascii="JetBrains Mono" w:hAnsi="JetBrains Mono"/>
           <w:sz w:val="36"/>
           <w:szCs w:val="36"/>
           <w:lang w:val="hu-HU" w:eastAsia="zh-CN" w:bidi="hi-IN"/>
@@ -407,6 +437,7 @@
       </w:r>
       <w:r>
         <w:rPr>
+          <w:rFonts w:ascii="JetBrains Mono" w:hAnsi="JetBrains Mono"/>
           <w:sz w:val="36"/>
           <w:szCs w:val="36"/>
           <w:lang w:val="hu-HU" w:eastAsia="zh-CN" w:bidi="hi-IN"/>
@@ -419,11 +450,12 @@
         <w:pStyle w:val="BodyText"/>
         <w:spacing w:before="0" w:after="0"/>
         <w:rPr>
-          <w:lang w:val="hu-HU" w:eastAsia="zh-CN" w:bidi="hi-IN"/>
-        </w:rPr>
-      </w:pPr>
-      <w:r>
-        <w:rPr>
+          <w:rFonts w:ascii="JetBrains Mono" w:hAnsi="JetBrains Mono"/>
+        </w:rPr>
+      </w:pPr>
+      <w:r>
+        <w:rPr>
+          <w:rFonts w:ascii="JetBrains Mono" w:hAnsi="JetBrains Mono"/>
           <w:b/>
           <w:bCs/>
           <w:sz w:val="28"/>
@@ -434,6 +466,7 @@
       </w:r>
       <w:r>
         <w:rPr>
+          <w:rFonts w:ascii="JetBrains Mono" w:hAnsi="JetBrains Mono"/>
           <w:lang w:val="hu-HU" w:eastAsia="zh-CN" w:bidi="hi-IN"/>
         </w:rPr>
         <w:t>​</w:t>
@@ -445,11 +478,12 @@
         <w:bidi w:val="0"/>
         <w:jc w:val="start"/>
         <w:rPr>
-          <w:lang w:val="hu-HU" w:eastAsia="zh-CN" w:bidi="hi-IN"/>
-        </w:rPr>
-      </w:pPr>
-      <w:r>
-        <w:rPr>
+          <w:rFonts w:ascii="JetBrains Mono" w:hAnsi="JetBrains Mono"/>
+        </w:rPr>
+      </w:pPr>
+      <w:r>
+        <w:rPr>
+          <w:rFonts w:ascii="JetBrains Mono" w:hAnsi="JetBrains Mono"/>
           <w:lang w:val="hu-HU" w:eastAsia="zh-CN" w:bidi="hi-IN"/>
         </w:rPr>
         <w:t>263/16.</w:t>
@@ -461,11 +495,12 @@
         <w:bidi w:val="0"/>
         <w:jc w:val="start"/>
         <w:rPr>
-          <w:lang w:val="hu-HU" w:eastAsia="zh-CN" w:bidi="hi-IN"/>
-        </w:rPr>
-      </w:pPr>
-      <w:r>
-        <w:rPr>
+          <w:rFonts w:ascii="JetBrains Mono" w:hAnsi="JetBrains Mono"/>
+        </w:rPr>
+      </w:pPr>
+      <w:r>
+        <w:rPr>
+          <w:rFonts w:ascii="JetBrains Mono" w:hAnsi="JetBrains Mono"/>
           <w:lang w:val="hu-HU" w:eastAsia="zh-CN" w:bidi="hi-IN"/>
         </w:rPr>
         <w:t>a. C(0;0) k?</w:t>
@@ -477,11 +512,12 @@
         <w:bidi w:val="0"/>
         <w:jc w:val="start"/>
         <w:rPr>
-          <w:lang w:val="hu-HU" w:eastAsia="zh-CN" w:bidi="hi-IN"/>
-        </w:rPr>
-      </w:pPr>
-      <w:r>
-        <w:rPr>
+          <w:rFonts w:ascii="JetBrains Mono" w:hAnsi="JetBrains Mono"/>
+        </w:rPr>
+      </w:pPr>
+      <w:r>
+        <w:rPr>
+          <w:rFonts w:ascii="JetBrains Mono" w:hAnsi="JetBrains Mono"/>
           <w:lang w:val="hu-HU" w:eastAsia="zh-CN" w:bidi="hi-IN"/>
         </w:rPr>
         <w:t>R=5</w:t>
@@ -493,11 +529,12 @@
         <w:bidi w:val="0"/>
         <w:jc w:val="start"/>
         <w:rPr>
-          <w:lang w:val="hu-HU" w:eastAsia="zh-CN" w:bidi="hi-IN"/>
-        </w:rPr>
-      </w:pPr>
-      <w:r>
-        <w:rPr>
+          <w:rFonts w:ascii="JetBrains Mono" w:hAnsi="JetBrains Mono"/>
+        </w:rPr>
+      </w:pPr>
+      <w:r>
+        <w:rPr>
+          <w:rFonts w:ascii="JetBrains Mono" w:hAnsi="JetBrains Mono"/>
           <w:lang w:val="hu-HU" w:eastAsia="zh-CN" w:bidi="hi-IN"/>
         </w:rPr>
         <w:t>k: (x-0)^2+(y-0)^2=5^2</w:t>
@@ -509,11 +546,12 @@
         <w:bidi w:val="0"/>
         <w:jc w:val="start"/>
         <w:rPr>
-          <w:lang w:val="hu-HU" w:eastAsia="zh-CN" w:bidi="hi-IN"/>
-        </w:rPr>
-      </w:pPr>
-      <w:r>
-        <w:rPr>
+          <w:rFonts w:ascii="JetBrains Mono" w:hAnsi="JetBrains Mono"/>
+        </w:rPr>
+      </w:pPr>
+      <w:r>
+        <w:rPr>
+          <w:rFonts w:ascii="JetBrains Mono" w:hAnsi="JetBrains Mono"/>
           <w:lang w:val="hu-HU" w:eastAsia="zh-CN" w:bidi="hi-IN"/>
         </w:rPr>
         <w:t>x^2+y^2=25</w:t>
@@ -525,26 +563,29 @@
         <w:bidi w:val="0"/>
         <w:jc w:val="start"/>
         <w:rPr>
-          <w:lang w:val="hu-HU" w:eastAsia="zh-CN" w:bidi="hi-IN"/>
-        </w:rPr>
-      </w:pPr>
-      <w:r>
-        <w:rPr>
-          <w:lang w:val="hu-HU" w:eastAsia="zh-CN" w:bidi="hi-IN"/>
-        </w:rPr>
-      </w:r>
-    </w:p>
-    <w:p>
-      <w:pPr>
-        <w:pStyle w:val="Normal"/>
-        <w:bidi w:val="0"/>
-        <w:jc w:val="start"/>
-        <w:rPr>
-          <w:lang w:val="hu-HU" w:eastAsia="zh-CN" w:bidi="hi-IN"/>
-        </w:rPr>
-      </w:pPr>
-      <w:r>
-        <w:rPr>
+          <w:rFonts w:ascii="JetBrains Mono" w:hAnsi="JetBrains Mono"/>
+          <w:lang w:val="hu-HU" w:eastAsia="zh-CN" w:bidi="hi-IN"/>
+        </w:rPr>
+      </w:pPr>
+      <w:r>
+        <w:rPr>
+          <w:rFonts w:ascii="JetBrains Mono" w:hAnsi="JetBrains Mono"/>
+          <w:lang w:val="hu-HU" w:eastAsia="zh-CN" w:bidi="hi-IN"/>
+        </w:rPr>
+      </w:r>
+    </w:p>
+    <w:p>
+      <w:pPr>
+        <w:pStyle w:val="Normal"/>
+        <w:bidi w:val="0"/>
+        <w:jc w:val="start"/>
+        <w:rPr>
+          <w:rFonts w:ascii="JetBrains Mono" w:hAnsi="JetBrains Mono"/>
+        </w:rPr>
+      </w:pPr>
+      <w:r>
+        <w:rPr>
+          <w:rFonts w:ascii="JetBrains Mono" w:hAnsi="JetBrains Mono"/>
           <w:lang w:val="hu-HU" w:eastAsia="zh-CN" w:bidi="hi-IN"/>
         </w:rPr>
         <w:t>hf.</w:t>
@@ -556,11 +597,12 @@
         <w:bidi w:val="0"/>
         <w:jc w:val="start"/>
         <w:rPr>
-          <w:lang w:val="hu-HU" w:eastAsia="zh-CN" w:bidi="hi-IN"/>
-        </w:rPr>
-      </w:pPr>
-      <w:r>
-        <w:rPr>
+          <w:rFonts w:ascii="JetBrains Mono" w:hAnsi="JetBrains Mono"/>
+        </w:rPr>
+      </w:pPr>
+      <w:r>
+        <w:rPr>
+          <w:rFonts w:ascii="JetBrains Mono" w:hAnsi="JetBrains Mono"/>
           <w:lang w:val="hu-HU" w:eastAsia="zh-CN" w:bidi="hi-IN"/>
         </w:rPr>
         <w:t>b.</w:t>
@@ -572,11 +614,12 @@
         <w:bidi w:val="0"/>
         <w:jc w:val="start"/>
         <w:rPr>
-          <w:lang w:val="hu-HU" w:eastAsia="zh-CN" w:bidi="hi-IN"/>
-        </w:rPr>
-      </w:pPr>
-      <w:r>
-        <w:rPr>
+          <w:rFonts w:ascii="JetBrains Mono" w:hAnsi="JetBrains Mono"/>
+        </w:rPr>
+      </w:pPr>
+      <w:r>
+        <w:rPr>
+          <w:rFonts w:ascii="JetBrains Mono" w:hAnsi="JetBrains Mono"/>
           <w:lang w:val="hu-HU" w:eastAsia="zh-CN" w:bidi="hi-IN"/>
         </w:rPr>
         <w:t>C(4;5)</w:t>
@@ -588,11 +631,12 @@
         <w:bidi w:val="0"/>
         <w:jc w:val="start"/>
         <w:rPr>
-          <w:lang w:val="hu-HU" w:eastAsia="zh-CN" w:bidi="hi-IN"/>
-        </w:rPr>
-      </w:pPr>
-      <w:r>
-        <w:rPr>
+          <w:rFonts w:ascii="JetBrains Mono" w:hAnsi="JetBrains Mono"/>
+        </w:rPr>
+      </w:pPr>
+      <w:r>
+        <w:rPr>
+          <w:rFonts w:ascii="JetBrains Mono" w:hAnsi="JetBrains Mono"/>
           <w:lang w:val="hu-HU" w:eastAsia="zh-CN" w:bidi="hi-IN"/>
         </w:rPr>
         <w:t>R=5</w:t>
@@ -604,11 +648,12 @@
         <w:bidi w:val="0"/>
         <w:jc w:val="start"/>
         <w:rPr>
-          <w:lang w:val="hu-HU" w:eastAsia="zh-CN" w:bidi="hi-IN"/>
-        </w:rPr>
-      </w:pPr>
-      <w:r>
-        <w:rPr>
+          <w:rFonts w:ascii="JetBrains Mono" w:hAnsi="JetBrains Mono"/>
+        </w:rPr>
+      </w:pPr>
+      <w:r>
+        <w:rPr>
+          <w:rFonts w:ascii="JetBrains Mono" w:hAnsi="JetBrains Mono"/>
           <w:lang w:val="hu-HU" w:eastAsia="zh-CN" w:bidi="hi-IN"/>
         </w:rPr>
         <w:t>k:(x-4)^2+(y-5)^2=25</w:t>
@@ -620,11 +665,12 @@
         <w:bidi w:val="0"/>
         <w:jc w:val="start"/>
         <w:rPr>
-          <w:lang w:val="hu-HU" w:eastAsia="zh-CN" w:bidi="hi-IN"/>
-        </w:rPr>
-      </w:pPr>
-      <w:r>
-        <w:rPr>
+          <w:rFonts w:ascii="JetBrains Mono" w:hAnsi="JetBrains Mono"/>
+        </w:rPr>
+      </w:pPr>
+      <w:r>
+        <w:rPr>
+          <w:rFonts w:ascii="JetBrains Mono" w:hAnsi="JetBrains Mono"/>
           <w:lang w:val="hu-HU" w:eastAsia="zh-CN" w:bidi="hi-IN"/>
         </w:rPr>
         <w:t>c.</w:t>
@@ -636,11 +682,12 @@
         <w:bidi w:val="0"/>
         <w:jc w:val="start"/>
         <w:rPr>
-          <w:lang w:val="hu-HU" w:eastAsia="zh-CN" w:bidi="hi-IN"/>
-        </w:rPr>
-      </w:pPr>
-      <w:r>
-        <w:rPr>
+          <w:rFonts w:ascii="JetBrains Mono" w:hAnsi="JetBrains Mono"/>
+        </w:rPr>
+      </w:pPr>
+      <w:r>
+        <w:rPr>
+          <w:rFonts w:ascii="JetBrains Mono" w:hAnsi="JetBrains Mono"/>
           <w:lang w:val="hu-HU" w:eastAsia="zh-CN" w:bidi="hi-IN"/>
         </w:rPr>
         <w:t>C(-2;3)</w:t>
@@ -652,11 +699,12 @@
         <w:bidi w:val="0"/>
         <w:jc w:val="start"/>
         <w:rPr>
-          <w:lang w:val="hu-HU" w:eastAsia="zh-CN" w:bidi="hi-IN"/>
-        </w:rPr>
-      </w:pPr>
-      <w:r>
-        <w:rPr>
+          <w:rFonts w:ascii="JetBrains Mono" w:hAnsi="JetBrains Mono"/>
+        </w:rPr>
+      </w:pPr>
+      <w:r>
+        <w:rPr>
+          <w:rFonts w:ascii="JetBrains Mono" w:hAnsi="JetBrains Mono"/>
           <w:lang w:val="hu-HU" w:eastAsia="zh-CN" w:bidi="hi-IN"/>
         </w:rPr>
         <w:t>R=sqrt(5)</w:t>
@@ -668,11 +716,12 @@
         <w:bidi w:val="0"/>
         <w:jc w:val="start"/>
         <w:rPr>
-          <w:lang w:val="hu-HU" w:eastAsia="zh-CN" w:bidi="hi-IN"/>
-        </w:rPr>
-      </w:pPr>
-      <w:r>
-        <w:rPr>
+          <w:rFonts w:ascii="JetBrains Mono" w:hAnsi="JetBrains Mono"/>
+        </w:rPr>
+      </w:pPr>
+      <w:r>
+        <w:rPr>
+          <w:rFonts w:ascii="JetBrains Mono" w:hAnsi="JetBrains Mono"/>
           <w:lang w:val="hu-HU" w:eastAsia="zh-CN" w:bidi="hi-IN"/>
         </w:rPr>
         <w:t>k:(x+2)^2+(y-3)^2=5</w:t>
@@ -684,11 +733,12 @@
         <w:bidi w:val="0"/>
         <w:jc w:val="start"/>
         <w:rPr>
-          <w:lang w:val="hu-HU" w:eastAsia="zh-CN" w:bidi="hi-IN"/>
-        </w:rPr>
-      </w:pPr>
-      <w:r>
-        <w:rPr>
+          <w:rFonts w:ascii="JetBrains Mono" w:hAnsi="JetBrains Mono"/>
+        </w:rPr>
+      </w:pPr>
+      <w:r>
+        <w:rPr>
+          <w:rFonts w:ascii="JetBrains Mono" w:hAnsi="JetBrains Mono"/>
           <w:lang w:val="hu-HU" w:eastAsia="zh-CN" w:bidi="hi-IN"/>
         </w:rPr>
         <w:t>d.</w:t>
@@ -700,11 +750,12 @@
         <w:bidi w:val="0"/>
         <w:jc w:val="start"/>
         <w:rPr>
-          <w:lang w:val="hu-HU" w:eastAsia="zh-CN" w:bidi="hi-IN"/>
-        </w:rPr>
-      </w:pPr>
-      <w:r>
-        <w:rPr>
+          <w:rFonts w:ascii="JetBrains Mono" w:hAnsi="JetBrains Mono"/>
+        </w:rPr>
+      </w:pPr>
+      <w:r>
+        <w:rPr>
+          <w:rFonts w:ascii="JetBrains Mono" w:hAnsi="JetBrains Mono"/>
           <w:lang w:val="hu-HU" w:eastAsia="zh-CN" w:bidi="hi-IN"/>
         </w:rPr>
         <w:t>C(-3;-5)</w:t>
@@ -716,11 +767,12 @@
         <w:bidi w:val="0"/>
         <w:jc w:val="start"/>
         <w:rPr>
-          <w:lang w:val="hu-HU" w:eastAsia="zh-CN" w:bidi="hi-IN"/>
-        </w:rPr>
-      </w:pPr>
-      <w:r>
-        <w:rPr>
+          <w:rFonts w:ascii="JetBrains Mono" w:hAnsi="JetBrains Mono"/>
+        </w:rPr>
+      </w:pPr>
+      <w:r>
+        <w:rPr>
+          <w:rFonts w:ascii="JetBrains Mono" w:hAnsi="JetBrains Mono"/>
           <w:lang w:val="hu-HU" w:eastAsia="zh-CN" w:bidi="hi-IN"/>
         </w:rPr>
         <w:t>R=10</w:t>
@@ -732,11 +784,12 @@
         <w:bidi w:val="0"/>
         <w:jc w:val="start"/>
         <w:rPr>
-          <w:lang w:val="hu-HU" w:eastAsia="zh-CN" w:bidi="hi-IN"/>
-        </w:rPr>
-      </w:pPr>
-      <w:r>
-        <w:rPr>
+          <w:rFonts w:ascii="JetBrains Mono" w:hAnsi="JetBrains Mono"/>
+        </w:rPr>
+      </w:pPr>
+      <w:r>
+        <w:rPr>
+          <w:rFonts w:ascii="JetBrains Mono" w:hAnsi="JetBrains Mono"/>
           <w:lang w:val="hu-HU" w:eastAsia="zh-CN" w:bidi="hi-IN"/>
         </w:rPr>
         <w:t>k:(x+3)^2+(y+5)^2=100</w:t>
@@ -748,26 +801,29 @@
         <w:bidi w:val="0"/>
         <w:jc w:val="start"/>
         <w:rPr>
-          <w:lang w:val="hu-HU" w:eastAsia="zh-CN" w:bidi="hi-IN"/>
-        </w:rPr>
-      </w:pPr>
-      <w:r>
-        <w:rPr>
-          <w:lang w:val="hu-HU" w:eastAsia="zh-CN" w:bidi="hi-IN"/>
-        </w:rPr>
-      </w:r>
-    </w:p>
-    <w:p>
-      <w:pPr>
-        <w:pStyle w:val="Normal"/>
-        <w:bidi w:val="0"/>
-        <w:jc w:val="start"/>
-        <w:rPr>
-          <w:lang w:val="hu-HU" w:eastAsia="zh-CN" w:bidi="hi-IN"/>
-        </w:rPr>
-      </w:pPr>
-      <w:r>
-        <w:rPr>
+          <w:rFonts w:ascii="JetBrains Mono" w:hAnsi="JetBrains Mono"/>
+          <w:lang w:val="hu-HU" w:eastAsia="zh-CN" w:bidi="hi-IN"/>
+        </w:rPr>
+      </w:pPr>
+      <w:r>
+        <w:rPr>
+          <w:rFonts w:ascii="JetBrains Mono" w:hAnsi="JetBrains Mono"/>
+          <w:lang w:val="hu-HU" w:eastAsia="zh-CN" w:bidi="hi-IN"/>
+        </w:rPr>
+      </w:r>
+    </w:p>
+    <w:p>
+      <w:pPr>
+        <w:pStyle w:val="Normal"/>
+        <w:bidi w:val="0"/>
+        <w:jc w:val="start"/>
+        <w:rPr>
+          <w:rFonts w:ascii="JetBrains Mono" w:hAnsi="JetBrains Mono"/>
+        </w:rPr>
+      </w:pPr>
+      <w:r>
+        <w:rPr>
+          <w:rFonts w:ascii="JetBrains Mono" w:hAnsi="JetBrains Mono"/>
           <w:lang w:val="hu-HU" w:eastAsia="zh-CN" w:bidi="hi-IN"/>
         </w:rPr>
         <w:t>hf 235/1 (nem körös)</w:t>
@@ -779,41 +835,46 @@
         <w:bidi w:val="0"/>
         <w:jc w:val="start"/>
         <w:rPr>
-          <w:lang w:val="hu-HU" w:eastAsia="zh-CN" w:bidi="hi-IN"/>
-        </w:rPr>
-      </w:pPr>
-      <w:r>
-        <w:rPr>
-          <w:lang w:val="hu-HU" w:eastAsia="zh-CN" w:bidi="hi-IN"/>
-        </w:rPr>
-      </w:r>
-    </w:p>
-    <w:p>
-      <w:pPr>
-        <w:pStyle w:val="Normal"/>
-        <w:bidi w:val="0"/>
-        <w:jc w:val="start"/>
-        <w:rPr>
-          <w:lang w:val="hu-HU" w:eastAsia="zh-CN" w:bidi="hi-IN"/>
-        </w:rPr>
-      </w:pPr>
-      <w:r>
-        <w:rPr>
-          <w:lang w:val="hu-HU" w:eastAsia="zh-CN" w:bidi="hi-IN"/>
-        </w:rPr>
-      </w:r>
-    </w:p>
-    <w:p>
-      <w:pPr>
-        <w:pStyle w:val="Normal"/>
-        <w:bidi w:val="0"/>
-        <w:jc w:val="start"/>
-        <w:rPr>
-          <w:lang w:val="hu-HU" w:eastAsia="zh-CN" w:bidi="hi-IN"/>
-        </w:rPr>
-      </w:pPr>
-      <w:r>
-        <w:rPr>
+          <w:rFonts w:ascii="JetBrains Mono" w:hAnsi="JetBrains Mono"/>
+          <w:lang w:val="hu-HU" w:eastAsia="zh-CN" w:bidi="hi-IN"/>
+        </w:rPr>
+      </w:pPr>
+      <w:r>
+        <w:rPr>
+          <w:rFonts w:ascii="JetBrains Mono" w:hAnsi="JetBrains Mono"/>
+          <w:lang w:val="hu-HU" w:eastAsia="zh-CN" w:bidi="hi-IN"/>
+        </w:rPr>
+      </w:r>
+    </w:p>
+    <w:p>
+      <w:pPr>
+        <w:pStyle w:val="Normal"/>
+        <w:bidi w:val="0"/>
+        <w:jc w:val="start"/>
+        <w:rPr>
+          <w:rFonts w:ascii="JetBrains Mono" w:hAnsi="JetBrains Mono"/>
+          <w:lang w:val="hu-HU" w:eastAsia="zh-CN" w:bidi="hi-IN"/>
+        </w:rPr>
+      </w:pPr>
+      <w:r>
+        <w:rPr>
+          <w:rFonts w:ascii="JetBrains Mono" w:hAnsi="JetBrains Mono"/>
+          <w:lang w:val="hu-HU" w:eastAsia="zh-CN" w:bidi="hi-IN"/>
+        </w:rPr>
+      </w:r>
+    </w:p>
+    <w:p>
+      <w:pPr>
+        <w:pStyle w:val="Normal"/>
+        <w:bidi w:val="0"/>
+        <w:jc w:val="start"/>
+        <w:rPr>
+          <w:rFonts w:ascii="JetBrains Mono" w:hAnsi="JetBrains Mono"/>
+        </w:rPr>
+      </w:pPr>
+      <w:r>
+        <w:rPr>
+          <w:rFonts w:ascii="JetBrains Mono" w:hAnsi="JetBrains Mono"/>
           <w:lang w:val="hu-HU" w:eastAsia="zh-CN" w:bidi="hi-IN"/>
         </w:rPr>
         <w:t>245/4</w:t>
@@ -825,11 +886,12 @@
         <w:bidi w:val="0"/>
         <w:jc w:val="start"/>
         <w:rPr>
-          <w:lang w:val="hu-HU" w:eastAsia="zh-CN" w:bidi="hi-IN"/>
-        </w:rPr>
-      </w:pPr>
-      <w:r>
-        <w:rPr>
+          <w:rFonts w:ascii="JetBrains Mono" w:hAnsi="JetBrains Mono"/>
+        </w:rPr>
+      </w:pPr>
+      <w:r>
+        <w:rPr>
+          <w:rFonts w:ascii="JetBrains Mono" w:hAnsi="JetBrains Mono"/>
           <w:lang w:val="hu-HU" w:eastAsia="zh-CN" w:bidi="hi-IN"/>
         </w:rPr>
         <w:t>(x+7)^2+(y+15)^2=radius</w:t>
@@ -841,11 +903,12 @@
         <w:bidi w:val="0"/>
         <w:jc w:val="start"/>
         <w:rPr>
-          <w:lang w:val="hu-HU" w:eastAsia="zh-CN" w:bidi="hi-IN"/>
-        </w:rPr>
-      </w:pPr>
-      <w:r>
-        <w:rPr>
+          <w:rFonts w:ascii="JetBrains Mono" w:hAnsi="JetBrains Mono"/>
+        </w:rPr>
+      </w:pPr>
+      <w:r>
+        <w:rPr>
+          <w:rFonts w:ascii="JetBrains Mono" w:hAnsi="JetBrains Mono"/>
           <w:lang w:val="hu-HU" w:eastAsia="zh-CN" w:bidi="hi-IN"/>
         </w:rPr>
         <w:t>radius = sqrt(64+225) /= 17</w:t>
@@ -857,11 +920,12 @@
         <w:bidi w:val="0"/>
         <w:jc w:val="start"/>
         <w:rPr>
-          <w:lang w:val="hu-HU" w:eastAsia="zh-CN" w:bidi="hi-IN"/>
-        </w:rPr>
-      </w:pPr>
-      <w:r>
-        <w:rPr>
+          <w:rFonts w:ascii="JetBrains Mono" w:hAnsi="JetBrains Mono"/>
+        </w:rPr>
+      </w:pPr>
+      <w:r>
+        <w:rPr>
+          <w:rFonts w:ascii="JetBrains Mono" w:hAnsi="JetBrains Mono"/>
           <w:lang w:val="hu-HU" w:eastAsia="zh-CN" w:bidi="hi-IN"/>
         </w:rPr>
         <w:t>(x+7)^2+(y+15)^2=17</w:t>
@@ -873,26 +937,29 @@
         <w:bidi w:val="0"/>
         <w:jc w:val="start"/>
         <w:rPr>
-          <w:lang w:val="hu-HU" w:eastAsia="zh-CN" w:bidi="hi-IN"/>
-        </w:rPr>
-      </w:pPr>
-      <w:r>
-        <w:rPr>
-          <w:lang w:val="hu-HU" w:eastAsia="zh-CN" w:bidi="hi-IN"/>
-        </w:rPr>
-      </w:r>
-    </w:p>
-    <w:p>
-      <w:pPr>
-        <w:pStyle w:val="Normal"/>
-        <w:bidi w:val="0"/>
-        <w:jc w:val="start"/>
-        <w:rPr>
-          <w:lang w:val="hu-HU" w:eastAsia="zh-CN" w:bidi="hi-IN"/>
-        </w:rPr>
-      </w:pPr>
-      <w:r>
-        <w:rPr>
+          <w:rFonts w:ascii="JetBrains Mono" w:hAnsi="JetBrains Mono"/>
+          <w:lang w:val="hu-HU" w:eastAsia="zh-CN" w:bidi="hi-IN"/>
+        </w:rPr>
+      </w:pPr>
+      <w:r>
+        <w:rPr>
+          <w:rFonts w:ascii="JetBrains Mono" w:hAnsi="JetBrains Mono"/>
+          <w:lang w:val="hu-HU" w:eastAsia="zh-CN" w:bidi="hi-IN"/>
+        </w:rPr>
+      </w:r>
+    </w:p>
+    <w:p>
+      <w:pPr>
+        <w:pStyle w:val="Normal"/>
+        <w:bidi w:val="0"/>
+        <w:jc w:val="start"/>
+        <w:rPr>
+          <w:rFonts w:ascii="JetBrains Mono" w:hAnsi="JetBrains Mono"/>
+        </w:rPr>
+      </w:pPr>
+      <w:r>
+        <w:rPr>
+          <w:rFonts w:ascii="JetBrains Mono" w:hAnsi="JetBrains Mono"/>
           <w:lang w:val="hu-HU" w:eastAsia="zh-CN" w:bidi="hi-IN"/>
         </w:rPr>
         <w:t>a: y=2 (nem függvény hanem egyenes)</w:t>
@@ -904,11 +971,12 @@
         <w:bidi w:val="0"/>
         <w:jc w:val="start"/>
         <w:rPr>
-          <w:lang w:val="hu-HU" w:eastAsia="zh-CN" w:bidi="hi-IN"/>
-        </w:rPr>
-      </w:pPr>
-      <w:r>
-        <w:rPr>
+          <w:rFonts w:ascii="JetBrains Mono" w:hAnsi="JetBrains Mono"/>
+        </w:rPr>
+      </w:pPr>
+      <w:r>
+        <w:rPr>
+          <w:rFonts w:ascii="JetBrains Mono" w:hAnsi="JetBrains Mono"/>
           <w:lang w:val="hu-HU" w:eastAsia="zh-CN" w:bidi="hi-IN"/>
         </w:rPr>
         <w:t>alfa: egyenes irányszöge</w:t>
@@ -920,11 +988,12 @@
         <w:bidi w:val="0"/>
         <w:jc w:val="start"/>
         <w:rPr>
-          <w:lang w:val="hu-HU" w:eastAsia="zh-CN" w:bidi="hi-IN"/>
-        </w:rPr>
-      </w:pPr>
-      <w:r>
-        <w:rPr>
+          <w:rFonts w:ascii="JetBrains Mono" w:hAnsi="JetBrains Mono"/>
+        </w:rPr>
+      </w:pPr>
+      <w:r>
+        <w:rPr>
+          <w:rFonts w:ascii="JetBrains Mono" w:hAnsi="JetBrains Mono"/>
           <w:lang w:val="hu-HU" w:eastAsia="zh-CN" w:bidi="hi-IN"/>
         </w:rPr>
         <w:t>tangens alfa: az egyenes iránytangense</w:t>
@@ -936,26 +1005,29 @@
         <w:bidi w:val="0"/>
         <w:jc w:val="start"/>
         <w:rPr>
-          <w:lang w:val="hu-HU" w:eastAsia="zh-CN" w:bidi="hi-IN"/>
-        </w:rPr>
-      </w:pPr>
-      <w:r>
-        <w:rPr>
-          <w:lang w:val="hu-HU" w:eastAsia="zh-CN" w:bidi="hi-IN"/>
-        </w:rPr>
-      </w:r>
-    </w:p>
-    <w:p>
-      <w:pPr>
-        <w:pStyle w:val="Normal"/>
-        <w:bidi w:val="0"/>
-        <w:jc w:val="start"/>
-        <w:rPr>
-          <w:lang w:val="hu-HU" w:eastAsia="zh-CN" w:bidi="hi-IN"/>
-        </w:rPr>
-      </w:pPr>
-      <w:r>
-        <w:rPr>
+          <w:rFonts w:ascii="JetBrains Mono" w:hAnsi="JetBrains Mono"/>
+          <w:lang w:val="hu-HU" w:eastAsia="zh-CN" w:bidi="hi-IN"/>
+        </w:rPr>
+      </w:pPr>
+      <w:r>
+        <w:rPr>
+          <w:rFonts w:ascii="JetBrains Mono" w:hAnsi="JetBrains Mono"/>
+          <w:lang w:val="hu-HU" w:eastAsia="zh-CN" w:bidi="hi-IN"/>
+        </w:rPr>
+      </w:r>
+    </w:p>
+    <w:p>
+      <w:pPr>
+        <w:pStyle w:val="Normal"/>
+        <w:bidi w:val="0"/>
+        <w:jc w:val="start"/>
+        <w:rPr>
+          <w:rFonts w:ascii="JetBrains Mono" w:hAnsi="JetBrains Mono"/>
+        </w:rPr>
+      </w:pPr>
+      <w:r>
+        <w:rPr>
+          <w:rFonts w:ascii="JetBrains Mono" w:hAnsi="JetBrains Mono"/>
           <w:lang w:val="hu-HU" w:eastAsia="zh-CN" w:bidi="hi-IN"/>
         </w:rPr>
         <w:t>hf 256. pros 1</w:t>
@@ -967,11 +1039,12 @@
         <w:bidi w:val="0"/>
         <w:jc w:val="start"/>
         <w:rPr>
-          <w:lang w:val="hu-HU" w:eastAsia="zh-CN" w:bidi="hi-IN"/>
-        </w:rPr>
-      </w:pPr>
-      <w:r>
-        <w:rPr>
+          <w:rFonts w:ascii="JetBrains Mono" w:hAnsi="JetBrains Mono"/>
+        </w:rPr>
+      </w:pPr>
+      <w:r>
+        <w:rPr>
+          <w:rFonts w:ascii="JetBrains Mono" w:hAnsi="JetBrains Mono"/>
           <w:lang w:val="hu-HU" w:eastAsia="zh-CN" w:bidi="hi-IN"/>
         </w:rPr>
         <w:t>hf 57/3,2 piros</w:t>
@@ -983,56 +1056,63 @@
         <w:bidi w:val="0"/>
         <w:jc w:val="start"/>
         <w:rPr>
-          <w:lang w:val="hu-HU" w:eastAsia="zh-CN" w:bidi="hi-IN"/>
-        </w:rPr>
-      </w:pPr>
-      <w:r>
-        <w:rPr>
-          <w:lang w:val="hu-HU" w:eastAsia="zh-CN" w:bidi="hi-IN"/>
-        </w:rPr>
-      </w:r>
-    </w:p>
-    <w:p>
-      <w:pPr>
-        <w:pStyle w:val="Normal"/>
-        <w:bidi w:val="0"/>
-        <w:jc w:val="start"/>
-        <w:rPr>
-          <w:lang w:val="hu-HU" w:eastAsia="zh-CN" w:bidi="hi-IN"/>
-        </w:rPr>
-      </w:pPr>
-      <w:r>
-        <w:rPr>
-          <w:lang w:val="hu-HU" w:eastAsia="zh-CN" w:bidi="hi-IN"/>
-        </w:rPr>
-      </w:r>
-    </w:p>
-    <w:p>
-      <w:pPr>
-        <w:pStyle w:val="Normal"/>
-        <w:bidi w:val="0"/>
-        <w:jc w:val="start"/>
-        <w:rPr>
-          <w:lang w:val="hu-HU" w:eastAsia="zh-CN" w:bidi="hi-IN"/>
-        </w:rPr>
-      </w:pPr>
-      <w:r>
-        <w:rPr>
-          <w:lang w:val="hu-HU" w:eastAsia="zh-CN" w:bidi="hi-IN"/>
-        </w:rPr>
-      </w:r>
-    </w:p>
-    <w:p>
-      <w:pPr>
-        <w:pStyle w:val="Normal"/>
-        <w:bidi w:val="0"/>
-        <w:jc w:val="start"/>
-        <w:rPr>
-          <w:lang w:val="hu-HU" w:eastAsia="zh-CN" w:bidi="hi-IN"/>
-        </w:rPr>
-      </w:pPr>
-      <w:r>
-        <w:rPr>
+          <w:rFonts w:ascii="JetBrains Mono" w:hAnsi="JetBrains Mono"/>
+          <w:lang w:val="hu-HU" w:eastAsia="zh-CN" w:bidi="hi-IN"/>
+        </w:rPr>
+      </w:pPr>
+      <w:r>
+        <w:rPr>
+          <w:rFonts w:ascii="JetBrains Mono" w:hAnsi="JetBrains Mono"/>
+          <w:lang w:val="hu-HU" w:eastAsia="zh-CN" w:bidi="hi-IN"/>
+        </w:rPr>
+      </w:r>
+    </w:p>
+    <w:p>
+      <w:pPr>
+        <w:pStyle w:val="Normal"/>
+        <w:bidi w:val="0"/>
+        <w:jc w:val="start"/>
+        <w:rPr>
+          <w:rFonts w:ascii="JetBrains Mono" w:hAnsi="JetBrains Mono"/>
+          <w:lang w:val="hu-HU" w:eastAsia="zh-CN" w:bidi="hi-IN"/>
+        </w:rPr>
+      </w:pPr>
+      <w:r>
+        <w:rPr>
+          <w:rFonts w:ascii="JetBrains Mono" w:hAnsi="JetBrains Mono"/>
+          <w:lang w:val="hu-HU" w:eastAsia="zh-CN" w:bidi="hi-IN"/>
+        </w:rPr>
+      </w:r>
+    </w:p>
+    <w:p>
+      <w:pPr>
+        <w:pStyle w:val="Normal"/>
+        <w:bidi w:val="0"/>
+        <w:jc w:val="start"/>
+        <w:rPr>
+          <w:rFonts w:ascii="JetBrains Mono" w:hAnsi="JetBrains Mono"/>
+          <w:lang w:val="hu-HU" w:eastAsia="zh-CN" w:bidi="hi-IN"/>
+        </w:rPr>
+      </w:pPr>
+      <w:r>
+        <w:rPr>
+          <w:rFonts w:ascii="JetBrains Mono" w:hAnsi="JetBrains Mono"/>
+          <w:lang w:val="hu-HU" w:eastAsia="zh-CN" w:bidi="hi-IN"/>
+        </w:rPr>
+      </w:r>
+    </w:p>
+    <w:p>
+      <w:pPr>
+        <w:pStyle w:val="Normal"/>
+        <w:bidi w:val="0"/>
+        <w:jc w:val="start"/>
+        <w:rPr>
+          <w:rFonts w:ascii="JetBrains Mono" w:hAnsi="JetBrains Mono"/>
+        </w:rPr>
+      </w:pPr>
+      <w:r>
+        <w:rPr>
+          <w:rFonts w:ascii="JetBrains Mono" w:hAnsi="JetBrains Mono"/>
           <w:lang w:val="hu-HU" w:eastAsia="zh-CN" w:bidi="hi-IN"/>
         </w:rPr>
         <w:t>Sˇn = ((a1+an)*n)/2</w:t>
@@ -1044,14 +1124,298 @@
         <w:bidi w:val="0"/>
         <w:jc w:val="start"/>
         <w:rPr>
-          <w:lang w:val="hu-HU" w:eastAsia="zh-CN" w:bidi="hi-IN"/>
-        </w:rPr>
-      </w:pPr>
-      <w:r>
-        <w:rPr>
+          <w:rFonts w:ascii="JetBrains Mono" w:hAnsi="JetBrains Mono"/>
+          <w:lang w:val="hu-HU" w:eastAsia="zh-CN" w:bidi="hi-IN"/>
+        </w:rPr>
+      </w:pPr>
+      <w:r>
+        <w:rPr>
+          <w:rFonts w:ascii="JetBrains Mono" w:hAnsi="JetBrains Mono"/>
           <w:lang w:val="hu-HU" w:eastAsia="zh-CN" w:bidi="hi-IN"/>
         </w:rPr>
         <w:t>an = a1+(n-1)*d</w:t>
+      </w:r>
+    </w:p>
+    <w:p>
+      <w:pPr>
+        <w:pStyle w:val="Normal"/>
+        <w:bidi w:val="0"/>
+        <w:jc w:val="start"/>
+        <w:rPr>
+          <w:rFonts w:ascii="JetBrains Mono" w:hAnsi="JetBrains Mono"/>
+          <w:lang w:val="hu-HU" w:eastAsia="zh-CN" w:bidi="hi-IN"/>
+        </w:rPr>
+      </w:pPr>
+      <w:r>
+        <w:rPr>
+          <w:rFonts w:ascii="JetBrains Mono" w:hAnsi="JetBrains Mono"/>
+          <w:lang w:val="hu-HU" w:eastAsia="zh-CN" w:bidi="hi-IN"/>
+        </w:rPr>
+      </w:r>
+    </w:p>
+    <w:p>
+      <w:pPr>
+        <w:pStyle w:val="Normal"/>
+        <w:bidi w:val="0"/>
+        <w:jc w:val="start"/>
+        <w:rPr>
+          <w:rFonts w:ascii="JetBrains Mono" w:hAnsi="JetBrains Mono"/>
+          <w:lang w:val="hu-HU" w:eastAsia="zh-CN" w:bidi="hi-IN"/>
+        </w:rPr>
+      </w:pPr>
+      <w:r>
+        <w:rPr>
+          <w:rFonts w:ascii="JetBrains Mono" w:hAnsi="JetBrains Mono"/>
+          <w:lang w:val="hu-HU" w:eastAsia="zh-CN" w:bidi="hi-IN"/>
+        </w:rPr>
+        <w:t>mértani sorozatok</w:t>
+      </w:r>
+    </w:p>
+    <w:p>
+      <w:pPr>
+        <w:pStyle w:val="Normal"/>
+        <w:bidi w:val="0"/>
+        <w:jc w:val="start"/>
+        <w:rPr>
+          <w:rFonts w:ascii="JetBrains Mono" w:hAnsi="JetBrains Mono"/>
+          <w:lang w:val="hu-HU" w:eastAsia="zh-CN" w:bidi="hi-IN"/>
+        </w:rPr>
+      </w:pPr>
+      <w:r>
+        <w:rPr>
+          <w:rFonts w:ascii="JetBrains Mono" w:hAnsi="JetBrains Mono"/>
+          <w:lang w:val="hu-HU" w:eastAsia="zh-CN" w:bidi="hi-IN"/>
+        </w:rPr>
+        <w:t>a</w:t>
+      </w:r>
+      <w:r>
+        <w:rPr>
+          <w:rFonts w:ascii="JetBrains Mono" w:hAnsi="JetBrains Mono"/>
+          <w:vertAlign w:val="subscript"/>
+          <w:lang w:val="hu-HU" w:eastAsia="zh-CN" w:bidi="hi-IN"/>
+        </w:rPr>
+        <w:t>1</w:t>
+      </w:r>
+      <w:r>
+        <w:rPr>
+          <w:rFonts w:ascii="JetBrains Mono" w:hAnsi="JetBrains Mono"/>
+          <w:position w:val="0"/>
+          <w:sz w:val="24"/>
+          <w:vertAlign w:val="baseline"/>
+          <w:lang w:val="hu-HU" w:eastAsia="zh-CN" w:bidi="hi-IN"/>
+        </w:rPr>
+        <w:t xml:space="preserve"> </w:t>
+      </w:r>
+      <w:r>
+        <w:rPr>
+          <w:rFonts w:ascii="JetBrains Mono" w:hAnsi="JetBrains Mono"/>
+          <w:lang w:val="hu-HU" w:eastAsia="zh-CN" w:bidi="hi-IN"/>
+        </w:rPr>
+        <w:t>* q = a</w:t>
+      </w:r>
+      <w:r>
+        <w:rPr>
+          <w:rFonts w:ascii="JetBrains Mono" w:hAnsi="JetBrains Mono"/>
+          <w:vertAlign w:val="subscript"/>
+          <w:lang w:val="hu-HU" w:eastAsia="zh-CN" w:bidi="hi-IN"/>
+        </w:rPr>
+        <w:t>2</w:t>
+      </w:r>
+      <w:r>
+        <w:rPr>
+          <w:rFonts w:ascii="JetBrains Mono" w:hAnsi="JetBrains Mono"/>
+          <w:position w:val="0"/>
+          <w:sz w:val="24"/>
+          <w:vertAlign w:val="baseline"/>
+          <w:lang w:val="hu-HU" w:eastAsia="zh-CN" w:bidi="hi-IN"/>
+        </w:rPr>
+        <w:t>; a</w:t>
+      </w:r>
+      <w:r>
+        <w:rPr>
+          <w:rFonts w:ascii="JetBrains Mono" w:hAnsi="JetBrains Mono"/>
+          <w:vertAlign w:val="subscript"/>
+          <w:lang w:val="hu-HU" w:eastAsia="zh-CN" w:bidi="hi-IN"/>
+        </w:rPr>
+        <w:t>2</w:t>
+      </w:r>
+      <w:r>
+        <w:rPr>
+          <w:rFonts w:ascii="JetBrains Mono" w:hAnsi="JetBrains Mono"/>
+          <w:position w:val="0"/>
+          <w:sz w:val="24"/>
+          <w:vertAlign w:val="baseline"/>
+          <w:lang w:val="hu-HU" w:eastAsia="zh-CN" w:bidi="hi-IN"/>
+        </w:rPr>
+        <w:t xml:space="preserve">  * q = a</w:t>
+      </w:r>
+      <w:r>
+        <w:rPr>
+          <w:rFonts w:ascii="JetBrains Mono" w:hAnsi="JetBrains Mono"/>
+          <w:vertAlign w:val="subscript"/>
+          <w:lang w:val="hu-HU" w:eastAsia="zh-CN" w:bidi="hi-IN"/>
+        </w:rPr>
+        <w:t>3</w:t>
+      </w:r>
+      <w:r>
+        <w:rPr>
+          <w:rFonts w:ascii="JetBrains Mono" w:hAnsi="JetBrains Mono"/>
+          <w:position w:val="0"/>
+          <w:sz w:val="24"/>
+          <w:vertAlign w:val="baseline"/>
+          <w:lang w:val="hu-HU" w:eastAsia="zh-CN" w:bidi="hi-IN"/>
+        </w:rPr>
+        <w:t>; ... a</w:t>
+      </w:r>
+      <w:r>
+        <w:rPr>
+          <w:rFonts w:ascii="JetBrains Mono" w:hAnsi="JetBrains Mono"/>
+          <w:vertAlign w:val="subscript"/>
+          <w:lang w:val="hu-HU" w:eastAsia="zh-CN" w:bidi="hi-IN"/>
+        </w:rPr>
+        <w:t>n-1</w:t>
+      </w:r>
+      <w:r>
+        <w:rPr>
+          <w:rFonts w:ascii="JetBrains Mono" w:hAnsi="JetBrains Mono"/>
+          <w:position w:val="0"/>
+          <w:sz w:val="24"/>
+          <w:vertAlign w:val="baseline"/>
+          <w:lang w:val="hu-HU" w:eastAsia="zh-CN" w:bidi="hi-IN"/>
+        </w:rPr>
+        <w:t>; a</w:t>
+      </w:r>
+      <w:r>
+        <w:rPr>
+          <w:rFonts w:ascii="JetBrains Mono" w:hAnsi="JetBrains Mono"/>
+          <w:vertAlign w:val="subscript"/>
+          <w:lang w:val="hu-HU" w:eastAsia="zh-CN" w:bidi="hi-IN"/>
+        </w:rPr>
+        <w:t>n</w:t>
+      </w:r>
+      <w:r>
+        <w:rPr>
+          <w:rFonts w:ascii="JetBrains Mono" w:hAnsi="JetBrains Mono"/>
+          <w:lang w:val="hu-HU" w:eastAsia="zh-CN" w:bidi="hi-IN"/>
+        </w:rPr>
+        <w:br/>
+        <w:t>qvóciens</w:t>
+      </w:r>
+    </w:p>
+    <w:p>
+      <w:pPr>
+        <w:pStyle w:val="Normal"/>
+        <w:bidi w:val="0"/>
+        <w:jc w:val="start"/>
+        <w:rPr>
+          <w:rFonts w:ascii="JetBrains Mono" w:hAnsi="JetBrains Mono"/>
+          <w:lang w:val="hu-HU" w:eastAsia="zh-CN" w:bidi="hi-IN"/>
+        </w:rPr>
+      </w:pPr>
+      <w:r>
+        <w:rPr>
+          <w:rFonts w:ascii="JetBrains Mono" w:hAnsi="JetBrains Mono"/>
+          <w:lang w:val="hu-HU" w:eastAsia="zh-CN" w:bidi="hi-IN"/>
+        </w:rPr>
+        <w:t>aka. Rekurzí sorozat</w:t>
+      </w:r>
+    </w:p>
+    <w:p>
+      <w:pPr>
+        <w:pStyle w:val="Normal"/>
+        <w:bidi w:val="0"/>
+        <w:jc w:val="start"/>
+        <w:rPr>
+          <w:rFonts w:ascii="JetBrains Mono" w:hAnsi="JetBrains Mono"/>
+          <w:lang w:val="hu-HU" w:eastAsia="zh-CN" w:bidi="hi-IN"/>
+        </w:rPr>
+      </w:pPr>
+      <w:r>
+        <w:rPr>
+          <w:rFonts w:ascii="JetBrains Mono" w:hAnsi="JetBrains Mono"/>
+          <w:lang w:val="hu-HU" w:eastAsia="zh-CN" w:bidi="hi-IN"/>
+        </w:rPr>
+        <w:t>ha a számbeli külömbség i akkor</w:t>
+      </w:r>
+    </w:p>
+    <w:p>
+      <w:pPr>
+        <w:pStyle w:val="Normal"/>
+        <w:bidi w:val="0"/>
+        <w:jc w:val="start"/>
+        <w:rPr>
+          <w:rFonts w:ascii="JetBrains Mono" w:hAnsi="JetBrains Mono"/>
+          <w:lang w:val="hu-HU" w:eastAsia="zh-CN" w:bidi="hi-IN"/>
+        </w:rPr>
+      </w:pPr>
+      <w:r>
+        <w:rPr>
+          <w:rFonts w:ascii="JetBrains Mono" w:hAnsi="JetBrains Mono"/>
+          <w:lang w:val="hu-HU" w:eastAsia="zh-CN" w:bidi="hi-IN"/>
+        </w:rPr>
+        <w:t>a</w:t>
+      </w:r>
+      <w:r>
+        <w:rPr>
+          <w:rFonts w:ascii="JetBrains Mono" w:hAnsi="JetBrains Mono"/>
+          <w:vertAlign w:val="subscript"/>
+          <w:lang w:val="hu-HU" w:eastAsia="zh-CN" w:bidi="hi-IN"/>
+        </w:rPr>
+        <w:t>7</w:t>
+      </w:r>
+      <w:r>
+        <w:rPr>
+          <w:rFonts w:ascii="JetBrains Mono" w:hAnsi="JetBrains Mono"/>
+          <w:position w:val="0"/>
+          <w:sz w:val="24"/>
+          <w:vertAlign w:val="baseline"/>
+          <w:lang w:val="hu-HU" w:eastAsia="zh-CN" w:bidi="hi-IN"/>
+        </w:rPr>
+        <w:t xml:space="preserve"> = a</w:t>
+      </w:r>
+      <w:r>
+        <w:rPr>
+          <w:rFonts w:ascii="JetBrains Mono" w:hAnsi="JetBrains Mono"/>
+          <w:vertAlign w:val="subscript"/>
+          <w:lang w:val="hu-HU" w:eastAsia="zh-CN" w:bidi="hi-IN"/>
+        </w:rPr>
+        <w:t>1</w:t>
+      </w:r>
+      <w:r>
+        <w:rPr>
+          <w:rFonts w:ascii="JetBrains Mono" w:hAnsi="JetBrains Mono"/>
+          <w:position w:val="0"/>
+          <w:sz w:val="24"/>
+          <w:vertAlign w:val="baseline"/>
+          <w:lang w:val="hu-HU" w:eastAsia="zh-CN" w:bidi="hi-IN"/>
+        </w:rPr>
+        <w:t xml:space="preserve"> * q</w:t>
+      </w:r>
+      <w:r>
+        <w:rPr>
+          <w:rFonts w:ascii="JetBrains Mono" w:hAnsi="JetBrains Mono"/>
+          <w:vertAlign w:val="superscript"/>
+          <w:lang w:val="hu-HU" w:eastAsia="zh-CN" w:bidi="hi-IN"/>
+        </w:rPr>
+        <w:t>i</w:t>
+      </w:r>
+    </w:p>
+    <w:p>
+      <w:pPr>
+        <w:pStyle w:val="Normal"/>
+        <w:bidi w:val="0"/>
+        <w:jc w:val="start"/>
+        <w:rPr>
+          <w:rFonts w:ascii="JetBrains Mono" w:hAnsi="JetBrains Mono"/>
+          <w:lang w:val="hu-HU" w:eastAsia="zh-CN" w:bidi="hi-IN"/>
+        </w:rPr>
+      </w:pPr>
+      <w:r>
+        <w:rPr>
+          <w:rFonts w:ascii="JetBrains Mono" w:hAnsi="JetBrains Mono"/>
+          <w:lang w:val="hu-HU" w:eastAsia="zh-CN" w:bidi="hi-IN"/>
+        </w:rPr>
+        <w:t>ami egyenlő azzal ha rekurzívan kiszámoljuk</w:t>
       </w:r>
     </w:p>
     <w:sectPr>

--- a/matek12.docx
+++ b/matek12.docx
@@ -1416,6 +1416,209 @@
           <w:lang w:val="hu-HU" w:eastAsia="zh-CN" w:bidi="hi-IN"/>
         </w:rPr>
         <w:t>ami egyenlő azzal ha rekurzívan kiszámoljuk</w:t>
+      </w:r>
+    </w:p>
+    <w:p>
+      <w:pPr>
+        <w:pStyle w:val="Normal"/>
+        <w:bidi w:val="0"/>
+        <w:jc w:val="start"/>
+        <w:rPr>
+          <w:rFonts w:ascii="JetBrains Mono" w:hAnsi="JetBrains Mono"/>
+          <w:lang w:val="hu-HU" w:eastAsia="zh-CN" w:bidi="hi-IN"/>
+        </w:rPr>
+      </w:pPr>
+      <w:r>
+        <w:rPr>
+          <w:rFonts w:ascii="JetBrains Mono" w:hAnsi="JetBrains Mono"/>
+          <w:lang w:val="hu-HU" w:eastAsia="zh-CN" w:bidi="hi-IN"/>
+        </w:rPr>
+      </w:r>
+    </w:p>
+    <w:p>
+      <w:pPr>
+        <w:pStyle w:val="Normal"/>
+        <w:bidi w:val="0"/>
+        <w:jc w:val="start"/>
+        <w:rPr>
+          <w:rFonts w:ascii="JetBrains Mono" w:hAnsi="JetBrains Mono"/>
+          <w:lang w:val="hu-HU" w:eastAsia="zh-CN" w:bidi="hi-IN"/>
+        </w:rPr>
+      </w:pPr>
+      <w:r>
+        <w:rPr>
+          <w:rFonts w:ascii="JetBrains Mono" w:hAnsi="JetBrains Mono"/>
+          <w:lang w:val="hu-HU" w:eastAsia="zh-CN" w:bidi="hi-IN"/>
+        </w:rPr>
+      </w:r>
+    </w:p>
+    <w:p>
+      <w:pPr>
+        <w:pStyle w:val="Normal"/>
+        <w:bidi w:val="0"/>
+        <w:jc w:val="start"/>
+        <w:rPr>
+          <w:rFonts w:ascii="JetBrains Mono" w:hAnsi="JetBrains Mono"/>
+          <w:lang w:val="hu-HU" w:eastAsia="zh-CN" w:bidi="hi-IN"/>
+        </w:rPr>
+      </w:pPr>
+      <w:r>
+        <w:rPr>
+          <w:rFonts w:ascii="JetBrains Mono" w:hAnsi="JetBrains Mono"/>
+          <w:lang w:val="hu-HU" w:eastAsia="zh-CN" w:bidi="hi-IN"/>
+        </w:rPr>
+        <w:t>a</w:t>
+      </w:r>
+      <w:r>
+        <w:rPr>
+          <w:rFonts w:ascii="JetBrains Mono" w:hAnsi="JetBrains Mono"/>
+          <w:vertAlign w:val="subscript"/>
+          <w:lang w:val="hu-HU" w:eastAsia="zh-CN" w:bidi="hi-IN"/>
+        </w:rPr>
+        <w:t>n</w:t>
+      </w:r>
+      <w:r>
+        <w:rPr>
+          <w:rFonts w:ascii="JetBrains Mono" w:hAnsi="JetBrains Mono"/>
+          <w:position w:val="0"/>
+          <w:sz w:val="24"/>
+          <w:vertAlign w:val="baseline"/>
+          <w:lang w:val="hu-HU" w:eastAsia="zh-CN" w:bidi="hi-IN"/>
+        </w:rPr>
+        <w:t>/a</w:t>
+      </w:r>
+      <w:r>
+        <w:rPr>
+          <w:rFonts w:ascii="JetBrains Mono" w:hAnsi="JetBrains Mono"/>
+          <w:vertAlign w:val="subscript"/>
+          <w:lang w:val="hu-HU" w:eastAsia="zh-CN" w:bidi="hi-IN"/>
+        </w:rPr>
+        <w:t>1</w:t>
+      </w:r>
+      <w:r>
+        <w:rPr>
+          <w:rFonts w:ascii="JetBrains Mono" w:hAnsi="JetBrains Mono"/>
+          <w:position w:val="0"/>
+          <w:sz w:val="24"/>
+          <w:vertAlign w:val="baseline"/>
+          <w:lang w:val="hu-HU" w:eastAsia="zh-CN" w:bidi="hi-IN"/>
+        </w:rPr>
+        <w:t xml:space="preserve"> = q</w:t>
+      </w:r>
+      <w:r>
+        <w:rPr>
+          <w:rFonts w:ascii="JetBrains Mono" w:hAnsi="JetBrains Mono"/>
+          <w:vertAlign w:val="superscript"/>
+          <w:lang w:val="hu-HU" w:eastAsia="zh-CN" w:bidi="hi-IN"/>
+        </w:rPr>
+        <w:t>n-1</w:t>
+      </w:r>
+    </w:p>
+    <w:p>
+      <w:pPr>
+        <w:pStyle w:val="Normal"/>
+        <w:bidi w:val="0"/>
+        <w:jc w:val="start"/>
+        <w:rPr>
+          <w:rFonts w:ascii="JetBrains Mono" w:hAnsi="JetBrains Mono"/>
+          <w:lang w:val="hu-HU" w:eastAsia="zh-CN" w:bidi="hi-IN"/>
+        </w:rPr>
+      </w:pPr>
+      <w:r>
+        <w:rPr>
+          <w:rFonts w:ascii="JetBrains Mono" w:hAnsi="JetBrains Mono"/>
+          <w:lang w:val="hu-HU" w:eastAsia="zh-CN" w:bidi="hi-IN"/>
+        </w:rPr>
+      </w:r>
+    </w:p>
+    <w:p>
+      <w:pPr>
+        <w:pStyle w:val="Normal"/>
+        <w:bidi w:val="0"/>
+        <w:jc w:val="start"/>
+        <w:rPr>
+          <w:rFonts w:ascii="JetBrains Mono" w:hAnsi="JetBrains Mono"/>
+          <w:lang w:val="hu-HU" w:eastAsia="zh-CN" w:bidi="hi-IN"/>
+        </w:rPr>
+      </w:pPr>
+      <w:r>
+        <w:rPr>
+          <w:rFonts w:ascii="JetBrains Mono" w:hAnsi="JetBrains Mono"/>
+          <w:lang w:val="hu-HU" w:eastAsia="zh-CN" w:bidi="hi-IN"/>
+        </w:rPr>
+        <w:t>hf 60 hf 1</w:t>
+      </w:r>
+    </w:p>
+    <w:p>
+      <w:pPr>
+        <w:pStyle w:val="Normal"/>
+        <w:bidi w:val="0"/>
+        <w:jc w:val="start"/>
+        <w:rPr>
+          <w:rFonts w:ascii="JetBrains Mono" w:hAnsi="JetBrains Mono"/>
+          <w:lang w:val="hu-HU" w:eastAsia="zh-CN" w:bidi="hi-IN"/>
+        </w:rPr>
+      </w:pPr>
+      <w:r>
+        <w:rPr>
+          <w:rFonts w:ascii="JetBrains Mono" w:hAnsi="JetBrains Mono"/>
+          <w:lang w:val="hu-HU" w:eastAsia="zh-CN" w:bidi="hi-IN"/>
+        </w:rPr>
+        <w:t>I megolahatatlan</w:t>
+      </w:r>
+    </w:p>
+    <w:p>
+      <w:pPr>
+        <w:pStyle w:val="Normal"/>
+        <w:bidi w:val="0"/>
+        <w:jc w:val="start"/>
+        <w:rPr>
+          <w:rFonts w:ascii="JetBrains Mono" w:hAnsi="JetBrains Mono"/>
+          <w:lang w:val="hu-HU" w:eastAsia="zh-CN" w:bidi="hi-IN"/>
+        </w:rPr>
+      </w:pPr>
+      <w:r>
+        <w:rPr>
+          <w:rFonts w:ascii="JetBrains Mono" w:hAnsi="JetBrains Mono"/>
+          <w:lang w:val="hu-HU" w:eastAsia="zh-CN" w:bidi="hi-IN"/>
+        </w:rPr>
+        <w:t>II 3 9 21 81 3</w:t>
+      </w:r>
+    </w:p>
+    <w:p>
+      <w:pPr>
+        <w:pStyle w:val="Normal"/>
+        <w:bidi w:val="0"/>
+        <w:jc w:val="start"/>
+        <w:rPr>
+          <w:rFonts w:ascii="JetBrains Mono" w:hAnsi="JetBrains Mono"/>
+          <w:lang w:val="hu-HU" w:eastAsia="zh-CN" w:bidi="hi-IN"/>
+        </w:rPr>
+      </w:pPr>
+      <w:r>
+        <w:rPr>
+          <w:rFonts w:ascii="JetBrains Mono" w:hAnsi="JetBrains Mono"/>
+          <w:lang w:val="hu-HU" w:eastAsia="zh-CN" w:bidi="hi-IN"/>
+        </w:rPr>
+        <w:t>III 500 -600 720 -864 -1.2</w:t>
+      </w:r>
+    </w:p>
+    <w:p>
+      <w:pPr>
+        <w:pStyle w:val="Normal"/>
+        <w:bidi w:val="0"/>
+        <w:jc w:val="start"/>
+        <w:rPr>
+          <w:rFonts w:ascii="JetBrains Mono" w:hAnsi="JetBrains Mono"/>
+          <w:lang w:val="hu-HU" w:eastAsia="zh-CN" w:bidi="hi-IN"/>
+        </w:rPr>
+      </w:pPr>
+      <w:r>
+        <w:rPr>
+          <w:rFonts w:ascii="JetBrains Mono" w:hAnsi="JetBrains Mono"/>
+          <w:lang w:val="hu-HU" w:eastAsia="zh-CN" w:bidi="hi-IN"/>
+        </w:rPr>
+        <w:t>IV 625 -500 400 -320 -.8</w:t>
       </w:r>
     </w:p>
     <w:sectPr>

--- a/matek12.docx
+++ b/matek12.docx
@@ -1619,6 +1619,269 @@
           <w:lang w:val="hu-HU" w:eastAsia="zh-CN" w:bidi="hi-IN"/>
         </w:rPr>
         <w:t>IV 625 -500 400 -320 -.8</w:t>
+      </w:r>
+    </w:p>
+    <w:p>
+      <w:pPr>
+        <w:pStyle w:val="Normal"/>
+        <w:bidi w:val="0"/>
+        <w:jc w:val="start"/>
+        <w:rPr>
+          <w:rFonts w:ascii="JetBrains Mono" w:hAnsi="JetBrains Mono"/>
+          <w:b/>
+          <w:bCs/>
+          <w:lang w:val="hu-HU" w:eastAsia="zh-CN" w:bidi="hi-IN"/>
+        </w:rPr>
+      </w:pPr>
+      <w:r>
+        <w:rPr>
+          <w:rFonts w:ascii="JetBrains Mono" w:hAnsi="JetBrains Mono"/>
+          <w:b/>
+          <w:bCs/>
+          <w:lang w:val="hu-HU" w:eastAsia="zh-CN" w:bidi="hi-IN"/>
+        </w:rPr>
+        <w:t>q*Sn-Sn=a1*q^n-a1</w:t>
+      </w:r>
+    </w:p>
+    <w:p>
+      <w:pPr>
+        <w:pStyle w:val="Normal"/>
+        <w:bidi w:val="0"/>
+        <w:jc w:val="start"/>
+        <w:rPr>
+          <w:rFonts w:ascii="JetBrains Mono" w:hAnsi="JetBrains Mono"/>
+          <w:b/>
+          <w:bCs/>
+          <w:lang w:val="hu-HU" w:eastAsia="zh-CN" w:bidi="hi-IN"/>
+        </w:rPr>
+      </w:pPr>
+      <w:r>
+        <w:rPr>
+          <w:rFonts w:ascii="JetBrains Mono" w:hAnsi="JetBrains Mono"/>
+          <w:b/>
+          <w:bCs/>
+          <w:lang w:val="hu-HU" w:eastAsia="zh-CN" w:bidi="hi-IN"/>
+        </w:rPr>
+        <w:t>Sn=(a1(q^n – 1))/q-1</w:t>
+      </w:r>
+    </w:p>
+    <w:p>
+      <w:pPr>
+        <w:pStyle w:val="Normal"/>
+        <w:bidi w:val="0"/>
+        <w:jc w:val="start"/>
+        <w:rPr>
+          <w:rFonts w:ascii="JetBrains Mono" w:hAnsi="JetBrains Mono"/>
+          <w:b/>
+          <w:bCs/>
+          <w:lang w:val="hu-HU" w:eastAsia="zh-CN" w:bidi="hi-IN"/>
+        </w:rPr>
+      </w:pPr>
+      <w:r>
+        <w:rPr>
+          <w:rFonts w:ascii="JetBrains Mono" w:hAnsi="JetBrains Mono"/>
+          <w:b/>
+          <w:bCs/>
+          <w:lang w:val="hu-HU" w:eastAsia="zh-CN" w:bidi="hi-IN"/>
+        </w:rPr>
+        <w:t>62/1 zöld</w:t>
+      </w:r>
+    </w:p>
+    <w:p>
+      <w:pPr>
+        <w:pStyle w:val="Normal"/>
+        <w:bidi w:val="0"/>
+        <w:jc w:val="start"/>
+        <w:rPr>
+          <w:rFonts w:ascii="JetBrains Mono" w:hAnsi="JetBrains Mono"/>
+          <w:b/>
+          <w:bCs/>
+          <w:lang w:val="hu-HU" w:eastAsia="zh-CN" w:bidi="hi-IN"/>
+        </w:rPr>
+      </w:pPr>
+      <w:r>
+        <w:rPr>
+          <w:rFonts w:ascii="JetBrains Mono" w:hAnsi="JetBrains Mono"/>
+          <w:b/>
+          <w:bCs/>
+          <w:lang w:val="hu-HU" w:eastAsia="zh-CN" w:bidi="hi-IN"/>
+        </w:rPr>
+      </w:r>
+    </w:p>
+    <w:p>
+      <w:pPr>
+        <w:pStyle w:val="Normal"/>
+        <w:bidi w:val="0"/>
+        <w:jc w:val="start"/>
+        <w:rPr>
+          <w:rFonts w:ascii="JetBrains Mono" w:hAnsi="JetBrains Mono"/>
+          <w:b/>
+          <w:bCs/>
+          <w:lang w:val="hu-HU" w:eastAsia="zh-CN" w:bidi="hi-IN"/>
+        </w:rPr>
+      </w:pPr>
+      <w:r>
+        <w:rPr>
+          <w:rFonts w:ascii="JetBrains Mono" w:hAnsi="JetBrains Mono"/>
+          <w:b/>
+          <w:bCs/>
+          <w:lang w:val="hu-HU" w:eastAsia="zh-CN" w:bidi="hi-IN"/>
+        </w:rPr>
+        <w:t>200=(8(1.2^n – 1))/.2</w:t>
+      </w:r>
+    </w:p>
+    <w:p>
+      <w:pPr>
+        <w:pStyle w:val="Normal"/>
+        <w:bidi w:val="0"/>
+        <w:jc w:val="start"/>
+        <w:rPr>
+          <w:rFonts w:ascii="JetBrains Mono" w:hAnsi="JetBrains Mono"/>
+          <w:b/>
+          <w:bCs/>
+          <w:lang w:val="hu-HU" w:eastAsia="zh-CN" w:bidi="hi-IN"/>
+        </w:rPr>
+      </w:pPr>
+      <w:r>
+        <w:rPr>
+          <w:rFonts w:ascii="JetBrains Mono" w:hAnsi="JetBrains Mono"/>
+          <w:b/>
+          <w:bCs/>
+          <w:lang w:val="hu-HU" w:eastAsia="zh-CN" w:bidi="hi-IN"/>
+        </w:rPr>
+        <w:t>40=8(1.2^n -1)</w:t>
+      </w:r>
+    </w:p>
+    <w:p>
+      <w:pPr>
+        <w:pStyle w:val="Normal"/>
+        <w:bidi w:val="0"/>
+        <w:jc w:val="start"/>
+        <w:rPr>
+          <w:rFonts w:ascii="JetBrains Mono" w:hAnsi="JetBrains Mono"/>
+          <w:b/>
+          <w:bCs/>
+          <w:lang w:val="hu-HU" w:eastAsia="zh-CN" w:bidi="hi-IN"/>
+        </w:rPr>
+      </w:pPr>
+      <w:r>
+        <w:rPr>
+          <w:rFonts w:ascii="JetBrains Mono" w:hAnsi="JetBrains Mono"/>
+          <w:b/>
+          <w:bCs/>
+          <w:lang w:val="hu-HU" w:eastAsia="zh-CN" w:bidi="hi-IN"/>
+        </w:rPr>
+        <w:t>5=1.2^n-1</w:t>
+      </w:r>
+    </w:p>
+    <w:p>
+      <w:pPr>
+        <w:pStyle w:val="Normal"/>
+        <w:bidi w:val="0"/>
+        <w:jc w:val="start"/>
+        <w:rPr>
+          <w:rFonts w:ascii="JetBrains Mono" w:hAnsi="JetBrains Mono"/>
+          <w:b/>
+          <w:bCs/>
+          <w:lang w:val="hu-HU" w:eastAsia="zh-CN" w:bidi="hi-IN"/>
+        </w:rPr>
+      </w:pPr>
+      <w:r>
+        <w:rPr>
+          <w:rFonts w:ascii="JetBrains Mono" w:hAnsi="JetBrains Mono"/>
+          <w:b/>
+          <w:bCs/>
+          <w:lang w:val="hu-HU" w:eastAsia="zh-CN" w:bidi="hi-IN"/>
+        </w:rPr>
+        <w:t>6=1.2^n</w:t>
+      </w:r>
+    </w:p>
+    <w:p>
+      <w:pPr>
+        <w:pStyle w:val="Normal"/>
+        <w:bidi w:val="0"/>
+        <w:jc w:val="start"/>
+        <w:rPr>
+          <w:rFonts w:ascii="JetBrains Mono" w:hAnsi="JetBrains Mono"/>
+          <w:b/>
+          <w:bCs/>
+          <w:lang w:val="hu-HU" w:eastAsia="zh-CN" w:bidi="hi-IN"/>
+        </w:rPr>
+      </w:pPr>
+      <w:r>
+        <w:rPr>
+          <w:rFonts w:ascii="JetBrains Mono" w:hAnsi="JetBrains Mono"/>
+          <w:b/>
+          <w:bCs/>
+          <w:lang w:val="hu-HU" w:eastAsia="zh-CN" w:bidi="hi-IN"/>
+        </w:rPr>
+        <w:t>lg6=n*lg1.2</w:t>
+      </w:r>
+    </w:p>
+    <w:p>
+      <w:pPr>
+        <w:pStyle w:val="Normal"/>
+        <w:bidi w:val="0"/>
+        <w:jc w:val="start"/>
+        <w:rPr>
+          <w:rFonts w:ascii="JetBrains Mono" w:hAnsi="JetBrains Mono"/>
+          <w:b/>
+          <w:bCs/>
+          <w:lang w:val="hu-HU" w:eastAsia="zh-CN" w:bidi="hi-IN"/>
+        </w:rPr>
+      </w:pPr>
+      <w:r>
+        <w:rPr>
+          <w:rFonts w:ascii="JetBrains Mono" w:hAnsi="JetBrains Mono"/>
+          <w:b/>
+          <w:bCs/>
+          <w:lang w:val="hu-HU" w:eastAsia="zh-CN" w:bidi="hi-IN"/>
+        </w:rPr>
+        <w:t>n=lg6/lg1.2</w:t>
+      </w:r>
+    </w:p>
+    <w:p>
+      <w:pPr>
+        <w:pStyle w:val="Normal"/>
+        <w:bidi w:val="0"/>
+        <w:jc w:val="start"/>
+        <w:rPr>
+          <w:rFonts w:ascii="JetBrains Mono" w:hAnsi="JetBrains Mono"/>
+          <w:b/>
+          <w:bCs/>
+          <w:lang w:val="hu-HU" w:eastAsia="zh-CN" w:bidi="hi-IN"/>
+        </w:rPr>
+      </w:pPr>
+      <w:r>
+        <w:rPr>
+          <w:rFonts w:ascii="JetBrains Mono" w:hAnsi="JetBrains Mono"/>
+          <w:b/>
+          <w:bCs/>
+          <w:lang w:val="hu-HU" w:eastAsia="zh-CN" w:bidi="hi-IN"/>
+        </w:rPr>
+        <w:t>n=9.827</w:t>
+      </w:r>
+    </w:p>
+    <w:p>
+      <w:pPr>
+        <w:pStyle w:val="Normal"/>
+        <w:bidi w:val="0"/>
+        <w:jc w:val="start"/>
+        <w:rPr>
+          <w:rFonts w:ascii="JetBrains Mono" w:hAnsi="JetBrains Mono"/>
+          <w:b/>
+          <w:bCs/>
+          <w:lang w:val="hu-HU" w:eastAsia="zh-CN" w:bidi="hi-IN"/>
+        </w:rPr>
+      </w:pPr>
+      <w:r>
+        <w:rPr>
+          <w:rFonts w:ascii="JetBrains Mono" w:hAnsi="JetBrains Mono"/>
+          <w:b/>
+          <w:bCs/>
+          <w:lang w:val="hu-HU" w:eastAsia="zh-CN" w:bidi="hi-IN"/>
+        </w:rPr>
+        <w:t>válasz 10</w:t>
       </w:r>
     </w:p>
     <w:sectPr>

--- a/matek12.docx
+++ b/matek12.docx
@@ -6,7 +6,7 @@
       <w:pPr>
         <w:pStyle w:val="Normal"/>
         <w:bidi w:val="0"/>
-        <w:jc w:val="start"/>
+        <w:jc w:val="left"/>
         <w:rPr>
           <w:rFonts w:ascii="JetBrains Mono" w:hAnsi="JetBrains Mono"/>
         </w:rPr>
@@ -23,24 +23,24 @@
       <w:pPr>
         <w:pStyle w:val="Normal"/>
         <w:bidi w:val="0"/>
-        <w:jc w:val="start"/>
-        <w:rPr>
-          <w:rFonts w:ascii="JetBrains Mono" w:hAnsi="JetBrains Mono"/>
-          <w:lang w:val="hu-HU" w:eastAsia="zh-CN" w:bidi="hi-IN"/>
-        </w:rPr>
-      </w:pPr>
-      <w:r>
-        <w:rPr>
-          <w:rFonts w:ascii="JetBrains Mono" w:hAnsi="JetBrains Mono"/>
-          <w:lang w:val="hu-HU" w:eastAsia="zh-CN" w:bidi="hi-IN"/>
-        </w:rPr>
-      </w:r>
-    </w:p>
-    <w:p>
-      <w:pPr>
-        <w:pStyle w:val="Normal"/>
-        <w:bidi w:val="0"/>
-        <w:jc w:val="start"/>
+        <w:jc w:val="left"/>
+        <w:rPr>
+          <w:rFonts w:ascii="JetBrains Mono" w:hAnsi="JetBrains Mono"/>
+          <w:lang w:val="hu-HU" w:eastAsia="zh-CN" w:bidi="hi-IN"/>
+        </w:rPr>
+      </w:pPr>
+      <w:r>
+        <w:rPr>
+          <w:rFonts w:ascii="JetBrains Mono" w:hAnsi="JetBrains Mono"/>
+          <w:lang w:val="hu-HU" w:eastAsia="zh-CN" w:bidi="hi-IN"/>
+        </w:rPr>
+      </w:r>
+    </w:p>
+    <w:p>
+      <w:pPr>
+        <w:pStyle w:val="Normal"/>
+        <w:bidi w:val="0"/>
+        <w:jc w:val="left"/>
         <w:rPr>
           <w:rFonts w:ascii="JetBrains Mono" w:hAnsi="JetBrains Mono"/>
         </w:rPr>
@@ -57,7 +57,7 @@
       <w:pPr>
         <w:pStyle w:val="Normal"/>
         <w:bidi w:val="0"/>
-        <w:jc w:val="start"/>
+        <w:jc w:val="left"/>
         <w:rPr>
           <w:rFonts w:ascii="JetBrains Mono" w:hAnsi="JetBrains Mono"/>
         </w:rPr>
@@ -74,24 +74,24 @@
       <w:pPr>
         <w:pStyle w:val="Normal"/>
         <w:bidi w:val="0"/>
-        <w:jc w:val="start"/>
-        <w:rPr>
-          <w:rFonts w:ascii="JetBrains Mono" w:hAnsi="JetBrains Mono"/>
-          <w:lang w:val="hu-HU" w:eastAsia="zh-CN" w:bidi="hi-IN"/>
-        </w:rPr>
-      </w:pPr>
-      <w:r>
-        <w:rPr>
-          <w:rFonts w:ascii="JetBrains Mono" w:hAnsi="JetBrains Mono"/>
-          <w:lang w:val="hu-HU" w:eastAsia="zh-CN" w:bidi="hi-IN"/>
-        </w:rPr>
-      </w:r>
-    </w:p>
-    <w:p>
-      <w:pPr>
-        <w:pStyle w:val="Normal"/>
-        <w:bidi w:val="0"/>
-        <w:jc w:val="start"/>
+        <w:jc w:val="left"/>
+        <w:rPr>
+          <w:rFonts w:ascii="JetBrains Mono" w:hAnsi="JetBrains Mono"/>
+          <w:lang w:val="hu-HU" w:eastAsia="zh-CN" w:bidi="hi-IN"/>
+        </w:rPr>
+      </w:pPr>
+      <w:r>
+        <w:rPr>
+          <w:rFonts w:ascii="JetBrains Mono" w:hAnsi="JetBrains Mono"/>
+          <w:lang w:val="hu-HU" w:eastAsia="zh-CN" w:bidi="hi-IN"/>
+        </w:rPr>
+      </w:r>
+    </w:p>
+    <w:p>
+      <w:pPr>
+        <w:pStyle w:val="Normal"/>
+        <w:bidi w:val="0"/>
+        <w:jc w:val="left"/>
         <w:rPr>
           <w:rFonts w:ascii="JetBrains Mono" w:hAnsi="JetBrains Mono"/>
         </w:rPr>
@@ -108,7 +108,7 @@
       <w:pPr>
         <w:pStyle w:val="Normal"/>
         <w:bidi w:val="0"/>
-        <w:jc w:val="start"/>
+        <w:jc w:val="left"/>
         <w:rPr>
           <w:rFonts w:ascii="JetBrains Mono" w:hAnsi="JetBrains Mono"/>
         </w:rPr>
@@ -125,7 +125,7 @@
       <w:pPr>
         <w:pStyle w:val="Normal"/>
         <w:bidi w:val="0"/>
-        <w:jc w:val="start"/>
+        <w:jc w:val="left"/>
         <w:rPr>
           <w:rFonts w:ascii="JetBrains Mono" w:hAnsi="JetBrains Mono"/>
         </w:rPr>
@@ -142,24 +142,24 @@
       <w:pPr>
         <w:pStyle w:val="Normal"/>
         <w:bidi w:val="0"/>
-        <w:jc w:val="start"/>
-        <w:rPr>
-          <w:rFonts w:ascii="JetBrains Mono" w:hAnsi="JetBrains Mono"/>
-          <w:lang w:val="hu-HU" w:eastAsia="zh-CN" w:bidi="hi-IN"/>
-        </w:rPr>
-      </w:pPr>
-      <w:r>
-        <w:rPr>
-          <w:rFonts w:ascii="JetBrains Mono" w:hAnsi="JetBrains Mono"/>
-          <w:lang w:val="hu-HU" w:eastAsia="zh-CN" w:bidi="hi-IN"/>
-        </w:rPr>
-      </w:r>
-    </w:p>
-    <w:p>
-      <w:pPr>
-        <w:pStyle w:val="Normal"/>
-        <w:bidi w:val="0"/>
-        <w:jc w:val="start"/>
+        <w:jc w:val="left"/>
+        <w:rPr>
+          <w:rFonts w:ascii="JetBrains Mono" w:hAnsi="JetBrains Mono"/>
+          <w:lang w:val="hu-HU" w:eastAsia="zh-CN" w:bidi="hi-IN"/>
+        </w:rPr>
+      </w:pPr>
+      <w:r>
+        <w:rPr>
+          <w:rFonts w:ascii="JetBrains Mono" w:hAnsi="JetBrains Mono"/>
+          <w:lang w:val="hu-HU" w:eastAsia="zh-CN" w:bidi="hi-IN"/>
+        </w:rPr>
+      </w:r>
+    </w:p>
+    <w:p>
+      <w:pPr>
+        <w:pStyle w:val="Normal"/>
+        <w:bidi w:val="0"/>
+        <w:jc w:val="left"/>
         <w:rPr>
           <w:rFonts w:ascii="JetBrains Mono" w:hAnsi="JetBrains Mono"/>
         </w:rPr>
@@ -176,7 +176,7 @@
       <w:pPr>
         <w:pStyle w:val="Normal"/>
         <w:bidi w:val="0"/>
-        <w:jc w:val="start"/>
+        <w:jc w:val="left"/>
         <w:rPr>
           <w:rFonts w:ascii="JetBrains Mono" w:hAnsi="JetBrains Mono"/>
         </w:rPr>
@@ -193,7 +193,7 @@
       <w:pPr>
         <w:pStyle w:val="Normal"/>
         <w:bidi w:val="0"/>
-        <w:jc w:val="start"/>
+        <w:jc w:val="left"/>
         <w:rPr>
           <w:rFonts w:ascii="JetBrains Mono" w:hAnsi="JetBrains Mono"/>
         </w:rPr>
@@ -210,24 +210,24 @@
       <w:pPr>
         <w:pStyle w:val="Normal"/>
         <w:bidi w:val="0"/>
-        <w:jc w:val="start"/>
-        <w:rPr>
-          <w:rFonts w:ascii="JetBrains Mono" w:hAnsi="JetBrains Mono"/>
-          <w:lang w:val="hu-HU" w:eastAsia="zh-CN" w:bidi="hi-IN"/>
-        </w:rPr>
-      </w:pPr>
-      <w:r>
-        <w:rPr>
-          <w:rFonts w:ascii="JetBrains Mono" w:hAnsi="JetBrains Mono"/>
-          <w:lang w:val="hu-HU" w:eastAsia="zh-CN" w:bidi="hi-IN"/>
-        </w:rPr>
-      </w:r>
-    </w:p>
-    <w:p>
-      <w:pPr>
-        <w:pStyle w:val="Normal"/>
-        <w:bidi w:val="0"/>
-        <w:jc w:val="start"/>
+        <w:jc w:val="left"/>
+        <w:rPr>
+          <w:rFonts w:ascii="JetBrains Mono" w:hAnsi="JetBrains Mono"/>
+          <w:lang w:val="hu-HU" w:eastAsia="zh-CN" w:bidi="hi-IN"/>
+        </w:rPr>
+      </w:pPr>
+      <w:r>
+        <w:rPr>
+          <w:rFonts w:ascii="JetBrains Mono" w:hAnsi="JetBrains Mono"/>
+          <w:lang w:val="hu-HU" w:eastAsia="zh-CN" w:bidi="hi-IN"/>
+        </w:rPr>
+      </w:r>
+    </w:p>
+    <w:p>
+      <w:pPr>
+        <w:pStyle w:val="Normal"/>
+        <w:bidi w:val="0"/>
+        <w:jc w:val="left"/>
         <w:rPr>
           <w:rFonts w:ascii="JetBrains Mono" w:hAnsi="JetBrains Mono"/>
         </w:rPr>
@@ -292,7 +292,7 @@
       <w:pPr>
         <w:pStyle w:val="Normal"/>
         <w:bidi w:val="0"/>
-        <w:jc w:val="start"/>
+        <w:jc w:val="left"/>
         <w:rPr>
           <w:rFonts w:ascii="JetBrains Mono" w:hAnsi="JetBrains Mono"/>
         </w:rPr>
@@ -309,7 +309,7 @@
       <w:pPr>
         <w:pStyle w:val="Normal"/>
         <w:bidi w:val="0"/>
-        <w:jc w:val="start"/>
+        <w:jc w:val="left"/>
         <w:rPr>
           <w:rFonts w:ascii="JetBrains Mono" w:hAnsi="JetBrains Mono"/>
         </w:rPr>
@@ -326,7 +326,7 @@
       <w:pPr>
         <w:pStyle w:val="Normal"/>
         <w:bidi w:val="0"/>
-        <w:jc w:val="start"/>
+        <w:jc w:val="left"/>
         <w:rPr>
           <w:rFonts w:ascii="JetBrains Mono" w:hAnsi="JetBrains Mono"/>
         </w:rPr>
@@ -343,7 +343,7 @@
       <w:pPr>
         <w:pStyle w:val="Normal"/>
         <w:bidi w:val="0"/>
-        <w:jc w:val="start"/>
+        <w:jc w:val="left"/>
         <w:rPr>
           <w:rFonts w:ascii="JetBrains Mono" w:hAnsi="JetBrains Mono"/>
         </w:rPr>
@@ -360,24 +360,24 @@
       <w:pPr>
         <w:pStyle w:val="Normal"/>
         <w:bidi w:val="0"/>
-        <w:jc w:val="start"/>
-        <w:rPr>
-          <w:rFonts w:ascii="JetBrains Mono" w:hAnsi="JetBrains Mono"/>
-          <w:lang w:val="hu-HU" w:eastAsia="zh-CN" w:bidi="hi-IN"/>
-        </w:rPr>
-      </w:pPr>
-      <w:r>
-        <w:rPr>
-          <w:rFonts w:ascii="JetBrains Mono" w:hAnsi="JetBrains Mono"/>
-          <w:lang w:val="hu-HU" w:eastAsia="zh-CN" w:bidi="hi-IN"/>
-        </w:rPr>
-      </w:r>
-    </w:p>
-    <w:p>
-      <w:pPr>
-        <w:pStyle w:val="Normal"/>
-        <w:bidi w:val="0"/>
-        <w:jc w:val="start"/>
+        <w:jc w:val="left"/>
+        <w:rPr>
+          <w:rFonts w:ascii="JetBrains Mono" w:hAnsi="JetBrains Mono"/>
+          <w:lang w:val="hu-HU" w:eastAsia="zh-CN" w:bidi="hi-IN"/>
+        </w:rPr>
+      </w:pPr>
+      <w:r>
+        <w:rPr>
+          <w:rFonts w:ascii="JetBrains Mono" w:hAnsi="JetBrains Mono"/>
+          <w:lang w:val="hu-HU" w:eastAsia="zh-CN" w:bidi="hi-IN"/>
+        </w:rPr>
+      </w:r>
+    </w:p>
+    <w:p>
+      <w:pPr>
+        <w:pStyle w:val="Normal"/>
+        <w:bidi w:val="0"/>
+        <w:jc w:val="left"/>
         <w:rPr>
           <w:rFonts w:ascii="JetBrains Mono" w:hAnsi="JetBrains Mono"/>
           <w:lang w:val="hu-HU" w:eastAsia="zh-CN" w:bidi="hi-IN"/>
@@ -394,7 +394,7 @@
       <w:pPr>
         <w:pStyle w:val="BodyText"/>
         <w:bidi w:val="0"/>
-        <w:jc w:val="start"/>
+        <w:jc w:val="left"/>
         <w:rPr/>
       </w:pPr>
       <w:r>
@@ -476,7 +476,7 @@
       <w:pPr>
         <w:pStyle w:val="Normal"/>
         <w:bidi w:val="0"/>
-        <w:jc w:val="start"/>
+        <w:jc w:val="left"/>
         <w:rPr>
           <w:rFonts w:ascii="JetBrains Mono" w:hAnsi="JetBrains Mono"/>
         </w:rPr>
@@ -493,7 +493,7 @@
       <w:pPr>
         <w:pStyle w:val="Normal"/>
         <w:bidi w:val="0"/>
-        <w:jc w:val="start"/>
+        <w:jc w:val="left"/>
         <w:rPr>
           <w:rFonts w:ascii="JetBrains Mono" w:hAnsi="JetBrains Mono"/>
         </w:rPr>
@@ -510,7 +510,7 @@
       <w:pPr>
         <w:pStyle w:val="Normal"/>
         <w:bidi w:val="0"/>
-        <w:jc w:val="start"/>
+        <w:jc w:val="left"/>
         <w:rPr>
           <w:rFonts w:ascii="JetBrains Mono" w:hAnsi="JetBrains Mono"/>
         </w:rPr>
@@ -527,7 +527,7 @@
       <w:pPr>
         <w:pStyle w:val="Normal"/>
         <w:bidi w:val="0"/>
-        <w:jc w:val="start"/>
+        <w:jc w:val="left"/>
         <w:rPr>
           <w:rFonts w:ascii="JetBrains Mono" w:hAnsi="JetBrains Mono"/>
         </w:rPr>
@@ -544,7 +544,7 @@
       <w:pPr>
         <w:pStyle w:val="Normal"/>
         <w:bidi w:val="0"/>
-        <w:jc w:val="start"/>
+        <w:jc w:val="left"/>
         <w:rPr>
           <w:rFonts w:ascii="JetBrains Mono" w:hAnsi="JetBrains Mono"/>
         </w:rPr>
@@ -561,24 +561,24 @@
       <w:pPr>
         <w:pStyle w:val="Normal"/>
         <w:bidi w:val="0"/>
-        <w:jc w:val="start"/>
-        <w:rPr>
-          <w:rFonts w:ascii="JetBrains Mono" w:hAnsi="JetBrains Mono"/>
-          <w:lang w:val="hu-HU" w:eastAsia="zh-CN" w:bidi="hi-IN"/>
-        </w:rPr>
-      </w:pPr>
-      <w:r>
-        <w:rPr>
-          <w:rFonts w:ascii="JetBrains Mono" w:hAnsi="JetBrains Mono"/>
-          <w:lang w:val="hu-HU" w:eastAsia="zh-CN" w:bidi="hi-IN"/>
-        </w:rPr>
-      </w:r>
-    </w:p>
-    <w:p>
-      <w:pPr>
-        <w:pStyle w:val="Normal"/>
-        <w:bidi w:val="0"/>
-        <w:jc w:val="start"/>
+        <w:jc w:val="left"/>
+        <w:rPr>
+          <w:rFonts w:ascii="JetBrains Mono" w:hAnsi="JetBrains Mono"/>
+          <w:lang w:val="hu-HU" w:eastAsia="zh-CN" w:bidi="hi-IN"/>
+        </w:rPr>
+      </w:pPr>
+      <w:r>
+        <w:rPr>
+          <w:rFonts w:ascii="JetBrains Mono" w:hAnsi="JetBrains Mono"/>
+          <w:lang w:val="hu-HU" w:eastAsia="zh-CN" w:bidi="hi-IN"/>
+        </w:rPr>
+      </w:r>
+    </w:p>
+    <w:p>
+      <w:pPr>
+        <w:pStyle w:val="Normal"/>
+        <w:bidi w:val="0"/>
+        <w:jc w:val="left"/>
         <w:rPr>
           <w:rFonts w:ascii="JetBrains Mono" w:hAnsi="JetBrains Mono"/>
         </w:rPr>
@@ -595,7 +595,7 @@
       <w:pPr>
         <w:pStyle w:val="Normal"/>
         <w:bidi w:val="0"/>
-        <w:jc w:val="start"/>
+        <w:jc w:val="left"/>
         <w:rPr>
           <w:rFonts w:ascii="JetBrains Mono" w:hAnsi="JetBrains Mono"/>
         </w:rPr>
@@ -612,7 +612,7 @@
       <w:pPr>
         <w:pStyle w:val="Normal"/>
         <w:bidi w:val="0"/>
-        <w:jc w:val="start"/>
+        <w:jc w:val="left"/>
         <w:rPr>
           <w:rFonts w:ascii="JetBrains Mono" w:hAnsi="JetBrains Mono"/>
         </w:rPr>
@@ -629,7 +629,7 @@
       <w:pPr>
         <w:pStyle w:val="Normal"/>
         <w:bidi w:val="0"/>
-        <w:jc w:val="start"/>
+        <w:jc w:val="left"/>
         <w:rPr>
           <w:rFonts w:ascii="JetBrains Mono" w:hAnsi="JetBrains Mono"/>
         </w:rPr>
@@ -646,7 +646,7 @@
       <w:pPr>
         <w:pStyle w:val="Normal"/>
         <w:bidi w:val="0"/>
-        <w:jc w:val="start"/>
+        <w:jc w:val="left"/>
         <w:rPr>
           <w:rFonts w:ascii="JetBrains Mono" w:hAnsi="JetBrains Mono"/>
         </w:rPr>
@@ -663,7 +663,7 @@
       <w:pPr>
         <w:pStyle w:val="Normal"/>
         <w:bidi w:val="0"/>
-        <w:jc w:val="start"/>
+        <w:jc w:val="left"/>
         <w:rPr>
           <w:rFonts w:ascii="JetBrains Mono" w:hAnsi="JetBrains Mono"/>
         </w:rPr>
@@ -680,7 +680,7 @@
       <w:pPr>
         <w:pStyle w:val="Normal"/>
         <w:bidi w:val="0"/>
-        <w:jc w:val="start"/>
+        <w:jc w:val="left"/>
         <w:rPr>
           <w:rFonts w:ascii="JetBrains Mono" w:hAnsi="JetBrains Mono"/>
         </w:rPr>
@@ -697,7 +697,7 @@
       <w:pPr>
         <w:pStyle w:val="Normal"/>
         <w:bidi w:val="0"/>
-        <w:jc w:val="start"/>
+        <w:jc w:val="left"/>
         <w:rPr>
           <w:rFonts w:ascii="JetBrains Mono" w:hAnsi="JetBrains Mono"/>
         </w:rPr>
@@ -714,7 +714,7 @@
       <w:pPr>
         <w:pStyle w:val="Normal"/>
         <w:bidi w:val="0"/>
-        <w:jc w:val="start"/>
+        <w:jc w:val="left"/>
         <w:rPr>
           <w:rFonts w:ascii="JetBrains Mono" w:hAnsi="JetBrains Mono"/>
         </w:rPr>
@@ -731,7 +731,7 @@
       <w:pPr>
         <w:pStyle w:val="Normal"/>
         <w:bidi w:val="0"/>
-        <w:jc w:val="start"/>
+        <w:jc w:val="left"/>
         <w:rPr>
           <w:rFonts w:ascii="JetBrains Mono" w:hAnsi="JetBrains Mono"/>
         </w:rPr>
@@ -748,7 +748,7 @@
       <w:pPr>
         <w:pStyle w:val="Normal"/>
         <w:bidi w:val="0"/>
-        <w:jc w:val="start"/>
+        <w:jc w:val="left"/>
         <w:rPr>
           <w:rFonts w:ascii="JetBrains Mono" w:hAnsi="JetBrains Mono"/>
         </w:rPr>
@@ -765,7 +765,7 @@
       <w:pPr>
         <w:pStyle w:val="Normal"/>
         <w:bidi w:val="0"/>
-        <w:jc w:val="start"/>
+        <w:jc w:val="left"/>
         <w:rPr>
           <w:rFonts w:ascii="JetBrains Mono" w:hAnsi="JetBrains Mono"/>
         </w:rPr>
@@ -782,7 +782,7 @@
       <w:pPr>
         <w:pStyle w:val="Normal"/>
         <w:bidi w:val="0"/>
-        <w:jc w:val="start"/>
+        <w:jc w:val="left"/>
         <w:rPr>
           <w:rFonts w:ascii="JetBrains Mono" w:hAnsi="JetBrains Mono"/>
         </w:rPr>
@@ -799,24 +799,24 @@
       <w:pPr>
         <w:pStyle w:val="Normal"/>
         <w:bidi w:val="0"/>
-        <w:jc w:val="start"/>
-        <w:rPr>
-          <w:rFonts w:ascii="JetBrains Mono" w:hAnsi="JetBrains Mono"/>
-          <w:lang w:val="hu-HU" w:eastAsia="zh-CN" w:bidi="hi-IN"/>
-        </w:rPr>
-      </w:pPr>
-      <w:r>
-        <w:rPr>
-          <w:rFonts w:ascii="JetBrains Mono" w:hAnsi="JetBrains Mono"/>
-          <w:lang w:val="hu-HU" w:eastAsia="zh-CN" w:bidi="hi-IN"/>
-        </w:rPr>
-      </w:r>
-    </w:p>
-    <w:p>
-      <w:pPr>
-        <w:pStyle w:val="Normal"/>
-        <w:bidi w:val="0"/>
-        <w:jc w:val="start"/>
+        <w:jc w:val="left"/>
+        <w:rPr>
+          <w:rFonts w:ascii="JetBrains Mono" w:hAnsi="JetBrains Mono"/>
+          <w:lang w:val="hu-HU" w:eastAsia="zh-CN" w:bidi="hi-IN"/>
+        </w:rPr>
+      </w:pPr>
+      <w:r>
+        <w:rPr>
+          <w:rFonts w:ascii="JetBrains Mono" w:hAnsi="JetBrains Mono"/>
+          <w:lang w:val="hu-HU" w:eastAsia="zh-CN" w:bidi="hi-IN"/>
+        </w:rPr>
+      </w:r>
+    </w:p>
+    <w:p>
+      <w:pPr>
+        <w:pStyle w:val="Normal"/>
+        <w:bidi w:val="0"/>
+        <w:jc w:val="left"/>
         <w:rPr>
           <w:rFonts w:ascii="JetBrains Mono" w:hAnsi="JetBrains Mono"/>
         </w:rPr>
@@ -833,41 +833,41 @@
       <w:pPr>
         <w:pStyle w:val="Normal"/>
         <w:bidi w:val="0"/>
-        <w:jc w:val="start"/>
-        <w:rPr>
-          <w:rFonts w:ascii="JetBrains Mono" w:hAnsi="JetBrains Mono"/>
-          <w:lang w:val="hu-HU" w:eastAsia="zh-CN" w:bidi="hi-IN"/>
-        </w:rPr>
-      </w:pPr>
-      <w:r>
-        <w:rPr>
-          <w:rFonts w:ascii="JetBrains Mono" w:hAnsi="JetBrains Mono"/>
-          <w:lang w:val="hu-HU" w:eastAsia="zh-CN" w:bidi="hi-IN"/>
-        </w:rPr>
-      </w:r>
-    </w:p>
-    <w:p>
-      <w:pPr>
-        <w:pStyle w:val="Normal"/>
-        <w:bidi w:val="0"/>
-        <w:jc w:val="start"/>
-        <w:rPr>
-          <w:rFonts w:ascii="JetBrains Mono" w:hAnsi="JetBrains Mono"/>
-          <w:lang w:val="hu-HU" w:eastAsia="zh-CN" w:bidi="hi-IN"/>
-        </w:rPr>
-      </w:pPr>
-      <w:r>
-        <w:rPr>
-          <w:rFonts w:ascii="JetBrains Mono" w:hAnsi="JetBrains Mono"/>
-          <w:lang w:val="hu-HU" w:eastAsia="zh-CN" w:bidi="hi-IN"/>
-        </w:rPr>
-      </w:r>
-    </w:p>
-    <w:p>
-      <w:pPr>
-        <w:pStyle w:val="Normal"/>
-        <w:bidi w:val="0"/>
-        <w:jc w:val="start"/>
+        <w:jc w:val="left"/>
+        <w:rPr>
+          <w:rFonts w:ascii="JetBrains Mono" w:hAnsi="JetBrains Mono"/>
+          <w:lang w:val="hu-HU" w:eastAsia="zh-CN" w:bidi="hi-IN"/>
+        </w:rPr>
+      </w:pPr>
+      <w:r>
+        <w:rPr>
+          <w:rFonts w:ascii="JetBrains Mono" w:hAnsi="JetBrains Mono"/>
+          <w:lang w:val="hu-HU" w:eastAsia="zh-CN" w:bidi="hi-IN"/>
+        </w:rPr>
+      </w:r>
+    </w:p>
+    <w:p>
+      <w:pPr>
+        <w:pStyle w:val="Normal"/>
+        <w:bidi w:val="0"/>
+        <w:jc w:val="left"/>
+        <w:rPr>
+          <w:rFonts w:ascii="JetBrains Mono" w:hAnsi="JetBrains Mono"/>
+          <w:lang w:val="hu-HU" w:eastAsia="zh-CN" w:bidi="hi-IN"/>
+        </w:rPr>
+      </w:pPr>
+      <w:r>
+        <w:rPr>
+          <w:rFonts w:ascii="JetBrains Mono" w:hAnsi="JetBrains Mono"/>
+          <w:lang w:val="hu-HU" w:eastAsia="zh-CN" w:bidi="hi-IN"/>
+        </w:rPr>
+      </w:r>
+    </w:p>
+    <w:p>
+      <w:pPr>
+        <w:pStyle w:val="Normal"/>
+        <w:bidi w:val="0"/>
+        <w:jc w:val="left"/>
         <w:rPr>
           <w:rFonts w:ascii="JetBrains Mono" w:hAnsi="JetBrains Mono"/>
         </w:rPr>
@@ -884,7 +884,7 @@
       <w:pPr>
         <w:pStyle w:val="Normal"/>
         <w:bidi w:val="0"/>
-        <w:jc w:val="start"/>
+        <w:jc w:val="left"/>
         <w:rPr>
           <w:rFonts w:ascii="JetBrains Mono" w:hAnsi="JetBrains Mono"/>
         </w:rPr>
@@ -901,7 +901,7 @@
       <w:pPr>
         <w:pStyle w:val="Normal"/>
         <w:bidi w:val="0"/>
-        <w:jc w:val="start"/>
+        <w:jc w:val="left"/>
         <w:rPr>
           <w:rFonts w:ascii="JetBrains Mono" w:hAnsi="JetBrains Mono"/>
         </w:rPr>
@@ -918,7 +918,7 @@
       <w:pPr>
         <w:pStyle w:val="Normal"/>
         <w:bidi w:val="0"/>
-        <w:jc w:val="start"/>
+        <w:jc w:val="left"/>
         <w:rPr>
           <w:rFonts w:ascii="JetBrains Mono" w:hAnsi="JetBrains Mono"/>
         </w:rPr>
@@ -935,24 +935,24 @@
       <w:pPr>
         <w:pStyle w:val="Normal"/>
         <w:bidi w:val="0"/>
-        <w:jc w:val="start"/>
-        <w:rPr>
-          <w:rFonts w:ascii="JetBrains Mono" w:hAnsi="JetBrains Mono"/>
-          <w:lang w:val="hu-HU" w:eastAsia="zh-CN" w:bidi="hi-IN"/>
-        </w:rPr>
-      </w:pPr>
-      <w:r>
-        <w:rPr>
-          <w:rFonts w:ascii="JetBrains Mono" w:hAnsi="JetBrains Mono"/>
-          <w:lang w:val="hu-HU" w:eastAsia="zh-CN" w:bidi="hi-IN"/>
-        </w:rPr>
-      </w:r>
-    </w:p>
-    <w:p>
-      <w:pPr>
-        <w:pStyle w:val="Normal"/>
-        <w:bidi w:val="0"/>
-        <w:jc w:val="start"/>
+        <w:jc w:val="left"/>
+        <w:rPr>
+          <w:rFonts w:ascii="JetBrains Mono" w:hAnsi="JetBrains Mono"/>
+          <w:lang w:val="hu-HU" w:eastAsia="zh-CN" w:bidi="hi-IN"/>
+        </w:rPr>
+      </w:pPr>
+      <w:r>
+        <w:rPr>
+          <w:rFonts w:ascii="JetBrains Mono" w:hAnsi="JetBrains Mono"/>
+          <w:lang w:val="hu-HU" w:eastAsia="zh-CN" w:bidi="hi-IN"/>
+        </w:rPr>
+      </w:r>
+    </w:p>
+    <w:p>
+      <w:pPr>
+        <w:pStyle w:val="Normal"/>
+        <w:bidi w:val="0"/>
+        <w:jc w:val="left"/>
         <w:rPr>
           <w:rFonts w:ascii="JetBrains Mono" w:hAnsi="JetBrains Mono"/>
         </w:rPr>
@@ -969,7 +969,7 @@
       <w:pPr>
         <w:pStyle w:val="Normal"/>
         <w:bidi w:val="0"/>
-        <w:jc w:val="start"/>
+        <w:jc w:val="left"/>
         <w:rPr>
           <w:rFonts w:ascii="JetBrains Mono" w:hAnsi="JetBrains Mono"/>
         </w:rPr>
@@ -986,7 +986,7 @@
       <w:pPr>
         <w:pStyle w:val="Normal"/>
         <w:bidi w:val="0"/>
-        <w:jc w:val="start"/>
+        <w:jc w:val="left"/>
         <w:rPr>
           <w:rFonts w:ascii="JetBrains Mono" w:hAnsi="JetBrains Mono"/>
         </w:rPr>
@@ -1003,24 +1003,24 @@
       <w:pPr>
         <w:pStyle w:val="Normal"/>
         <w:bidi w:val="0"/>
-        <w:jc w:val="start"/>
-        <w:rPr>
-          <w:rFonts w:ascii="JetBrains Mono" w:hAnsi="JetBrains Mono"/>
-          <w:lang w:val="hu-HU" w:eastAsia="zh-CN" w:bidi="hi-IN"/>
-        </w:rPr>
-      </w:pPr>
-      <w:r>
-        <w:rPr>
-          <w:rFonts w:ascii="JetBrains Mono" w:hAnsi="JetBrains Mono"/>
-          <w:lang w:val="hu-HU" w:eastAsia="zh-CN" w:bidi="hi-IN"/>
-        </w:rPr>
-      </w:r>
-    </w:p>
-    <w:p>
-      <w:pPr>
-        <w:pStyle w:val="Normal"/>
-        <w:bidi w:val="0"/>
-        <w:jc w:val="start"/>
+        <w:jc w:val="left"/>
+        <w:rPr>
+          <w:rFonts w:ascii="JetBrains Mono" w:hAnsi="JetBrains Mono"/>
+          <w:lang w:val="hu-HU" w:eastAsia="zh-CN" w:bidi="hi-IN"/>
+        </w:rPr>
+      </w:pPr>
+      <w:r>
+        <w:rPr>
+          <w:rFonts w:ascii="JetBrains Mono" w:hAnsi="JetBrains Mono"/>
+          <w:lang w:val="hu-HU" w:eastAsia="zh-CN" w:bidi="hi-IN"/>
+        </w:rPr>
+      </w:r>
+    </w:p>
+    <w:p>
+      <w:pPr>
+        <w:pStyle w:val="Normal"/>
+        <w:bidi w:val="0"/>
+        <w:jc w:val="left"/>
         <w:rPr>
           <w:rFonts w:ascii="JetBrains Mono" w:hAnsi="JetBrains Mono"/>
         </w:rPr>
@@ -1037,7 +1037,7 @@
       <w:pPr>
         <w:pStyle w:val="Normal"/>
         <w:bidi w:val="0"/>
-        <w:jc w:val="start"/>
+        <w:jc w:val="left"/>
         <w:rPr>
           <w:rFonts w:ascii="JetBrains Mono" w:hAnsi="JetBrains Mono"/>
         </w:rPr>
@@ -1054,78 +1054,94 @@
       <w:pPr>
         <w:pStyle w:val="Normal"/>
         <w:bidi w:val="0"/>
-        <w:jc w:val="start"/>
-        <w:rPr>
-          <w:rFonts w:ascii="JetBrains Mono" w:hAnsi="JetBrains Mono"/>
-          <w:lang w:val="hu-HU" w:eastAsia="zh-CN" w:bidi="hi-IN"/>
-        </w:rPr>
-      </w:pPr>
-      <w:r>
-        <w:rPr>
-          <w:rFonts w:ascii="JetBrains Mono" w:hAnsi="JetBrains Mono"/>
-          <w:lang w:val="hu-HU" w:eastAsia="zh-CN" w:bidi="hi-IN"/>
-        </w:rPr>
-      </w:r>
-    </w:p>
-    <w:p>
-      <w:pPr>
-        <w:pStyle w:val="Normal"/>
-        <w:bidi w:val="0"/>
-        <w:jc w:val="start"/>
-        <w:rPr>
-          <w:rFonts w:ascii="JetBrains Mono" w:hAnsi="JetBrains Mono"/>
-          <w:lang w:val="hu-HU" w:eastAsia="zh-CN" w:bidi="hi-IN"/>
-        </w:rPr>
-      </w:pPr>
-      <w:r>
-        <w:rPr>
-          <w:rFonts w:ascii="JetBrains Mono" w:hAnsi="JetBrains Mono"/>
-          <w:lang w:val="hu-HU" w:eastAsia="zh-CN" w:bidi="hi-IN"/>
-        </w:rPr>
-      </w:r>
-    </w:p>
-    <w:p>
-      <w:pPr>
-        <w:pStyle w:val="Normal"/>
-        <w:bidi w:val="0"/>
-        <w:jc w:val="start"/>
-        <w:rPr>
-          <w:rFonts w:ascii="JetBrains Mono" w:hAnsi="JetBrains Mono"/>
-          <w:lang w:val="hu-HU" w:eastAsia="zh-CN" w:bidi="hi-IN"/>
-        </w:rPr>
-      </w:pPr>
-      <w:r>
-        <w:rPr>
-          <w:rFonts w:ascii="JetBrains Mono" w:hAnsi="JetBrains Mono"/>
-          <w:lang w:val="hu-HU" w:eastAsia="zh-CN" w:bidi="hi-IN"/>
-        </w:rPr>
-      </w:r>
-    </w:p>
-    <w:p>
-      <w:pPr>
-        <w:pStyle w:val="Normal"/>
-        <w:bidi w:val="0"/>
-        <w:jc w:val="start"/>
-        <w:rPr>
-          <w:rFonts w:ascii="JetBrains Mono" w:hAnsi="JetBrains Mono"/>
-        </w:rPr>
-      </w:pPr>
-      <w:r>
-        <w:rPr>
-          <w:rFonts w:ascii="JetBrains Mono" w:hAnsi="JetBrains Mono"/>
-          <w:lang w:val="hu-HU" w:eastAsia="zh-CN" w:bidi="hi-IN"/>
-        </w:rPr>
-        <w:t>Sˇn = ((a1+an)*n)/2</w:t>
-      </w:r>
-    </w:p>
-    <w:p>
-      <w:pPr>
-        <w:pStyle w:val="Normal"/>
-        <w:bidi w:val="0"/>
-        <w:jc w:val="start"/>
-        <w:rPr>
-          <w:rFonts w:ascii="JetBrains Mono" w:hAnsi="JetBrains Mono"/>
-          <w:lang w:val="hu-HU" w:eastAsia="zh-CN" w:bidi="hi-IN"/>
+        <w:jc w:val="left"/>
+        <w:rPr>
+          <w:rFonts w:ascii="JetBrains Mono" w:hAnsi="JetBrains Mono"/>
+          <w:lang w:val="hu-HU" w:eastAsia="zh-CN" w:bidi="hi-IN"/>
+        </w:rPr>
+      </w:pPr>
+      <w:r>
+        <w:rPr>
+          <w:rFonts w:ascii="JetBrains Mono" w:hAnsi="JetBrains Mono"/>
+          <w:lang w:val="hu-HU" w:eastAsia="zh-CN" w:bidi="hi-IN"/>
+        </w:rPr>
+      </w:r>
+    </w:p>
+    <w:p>
+      <w:pPr>
+        <w:pStyle w:val="Normal"/>
+        <w:bidi w:val="0"/>
+        <w:jc w:val="left"/>
+        <w:rPr>
+          <w:rFonts w:ascii="JetBrains Mono" w:hAnsi="JetBrains Mono"/>
+          <w:lang w:val="hu-HU" w:eastAsia="zh-CN" w:bidi="hi-IN"/>
+        </w:rPr>
+      </w:pPr>
+      <w:r>
+        <w:rPr>
+          <w:rFonts w:ascii="JetBrains Mono" w:hAnsi="JetBrains Mono"/>
+          <w:lang w:val="hu-HU" w:eastAsia="zh-CN" w:bidi="hi-IN"/>
+        </w:rPr>
+      </w:r>
+    </w:p>
+    <w:p>
+      <w:pPr>
+        <w:pStyle w:val="Normal"/>
+        <w:bidi w:val="0"/>
+        <w:jc w:val="left"/>
+        <w:rPr>
+          <w:rFonts w:ascii="JetBrains Mono" w:hAnsi="JetBrains Mono"/>
+        </w:rPr>
+      </w:pPr>
+      <w:r>
+        <w:rPr>
+          <w:rFonts w:ascii="JetBrains Mono" w:hAnsi="JetBrains Mono"/>
+          <w:b/>
+          <w:bCs/>
+          <w:lang w:val="hu-HU" w:eastAsia="zh-CN" w:bidi="hi-IN"/>
+        </w:rPr>
+        <w:t>SZÁMTANI</w:t>
+      </w:r>
+    </w:p>
+    <w:p>
+      <w:pPr>
+        <w:pStyle w:val="Normal"/>
+        <w:bidi w:val="0"/>
+        <w:jc w:val="left"/>
+        <w:rPr>
+          <w:rFonts w:ascii="JetBrains Mono" w:hAnsi="JetBrains Mono"/>
+        </w:rPr>
+      </w:pPr>
+      <w:r>
+        <w:rPr>
+          <w:rFonts w:ascii="JetBrains Mono" w:hAnsi="JetBrains Mono"/>
+          <w:lang w:val="hu-HU" w:eastAsia="zh-CN" w:bidi="hi-IN"/>
+        </w:rPr>
+        <w:t>S</w:t>
+      </w:r>
+      <w:r>
+        <w:rPr>
+          <w:rFonts w:ascii="JetBrains Mono" w:hAnsi="JetBrains Mono"/>
+          <w:vertAlign w:val="subscript"/>
+          <w:lang w:val="hu-HU" w:eastAsia="zh-CN" w:bidi="hi-IN"/>
+        </w:rPr>
+        <w:t>n</w:t>
+      </w:r>
+      <w:r>
+        <w:rPr>
+          <w:rFonts w:ascii="JetBrains Mono" w:hAnsi="JetBrains Mono"/>
+          <w:lang w:val="hu-HU" w:eastAsia="zh-CN" w:bidi="hi-IN"/>
+        </w:rPr>
+        <w:t xml:space="preserve"> = ((a1+an)*n)/2</w:t>
+      </w:r>
+    </w:p>
+    <w:p>
+      <w:pPr>
+        <w:pStyle w:val="Normal"/>
+        <w:bidi w:val="0"/>
+        <w:jc w:val="left"/>
+        <w:rPr>
+          <w:rFonts w:ascii="JetBrains Mono" w:hAnsi="JetBrains Mono"/>
         </w:rPr>
       </w:pPr>
       <w:r>
@@ -1140,27 +1156,161 @@
       <w:pPr>
         <w:pStyle w:val="Normal"/>
         <w:bidi w:val="0"/>
-        <w:jc w:val="start"/>
-        <w:rPr>
-          <w:rFonts w:ascii="JetBrains Mono" w:hAnsi="JetBrains Mono"/>
-          <w:lang w:val="hu-HU" w:eastAsia="zh-CN" w:bidi="hi-IN"/>
-        </w:rPr>
-      </w:pPr>
-      <w:r>
-        <w:rPr>
-          <w:rFonts w:ascii="JetBrains Mono" w:hAnsi="JetBrains Mono"/>
-          <w:lang w:val="hu-HU" w:eastAsia="zh-CN" w:bidi="hi-IN"/>
-        </w:rPr>
-      </w:r>
-    </w:p>
-    <w:p>
-      <w:pPr>
-        <w:pStyle w:val="Normal"/>
-        <w:bidi w:val="0"/>
-        <w:jc w:val="start"/>
-        <w:rPr>
-          <w:rFonts w:ascii="JetBrains Mono" w:hAnsi="JetBrains Mono"/>
-          <w:lang w:val="hu-HU" w:eastAsia="zh-CN" w:bidi="hi-IN"/>
+        <w:jc w:val="left"/>
+        <w:rPr>
+          <w:rFonts w:ascii="JetBrains Mono" w:hAnsi="JetBrains Mono"/>
+        </w:rPr>
+      </w:pPr>
+      <w:r>
+        <w:rPr>
+          <w:rFonts w:ascii="JetBrains Mono" w:hAnsi="JetBrains Mono"/>
+          <w:b w:val="false"/>
+          <w:bCs w:val="false"/>
+          <w:position w:val="0"/>
+          <w:sz w:val="24"/>
+          <w:vertAlign w:val="baseline"/>
+          <w:lang w:val="hu-HU" w:eastAsia="zh-CN" w:bidi="hi-IN"/>
+        </w:rPr>
+        <w:t>S</w:t>
+      </w:r>
+      <w:r>
+        <w:rPr>
+          <w:rFonts w:ascii="JetBrains Mono" w:hAnsi="JetBrains Mono"/>
+          <w:b w:val="false"/>
+          <w:bCs w:val="false"/>
+          <w:vertAlign w:val="subscript"/>
+          <w:lang w:val="hu-HU" w:eastAsia="zh-CN" w:bidi="hi-IN"/>
+        </w:rPr>
+        <w:t>n</w:t>
+      </w:r>
+      <w:r>
+        <w:rPr>
+          <w:rFonts w:ascii="JetBrains Mono" w:hAnsi="JetBrains Mono"/>
+          <w:b w:val="false"/>
+          <w:bCs w:val="false"/>
+          <w:lang w:val="hu-HU" w:eastAsia="zh-CN" w:bidi="hi-IN"/>
+        </w:rPr>
+        <w:t>(2a1+(n-1)d)/2*n</w:t>
+      </w:r>
+    </w:p>
+    <w:p>
+      <w:pPr>
+        <w:pStyle w:val="Normal"/>
+        <w:bidi w:val="0"/>
+        <w:jc w:val="left"/>
+        <w:rPr>
+          <w:rFonts w:ascii="JetBrains Mono" w:hAnsi="JetBrains Mono"/>
+          <w:lang w:val="hu-HU" w:eastAsia="zh-CN" w:bidi="hi-IN"/>
+        </w:rPr>
+      </w:pPr>
+      <w:r>
+        <w:rPr>
+          <w:rFonts w:ascii="JetBrains Mono" w:hAnsi="JetBrains Mono"/>
+          <w:lang w:val="hu-HU" w:eastAsia="zh-CN" w:bidi="hi-IN"/>
+        </w:rPr>
+      </w:r>
+    </w:p>
+    <w:p>
+      <w:pPr>
+        <w:pStyle w:val="Normal"/>
+        <w:bidi w:val="0"/>
+        <w:jc w:val="left"/>
+        <w:rPr>
+          <w:rFonts w:ascii="JetBrains Mono" w:hAnsi="JetBrains Mono"/>
+        </w:rPr>
+      </w:pPr>
+      <w:r>
+        <w:rPr>
+          <w:rFonts w:ascii="JetBrains Mono" w:hAnsi="JetBrains Mono"/>
+          <w:b/>
+          <w:bCs/>
+          <w:position w:val="0"/>
+          <w:sz w:val="24"/>
+          <w:vertAlign w:val="baseline"/>
+          <w:lang w:val="hu-HU" w:eastAsia="zh-CN" w:bidi="hi-IN"/>
+        </w:rPr>
+        <w:t>MÉRTANI</w:t>
+      </w:r>
+    </w:p>
+    <w:p>
+      <w:pPr>
+        <w:pStyle w:val="Normal"/>
+        <w:bidi w:val="0"/>
+        <w:jc w:val="left"/>
+        <w:rPr>
+          <w:rFonts w:ascii="JetBrains Mono" w:hAnsi="JetBrains Mono"/>
+        </w:rPr>
+      </w:pPr>
+      <w:r>
+        <w:rPr>
+          <w:rFonts w:ascii="JetBrains Mono" w:hAnsi="JetBrains Mono"/>
+          <w:b/>
+          <w:bCs/>
+          <w:lang w:val="hu-HU" w:eastAsia="zh-CN" w:bidi="hi-IN"/>
+        </w:rPr>
+        <w:t>q*Sn-Sn=a1*q^n-a1</w:t>
+      </w:r>
+    </w:p>
+    <w:p>
+      <w:pPr>
+        <w:pStyle w:val="Normal"/>
+        <w:bidi w:val="0"/>
+        <w:jc w:val="left"/>
+        <w:rPr>
+          <w:rFonts w:ascii="JetBrains Mono" w:hAnsi="JetBrains Mono"/>
+        </w:rPr>
+      </w:pPr>
+      <w:r>
+        <w:rPr>
+          <w:rFonts w:ascii="JetBrains Mono" w:hAnsi="JetBrains Mono"/>
+          <w:b/>
+          <w:bCs/>
+          <w:lang w:val="hu-HU" w:eastAsia="zh-CN" w:bidi="hi-IN"/>
+        </w:rPr>
+        <w:t>Sn=(a1(q^n – 1))/q-1</w:t>
+      </w:r>
+    </w:p>
+    <w:p>
+      <w:pPr>
+        <w:pStyle w:val="Normal"/>
+        <w:bidi w:val="0"/>
+        <w:jc w:val="left"/>
+        <w:rPr>
+          <w:rFonts w:ascii="JetBrains Mono" w:hAnsi="JetBrains Mono"/>
+          <w:lang w:val="hu-HU" w:eastAsia="zh-CN" w:bidi="hi-IN"/>
+        </w:rPr>
+      </w:pPr>
+      <w:r>
+        <w:rPr>
+          <w:rFonts w:ascii="JetBrains Mono" w:hAnsi="JetBrains Mono"/>
+          <w:lang w:val="hu-HU" w:eastAsia="zh-CN" w:bidi="hi-IN"/>
+        </w:rPr>
+      </w:r>
+    </w:p>
+    <w:p>
+      <w:pPr>
+        <w:pStyle w:val="Normal"/>
+        <w:bidi w:val="0"/>
+        <w:jc w:val="left"/>
+        <w:rPr>
+          <w:rFonts w:ascii="JetBrains Mono" w:hAnsi="JetBrains Mono"/>
+          <w:lang w:val="hu-HU" w:eastAsia="zh-CN" w:bidi="hi-IN"/>
+        </w:rPr>
+      </w:pPr>
+      <w:r>
+        <w:rPr>
+          <w:rFonts w:ascii="JetBrains Mono" w:hAnsi="JetBrains Mono"/>
+          <w:lang w:val="hu-HU" w:eastAsia="zh-CN" w:bidi="hi-IN"/>
+        </w:rPr>
+      </w:r>
+    </w:p>
+    <w:p>
+      <w:pPr>
+        <w:pStyle w:val="Normal"/>
+        <w:bidi w:val="0"/>
+        <w:jc w:val="left"/>
+        <w:rPr>
+          <w:rFonts w:ascii="JetBrains Mono" w:hAnsi="JetBrains Mono"/>
         </w:rPr>
       </w:pPr>
       <w:r>
@@ -1175,10 +1325,9 @@
       <w:pPr>
         <w:pStyle w:val="Normal"/>
         <w:bidi w:val="0"/>
-        <w:jc w:val="start"/>
-        <w:rPr>
-          <w:rFonts w:ascii="JetBrains Mono" w:hAnsi="JetBrains Mono"/>
-          <w:lang w:val="hu-HU" w:eastAsia="zh-CN" w:bidi="hi-IN"/>
+        <w:jc w:val="left"/>
+        <w:rPr>
+          <w:rFonts w:ascii="JetBrains Mono" w:hAnsi="JetBrains Mono"/>
         </w:rPr>
       </w:pPr>
       <w:r>
@@ -1306,10 +1455,9 @@
       <w:pPr>
         <w:pStyle w:val="Normal"/>
         <w:bidi w:val="0"/>
-        <w:jc w:val="start"/>
-        <w:rPr>
-          <w:rFonts w:ascii="JetBrains Mono" w:hAnsi="JetBrains Mono"/>
-          <w:lang w:val="hu-HU" w:eastAsia="zh-CN" w:bidi="hi-IN"/>
+        <w:jc w:val="left"/>
+        <w:rPr>
+          <w:rFonts w:ascii="JetBrains Mono" w:hAnsi="JetBrains Mono"/>
         </w:rPr>
       </w:pPr>
       <w:r>
@@ -1324,10 +1472,9 @@
       <w:pPr>
         <w:pStyle w:val="Normal"/>
         <w:bidi w:val="0"/>
-        <w:jc w:val="start"/>
-        <w:rPr>
-          <w:rFonts w:ascii="JetBrains Mono" w:hAnsi="JetBrains Mono"/>
-          <w:lang w:val="hu-HU" w:eastAsia="zh-CN" w:bidi="hi-IN"/>
+        <w:jc w:val="left"/>
+        <w:rPr>
+          <w:rFonts w:ascii="JetBrains Mono" w:hAnsi="JetBrains Mono"/>
         </w:rPr>
       </w:pPr>
       <w:r>
@@ -1342,10 +1489,9 @@
       <w:pPr>
         <w:pStyle w:val="Normal"/>
         <w:bidi w:val="0"/>
-        <w:jc w:val="start"/>
-        <w:rPr>
-          <w:rFonts w:ascii="JetBrains Mono" w:hAnsi="JetBrains Mono"/>
-          <w:lang w:val="hu-HU" w:eastAsia="zh-CN" w:bidi="hi-IN"/>
+        <w:jc w:val="left"/>
+        <w:rPr>
+          <w:rFonts w:ascii="JetBrains Mono" w:hAnsi="JetBrains Mono"/>
         </w:rPr>
       </w:pPr>
       <w:r>
@@ -1404,10 +1550,9 @@
       <w:pPr>
         <w:pStyle w:val="Normal"/>
         <w:bidi w:val="0"/>
-        <w:jc w:val="start"/>
-        <w:rPr>
-          <w:rFonts w:ascii="JetBrains Mono" w:hAnsi="JetBrains Mono"/>
-          <w:lang w:val="hu-HU" w:eastAsia="zh-CN" w:bidi="hi-IN"/>
+        <w:jc w:val="left"/>
+        <w:rPr>
+          <w:rFonts w:ascii="JetBrains Mono" w:hAnsi="JetBrains Mono"/>
         </w:rPr>
       </w:pPr>
       <w:r>
@@ -1422,44 +1567,43 @@
       <w:pPr>
         <w:pStyle w:val="Normal"/>
         <w:bidi w:val="0"/>
-        <w:jc w:val="start"/>
-        <w:rPr>
-          <w:rFonts w:ascii="JetBrains Mono" w:hAnsi="JetBrains Mono"/>
-          <w:lang w:val="hu-HU" w:eastAsia="zh-CN" w:bidi="hi-IN"/>
-        </w:rPr>
-      </w:pPr>
-      <w:r>
-        <w:rPr>
-          <w:rFonts w:ascii="JetBrains Mono" w:hAnsi="JetBrains Mono"/>
-          <w:lang w:val="hu-HU" w:eastAsia="zh-CN" w:bidi="hi-IN"/>
-        </w:rPr>
-      </w:r>
-    </w:p>
-    <w:p>
-      <w:pPr>
-        <w:pStyle w:val="Normal"/>
-        <w:bidi w:val="0"/>
-        <w:jc w:val="start"/>
-        <w:rPr>
-          <w:rFonts w:ascii="JetBrains Mono" w:hAnsi="JetBrains Mono"/>
-          <w:lang w:val="hu-HU" w:eastAsia="zh-CN" w:bidi="hi-IN"/>
-        </w:rPr>
-      </w:pPr>
-      <w:r>
-        <w:rPr>
-          <w:rFonts w:ascii="JetBrains Mono" w:hAnsi="JetBrains Mono"/>
-          <w:lang w:val="hu-HU" w:eastAsia="zh-CN" w:bidi="hi-IN"/>
-        </w:rPr>
-      </w:r>
-    </w:p>
-    <w:p>
-      <w:pPr>
-        <w:pStyle w:val="Normal"/>
-        <w:bidi w:val="0"/>
-        <w:jc w:val="start"/>
-        <w:rPr>
-          <w:rFonts w:ascii="JetBrains Mono" w:hAnsi="JetBrains Mono"/>
-          <w:lang w:val="hu-HU" w:eastAsia="zh-CN" w:bidi="hi-IN"/>
+        <w:jc w:val="left"/>
+        <w:rPr>
+          <w:rFonts w:ascii="JetBrains Mono" w:hAnsi="JetBrains Mono"/>
+          <w:lang w:val="hu-HU" w:eastAsia="zh-CN" w:bidi="hi-IN"/>
+        </w:rPr>
+      </w:pPr>
+      <w:r>
+        <w:rPr>
+          <w:rFonts w:ascii="JetBrains Mono" w:hAnsi="JetBrains Mono"/>
+          <w:lang w:val="hu-HU" w:eastAsia="zh-CN" w:bidi="hi-IN"/>
+        </w:rPr>
+      </w:r>
+    </w:p>
+    <w:p>
+      <w:pPr>
+        <w:pStyle w:val="Normal"/>
+        <w:bidi w:val="0"/>
+        <w:jc w:val="left"/>
+        <w:rPr>
+          <w:rFonts w:ascii="JetBrains Mono" w:hAnsi="JetBrains Mono"/>
+          <w:lang w:val="hu-HU" w:eastAsia="zh-CN" w:bidi="hi-IN"/>
+        </w:rPr>
+      </w:pPr>
+      <w:r>
+        <w:rPr>
+          <w:rFonts w:ascii="JetBrains Mono" w:hAnsi="JetBrains Mono"/>
+          <w:lang w:val="hu-HU" w:eastAsia="zh-CN" w:bidi="hi-IN"/>
+        </w:rPr>
+      </w:r>
+    </w:p>
+    <w:p>
+      <w:pPr>
+        <w:pStyle w:val="Normal"/>
+        <w:bidi w:val="0"/>
+        <w:jc w:val="left"/>
+        <w:rPr>
+          <w:rFonts w:ascii="JetBrains Mono" w:hAnsi="JetBrains Mono"/>
         </w:rPr>
       </w:pPr>
       <w:r>
@@ -1518,27 +1662,26 @@
       <w:pPr>
         <w:pStyle w:val="Normal"/>
         <w:bidi w:val="0"/>
-        <w:jc w:val="start"/>
-        <w:rPr>
-          <w:rFonts w:ascii="JetBrains Mono" w:hAnsi="JetBrains Mono"/>
-          <w:lang w:val="hu-HU" w:eastAsia="zh-CN" w:bidi="hi-IN"/>
-        </w:rPr>
-      </w:pPr>
-      <w:r>
-        <w:rPr>
-          <w:rFonts w:ascii="JetBrains Mono" w:hAnsi="JetBrains Mono"/>
-          <w:lang w:val="hu-HU" w:eastAsia="zh-CN" w:bidi="hi-IN"/>
-        </w:rPr>
-      </w:r>
-    </w:p>
-    <w:p>
-      <w:pPr>
-        <w:pStyle w:val="Normal"/>
-        <w:bidi w:val="0"/>
-        <w:jc w:val="start"/>
-        <w:rPr>
-          <w:rFonts w:ascii="JetBrains Mono" w:hAnsi="JetBrains Mono"/>
-          <w:lang w:val="hu-HU" w:eastAsia="zh-CN" w:bidi="hi-IN"/>
+        <w:jc w:val="left"/>
+        <w:rPr>
+          <w:rFonts w:ascii="JetBrains Mono" w:hAnsi="JetBrains Mono"/>
+          <w:lang w:val="hu-HU" w:eastAsia="zh-CN" w:bidi="hi-IN"/>
+        </w:rPr>
+      </w:pPr>
+      <w:r>
+        <w:rPr>
+          <w:rFonts w:ascii="JetBrains Mono" w:hAnsi="JetBrains Mono"/>
+          <w:lang w:val="hu-HU" w:eastAsia="zh-CN" w:bidi="hi-IN"/>
+        </w:rPr>
+      </w:r>
+    </w:p>
+    <w:p>
+      <w:pPr>
+        <w:pStyle w:val="Normal"/>
+        <w:bidi w:val="0"/>
+        <w:jc w:val="left"/>
+        <w:rPr>
+          <w:rFonts w:ascii="JetBrains Mono" w:hAnsi="JetBrains Mono"/>
         </w:rPr>
       </w:pPr>
       <w:r>
@@ -1553,10 +1696,27 @@
       <w:pPr>
         <w:pStyle w:val="Normal"/>
         <w:bidi w:val="0"/>
-        <w:jc w:val="start"/>
-        <w:rPr>
-          <w:rFonts w:ascii="JetBrains Mono" w:hAnsi="JetBrains Mono"/>
-          <w:lang w:val="hu-HU" w:eastAsia="zh-CN" w:bidi="hi-IN"/>
+        <w:jc w:val="left"/>
+        <w:rPr>
+          <w:rFonts w:ascii="JetBrains Mono" w:hAnsi="JetBrains Mono"/>
+        </w:rPr>
+      </w:pPr>
+      <w:r>
+        <w:rPr>
+          <w:rFonts w:ascii="JetBrains Mono" w:hAnsi="JetBrains Mono"/>
+          <w:b w:val="false"/>
+          <w:bCs w:val="false"/>
+        </w:rPr>
+        <w:t>62/1 zöld</w:t>
+      </w:r>
+    </w:p>
+    <w:p>
+      <w:pPr>
+        <w:pStyle w:val="Normal"/>
+        <w:bidi w:val="0"/>
+        <w:jc w:val="left"/>
+        <w:rPr>
+          <w:rFonts w:ascii="JetBrains Mono" w:hAnsi="JetBrains Mono"/>
         </w:rPr>
       </w:pPr>
       <w:r>
@@ -1571,10 +1731,9 @@
       <w:pPr>
         <w:pStyle w:val="Normal"/>
         <w:bidi w:val="0"/>
-        <w:jc w:val="start"/>
-        <w:rPr>
-          <w:rFonts w:ascii="JetBrains Mono" w:hAnsi="JetBrains Mono"/>
-          <w:lang w:val="hu-HU" w:eastAsia="zh-CN" w:bidi="hi-IN"/>
+        <w:jc w:val="left"/>
+        <w:rPr>
+          <w:rFonts w:ascii="JetBrains Mono" w:hAnsi="JetBrains Mono"/>
         </w:rPr>
       </w:pPr>
       <w:r>
@@ -1589,10 +1748,9 @@
       <w:pPr>
         <w:pStyle w:val="Normal"/>
         <w:bidi w:val="0"/>
-        <w:jc w:val="start"/>
-        <w:rPr>
-          <w:rFonts w:ascii="JetBrains Mono" w:hAnsi="JetBrains Mono"/>
-          <w:lang w:val="hu-HU" w:eastAsia="zh-CN" w:bidi="hi-IN"/>
+        <w:jc w:val="left"/>
+        <w:rPr>
+          <w:rFonts w:ascii="JetBrains Mono" w:hAnsi="JetBrains Mono"/>
         </w:rPr>
       </w:pPr>
       <w:r>
@@ -1607,10 +1765,9 @@
       <w:pPr>
         <w:pStyle w:val="Normal"/>
         <w:bidi w:val="0"/>
-        <w:jc w:val="start"/>
-        <w:rPr>
-          <w:rFonts w:ascii="JetBrains Mono" w:hAnsi="JetBrains Mono"/>
-          <w:lang w:val="hu-HU" w:eastAsia="zh-CN" w:bidi="hi-IN"/>
+        <w:jc w:val="left"/>
+        <w:rPr>
+          <w:rFonts w:ascii="JetBrains Mono" w:hAnsi="JetBrains Mono"/>
         </w:rPr>
       </w:pPr>
       <w:r>
@@ -1625,19 +1782,804 @@
       <w:pPr>
         <w:pStyle w:val="Normal"/>
         <w:bidi w:val="0"/>
-        <w:jc w:val="start"/>
+        <w:jc w:val="left"/>
+        <w:rPr>
+          <w:rFonts w:ascii="JetBrains Mono" w:hAnsi="JetBrains Mono"/>
+          <w:b w:val="false"/>
+          <w:bCs w:val="false"/>
+        </w:rPr>
+      </w:pPr>
+      <w:r>
+        <w:rPr>
+          <w:rFonts w:ascii="JetBrains Mono" w:hAnsi="JetBrains Mono"/>
+          <w:b w:val="false"/>
+          <w:bCs w:val="false"/>
+        </w:rPr>
+      </w:r>
+    </w:p>
+    <w:p>
+      <w:pPr>
+        <w:pStyle w:val="Normal"/>
+        <w:bidi w:val="0"/>
+        <w:jc w:val="left"/>
+        <w:rPr>
+          <w:rFonts w:ascii="JetBrains Mono" w:hAnsi="JetBrains Mono"/>
+          <w:b w:val="false"/>
+          <w:bCs w:val="false"/>
+          <w:lang w:val="hu-HU" w:eastAsia="zh-CN" w:bidi="hi-IN"/>
+        </w:rPr>
+      </w:pPr>
+      <w:r>
+        <w:rPr>
+          <w:rFonts w:ascii="JetBrains Mono" w:hAnsi="JetBrains Mono"/>
+          <w:b w:val="false"/>
+          <w:bCs w:val="false"/>
+          <w:lang w:val="hu-HU" w:eastAsia="zh-CN" w:bidi="hi-IN"/>
+        </w:rPr>
+      </w:r>
+    </w:p>
+    <w:p>
+      <w:pPr>
+        <w:pStyle w:val="Normal"/>
+        <w:bidi w:val="0"/>
+        <w:jc w:val="left"/>
+        <w:rPr>
+          <w:rFonts w:ascii="JetBrains Mono" w:hAnsi="JetBrains Mono"/>
+        </w:rPr>
+      </w:pPr>
+      <w:r>
+        <w:rPr>
+          <w:rFonts w:ascii="JetBrains Mono" w:hAnsi="JetBrains Mono"/>
+          <w:b w:val="false"/>
+          <w:bCs w:val="false"/>
+          <w:lang w:val="hu-HU" w:eastAsia="zh-CN" w:bidi="hi-IN"/>
+        </w:rPr>
+        <w:t>200=(8(1.2^n – 1))/.2</w:t>
+      </w:r>
+    </w:p>
+    <w:p>
+      <w:pPr>
+        <w:pStyle w:val="Normal"/>
+        <w:bidi w:val="0"/>
+        <w:jc w:val="left"/>
+        <w:rPr>
+          <w:rFonts w:ascii="JetBrains Mono" w:hAnsi="JetBrains Mono"/>
+        </w:rPr>
+      </w:pPr>
+      <w:r>
+        <w:rPr>
+          <w:rFonts w:ascii="JetBrains Mono" w:hAnsi="JetBrains Mono"/>
+          <w:b w:val="false"/>
+          <w:bCs w:val="false"/>
+          <w:lang w:val="hu-HU" w:eastAsia="zh-CN" w:bidi="hi-IN"/>
+        </w:rPr>
+        <w:t>40=8(1.2^n -1)</w:t>
+      </w:r>
+    </w:p>
+    <w:p>
+      <w:pPr>
+        <w:pStyle w:val="Normal"/>
+        <w:bidi w:val="0"/>
+        <w:jc w:val="left"/>
+        <w:rPr>
+          <w:rFonts w:ascii="JetBrains Mono" w:hAnsi="JetBrains Mono"/>
+        </w:rPr>
+      </w:pPr>
+      <w:r>
+        <w:rPr>
+          <w:rFonts w:ascii="JetBrains Mono" w:hAnsi="JetBrains Mono"/>
+          <w:b w:val="false"/>
+          <w:bCs w:val="false"/>
+          <w:lang w:val="hu-HU" w:eastAsia="zh-CN" w:bidi="hi-IN"/>
+        </w:rPr>
+        <w:t>5=1.2^n-1</w:t>
+      </w:r>
+    </w:p>
+    <w:p>
+      <w:pPr>
+        <w:pStyle w:val="Normal"/>
+        <w:bidi w:val="0"/>
+        <w:jc w:val="left"/>
+        <w:rPr>
+          <w:rFonts w:ascii="JetBrains Mono" w:hAnsi="JetBrains Mono"/>
+        </w:rPr>
+      </w:pPr>
+      <w:r>
+        <w:rPr>
+          <w:rFonts w:ascii="JetBrains Mono" w:hAnsi="JetBrains Mono"/>
+          <w:b w:val="false"/>
+          <w:bCs w:val="false"/>
+          <w:lang w:val="hu-HU" w:eastAsia="zh-CN" w:bidi="hi-IN"/>
+        </w:rPr>
+        <w:t>6=1.2^n</w:t>
+      </w:r>
+    </w:p>
+    <w:p>
+      <w:pPr>
+        <w:pStyle w:val="Normal"/>
+        <w:bidi w:val="0"/>
+        <w:jc w:val="left"/>
+        <w:rPr>
+          <w:rFonts w:ascii="JetBrains Mono" w:hAnsi="JetBrains Mono"/>
+        </w:rPr>
+      </w:pPr>
+      <w:r>
+        <w:rPr>
+          <w:rFonts w:ascii="JetBrains Mono" w:hAnsi="JetBrains Mono"/>
+          <w:b w:val="false"/>
+          <w:bCs w:val="false"/>
+          <w:lang w:val="hu-HU" w:eastAsia="zh-CN" w:bidi="hi-IN"/>
+        </w:rPr>
+        <w:t>lg6=n*lg1.2</w:t>
+      </w:r>
+    </w:p>
+    <w:p>
+      <w:pPr>
+        <w:pStyle w:val="Normal"/>
+        <w:bidi w:val="0"/>
+        <w:jc w:val="left"/>
+        <w:rPr>
+          <w:rFonts w:ascii="JetBrains Mono" w:hAnsi="JetBrains Mono"/>
+        </w:rPr>
+      </w:pPr>
+      <w:r>
+        <w:rPr>
+          <w:rFonts w:ascii="JetBrains Mono" w:hAnsi="JetBrains Mono"/>
+          <w:b w:val="false"/>
+          <w:bCs w:val="false"/>
+          <w:lang w:val="hu-HU" w:eastAsia="zh-CN" w:bidi="hi-IN"/>
+        </w:rPr>
+        <w:t>n=lg6/lg1.2</w:t>
+      </w:r>
+    </w:p>
+    <w:p>
+      <w:pPr>
+        <w:pStyle w:val="Normal"/>
+        <w:bidi w:val="0"/>
+        <w:jc w:val="left"/>
+        <w:rPr>
+          <w:rFonts w:ascii="JetBrains Mono" w:hAnsi="JetBrains Mono"/>
+        </w:rPr>
+      </w:pPr>
+      <w:r>
+        <w:rPr>
+          <w:rFonts w:ascii="JetBrains Mono" w:hAnsi="JetBrains Mono"/>
+          <w:b w:val="false"/>
+          <w:bCs w:val="false"/>
+          <w:lang w:val="hu-HU" w:eastAsia="zh-CN" w:bidi="hi-IN"/>
+        </w:rPr>
+        <w:t>n=9.827</w:t>
+      </w:r>
+    </w:p>
+    <w:p>
+      <w:pPr>
+        <w:pStyle w:val="Normal"/>
+        <w:bidi w:val="0"/>
+        <w:jc w:val="left"/>
+        <w:rPr>
+          <w:rFonts w:ascii="JetBrains Mono" w:hAnsi="JetBrains Mono"/>
+        </w:rPr>
+      </w:pPr>
+      <w:r>
+        <w:rPr>
+          <w:rFonts w:ascii="JetBrains Mono" w:hAnsi="JetBrains Mono"/>
+          <w:b w:val="false"/>
+          <w:bCs w:val="false"/>
+          <w:lang w:val="hu-HU" w:eastAsia="zh-CN" w:bidi="hi-IN"/>
+        </w:rPr>
+        <w:t>válasz 10</w:t>
+      </w:r>
+    </w:p>
+    <w:p>
+      <w:pPr>
+        <w:pStyle w:val="Normal"/>
+        <w:bidi w:val="0"/>
+        <w:jc w:val="left"/>
+        <w:rPr>
+          <w:rFonts w:ascii="JetBrains Mono" w:hAnsi="JetBrains Mono"/>
+          <w:b w:val="false"/>
+          <w:bCs w:val="false"/>
+          <w:lang w:val="hu-HU" w:eastAsia="zh-CN" w:bidi="hi-IN"/>
+        </w:rPr>
+      </w:pPr>
+      <w:r>
+        <w:rPr>
+          <w:rFonts w:ascii="JetBrains Mono" w:hAnsi="JetBrains Mono"/>
+          <w:b w:val="false"/>
+          <w:bCs w:val="false"/>
+          <w:lang w:val="hu-HU" w:eastAsia="zh-CN" w:bidi="hi-IN"/>
+        </w:rPr>
+      </w:r>
+    </w:p>
+    <w:p>
+      <w:pPr>
+        <w:pStyle w:val="Normal"/>
+        <w:bidi w:val="0"/>
+        <w:jc w:val="left"/>
+        <w:rPr>
+          <w:rFonts w:ascii="JetBrains Mono" w:hAnsi="JetBrains Mono"/>
+          <w:b w:val="false"/>
+          <w:bCs w:val="false"/>
+          <w:lang w:val="hu-HU" w:eastAsia="zh-CN" w:bidi="hi-IN"/>
+        </w:rPr>
+      </w:pPr>
+      <w:r>
+        <w:rPr>
+          <w:rFonts w:ascii="JetBrains Mono" w:hAnsi="JetBrains Mono"/>
+          <w:b w:val="false"/>
+          <w:bCs w:val="false"/>
+          <w:lang w:val="hu-HU" w:eastAsia="zh-CN" w:bidi="hi-IN"/>
+        </w:rPr>
+      </w:r>
+    </w:p>
+    <w:p>
+      <w:pPr>
+        <w:pStyle w:val="Normal"/>
+        <w:bidi w:val="0"/>
+        <w:jc w:val="left"/>
+        <w:rPr>
+          <w:rFonts w:ascii="JetBrains Mono" w:hAnsi="JetBrains Mono"/>
+        </w:rPr>
+      </w:pPr>
+      <w:r>
+        <w:rPr>
+          <w:rFonts w:ascii="JetBrains Mono" w:hAnsi="JetBrains Mono"/>
+          <w:b w:val="false"/>
+          <w:bCs w:val="false"/>
+          <w:lang w:val="hu-HU" w:eastAsia="zh-CN" w:bidi="hi-IN"/>
+        </w:rPr>
+        <w:t>63/2</w:t>
+      </w:r>
+    </w:p>
+    <w:p>
+      <w:pPr>
+        <w:pStyle w:val="Normal"/>
+        <w:bidi w:val="0"/>
+        <w:jc w:val="left"/>
+        <w:rPr>
+          <w:rFonts w:ascii="JetBrains Mono" w:hAnsi="JetBrains Mono"/>
+        </w:rPr>
+      </w:pPr>
+      <w:r>
+        <w:rPr>
+          <w:rFonts w:ascii="JetBrains Mono" w:hAnsi="JetBrains Mono"/>
+          <w:b w:val="false"/>
+          <w:bCs w:val="false"/>
+          <w:lang w:val="hu-HU" w:eastAsia="zh-CN" w:bidi="hi-IN"/>
+        </w:rPr>
+        <w:t>a1 = 120kg</w:t>
+      </w:r>
+    </w:p>
+    <w:p>
+      <w:pPr>
+        <w:pStyle w:val="Normal"/>
+        <w:bidi w:val="0"/>
+        <w:jc w:val="left"/>
+        <w:rPr>
+          <w:rFonts w:ascii="JetBrains Mono" w:hAnsi="JetBrains Mono"/>
+        </w:rPr>
+      </w:pPr>
+      <w:r>
+        <w:rPr>
+          <w:rFonts w:ascii="JetBrains Mono" w:hAnsi="JetBrains Mono"/>
+          <w:b w:val="false"/>
+          <w:bCs w:val="false"/>
+          <w:lang w:val="hu-HU" w:eastAsia="zh-CN" w:bidi="hi-IN"/>
+        </w:rPr>
+        <w:t>q= .985</w:t>
+      </w:r>
+    </w:p>
+    <w:p>
+      <w:pPr>
+        <w:pStyle w:val="Normal"/>
+        <w:bidi w:val="0"/>
+        <w:jc w:val="left"/>
+        <w:rPr>
+          <w:rFonts w:ascii="JetBrains Mono" w:hAnsi="JetBrains Mono"/>
+          <w:b w:val="false"/>
+          <w:bCs w:val="false"/>
+          <w:lang w:val="hu-HU" w:eastAsia="zh-CN" w:bidi="hi-IN"/>
+        </w:rPr>
+      </w:pPr>
+      <w:r>
+        <w:rPr>
+          <w:rFonts w:ascii="JetBrains Mono" w:hAnsi="JetBrains Mono"/>
+          <w:b w:val="false"/>
+          <w:bCs w:val="false"/>
+          <w:lang w:val="hu-HU" w:eastAsia="zh-CN" w:bidi="hi-IN"/>
+        </w:rPr>
+      </w:r>
+    </w:p>
+    <w:p>
+      <w:pPr>
+        <w:pStyle w:val="Normal"/>
+        <w:bidi w:val="0"/>
+        <w:jc w:val="left"/>
+        <w:rPr>
+          <w:rFonts w:ascii="JetBrains Mono" w:hAnsi="JetBrains Mono"/>
+        </w:rPr>
+      </w:pPr>
+      <w:r>
+        <w:rPr>
+          <w:rFonts w:ascii="JetBrains Mono" w:hAnsi="JetBrains Mono"/>
+          <w:b w:val="false"/>
+          <w:bCs w:val="false"/>
+          <w:lang w:val="hu-HU" w:eastAsia="zh-CN" w:bidi="hi-IN"/>
+        </w:rPr>
+        <w:t>3/2*6/3</w:t>
+      </w:r>
+    </w:p>
+    <w:p>
+      <w:pPr>
+        <w:pStyle w:val="Normal"/>
+        <w:bidi w:val="0"/>
+        <w:jc w:val="left"/>
+        <w:rPr>
+          <w:rFonts w:ascii="JetBrains Mono" w:hAnsi="JetBrains Mono"/>
+        </w:rPr>
+      </w:pPr>
+      <w:r>
+        <w:rPr>
+          <w:rFonts w:ascii="JetBrains Mono" w:hAnsi="JetBrains Mono"/>
+          <w:b w:val="false"/>
+          <w:bCs w:val="false"/>
+          <w:lang w:val="hu-HU" w:eastAsia="zh-CN" w:bidi="hi-IN"/>
+        </w:rPr>
+        <w:t>64/3a</w:t>
+      </w:r>
+    </w:p>
+    <w:p>
+      <w:pPr>
+        <w:pStyle w:val="Normal"/>
+        <w:bidi w:val="0"/>
+        <w:jc w:val="left"/>
+        <w:rPr>
+          <w:rFonts w:ascii="JetBrains Mono" w:hAnsi="JetBrains Mono"/>
+        </w:rPr>
+      </w:pPr>
+      <w:r>
+        <w:rPr>
+          <w:rFonts w:ascii="JetBrains Mono" w:hAnsi="JetBrains Mono"/>
+          <w:b w:val="false"/>
+          <w:bCs w:val="false"/>
+          <w:position w:val="0"/>
+          <w:sz w:val="24"/>
+          <w:vertAlign w:val="baseline"/>
+          <w:lang w:val="hu-HU" w:eastAsia="zh-CN" w:bidi="hi-IN"/>
+        </w:rPr>
+        <w:t>S</w:t>
+      </w:r>
+      <w:r>
+        <w:rPr>
+          <w:rFonts w:ascii="JetBrains Mono" w:hAnsi="JetBrains Mono"/>
+          <w:b w:val="false"/>
+          <w:bCs w:val="false"/>
+          <w:vertAlign w:val="subscript"/>
+          <w:lang w:val="hu-HU" w:eastAsia="zh-CN" w:bidi="hi-IN"/>
+        </w:rPr>
+        <w:t>20</w:t>
+      </w:r>
+      <w:r>
+        <w:rPr>
+          <w:rFonts w:ascii="JetBrains Mono" w:hAnsi="JetBrains Mono"/>
+          <w:b w:val="false"/>
+          <w:bCs w:val="false"/>
+          <w:position w:val="0"/>
+          <w:sz w:val="24"/>
+          <w:vertAlign w:val="baseline"/>
+          <w:lang w:val="hu-HU" w:eastAsia="zh-CN" w:bidi="hi-IN"/>
+        </w:rPr>
+        <w:t>=(1/2(1/2^20 – 1))/-1/2</w:t>
+      </w:r>
+    </w:p>
+    <w:p>
+      <w:pPr>
+        <w:pStyle w:val="Normal"/>
+        <w:bidi w:val="0"/>
+        <w:jc w:val="left"/>
+        <w:rPr>
+          <w:rFonts w:ascii="JetBrains Mono" w:hAnsi="JetBrains Mono"/>
+        </w:rPr>
+      </w:pPr>
+      <w:r>
+        <w:rPr>
+          <w:rFonts w:ascii="JetBrains Mono" w:hAnsi="JetBrains Mono"/>
+          <w:b w:val="false"/>
+          <w:bCs w:val="false"/>
+          <w:lang w:val="hu-HU" w:eastAsia="zh-CN" w:bidi="hi-IN"/>
+        </w:rPr>
+        <w:t>S</w:t>
+      </w:r>
+      <w:r>
+        <w:rPr>
+          <w:rFonts w:ascii="JetBrains Mono" w:hAnsi="JetBrains Mono"/>
+          <w:b w:val="false"/>
+          <w:bCs w:val="false"/>
+          <w:vertAlign w:val="subscript"/>
+          <w:lang w:val="hu-HU" w:eastAsia="zh-CN" w:bidi="hi-IN"/>
+        </w:rPr>
+        <w:t>20</w:t>
+      </w:r>
+      <w:r>
+        <w:rPr>
+          <w:rFonts w:ascii="JetBrains Mono" w:hAnsi="JetBrains Mono"/>
+          <w:b w:val="false"/>
+          <w:bCs w:val="false"/>
+          <w:position w:val="0"/>
+          <w:sz w:val="24"/>
+          <w:vertAlign w:val="baseline"/>
+          <w:lang w:val="hu-HU" w:eastAsia="zh-CN" w:bidi="hi-IN"/>
+        </w:rPr>
+        <w:t>=(1/2(1/1048576 – 1))/-1/2</w:t>
+      </w:r>
+    </w:p>
+    <w:p>
+      <w:pPr>
+        <w:pStyle w:val="Normal"/>
+        <w:bidi w:val="0"/>
+        <w:jc w:val="left"/>
+        <w:rPr>
+          <w:rFonts w:ascii="JetBrains Mono" w:hAnsi="JetBrains Mono"/>
+        </w:rPr>
+      </w:pPr>
+      <w:r>
+        <w:rPr>
+          <w:rFonts w:ascii="JetBrains Mono" w:hAnsi="JetBrains Mono"/>
+          <w:b w:val="false"/>
+          <w:bCs w:val="false"/>
+          <w:lang w:val="hu-HU" w:eastAsia="zh-CN" w:bidi="hi-IN"/>
+        </w:rPr>
+        <w:t>S</w:t>
+      </w:r>
+      <w:r>
+        <w:rPr>
+          <w:rFonts w:ascii="JetBrains Mono" w:hAnsi="JetBrains Mono"/>
+          <w:b w:val="false"/>
+          <w:bCs w:val="false"/>
+          <w:vertAlign w:val="subscript"/>
+          <w:lang w:val="hu-HU" w:eastAsia="zh-CN" w:bidi="hi-IN"/>
+        </w:rPr>
+        <w:t>20</w:t>
+      </w:r>
+      <w:r>
+        <w:rPr>
+          <w:rFonts w:ascii="JetBrains Mono" w:hAnsi="JetBrains Mono"/>
+          <w:b w:val="false"/>
+          <w:bCs w:val="false"/>
+          <w:position w:val="0"/>
+          <w:sz w:val="24"/>
+          <w:vertAlign w:val="baseline"/>
+          <w:lang w:val="hu-HU" w:eastAsia="zh-CN" w:bidi="hi-IN"/>
+        </w:rPr>
+        <w:t>=(1/2(-1048575/1048576))/-1/2</w:t>
+      </w:r>
+    </w:p>
+    <w:p>
+      <w:pPr>
+        <w:pStyle w:val="Normal"/>
+        <w:bidi w:val="0"/>
+        <w:jc w:val="left"/>
+        <w:rPr>
+          <w:rFonts w:ascii="JetBrains Mono" w:hAnsi="JetBrains Mono"/>
+        </w:rPr>
+      </w:pPr>
+      <w:r>
+        <w:rPr>
+          <w:rFonts w:ascii="JetBrains Mono" w:hAnsi="JetBrains Mono"/>
+          <w:b w:val="false"/>
+          <w:bCs w:val="false"/>
+          <w:lang w:val="hu-HU" w:eastAsia="zh-CN" w:bidi="hi-IN"/>
+        </w:rPr>
+        <w:t>S</w:t>
+      </w:r>
+      <w:r>
+        <w:rPr>
+          <w:rFonts w:ascii="JetBrains Mono" w:hAnsi="JetBrains Mono"/>
+          <w:b w:val="false"/>
+          <w:bCs w:val="false"/>
+          <w:vertAlign w:val="subscript"/>
+          <w:lang w:val="hu-HU" w:eastAsia="zh-CN" w:bidi="hi-IN"/>
+        </w:rPr>
+        <w:t>20</w:t>
+      </w:r>
+      <w:r>
+        <w:rPr>
+          <w:rFonts w:ascii="JetBrains Mono" w:hAnsi="JetBrains Mono"/>
+          <w:b w:val="false"/>
+          <w:bCs w:val="false"/>
+          <w:position w:val="0"/>
+          <w:sz w:val="24"/>
+          <w:vertAlign w:val="baseline"/>
+          <w:lang w:val="hu-HU" w:eastAsia="zh-CN" w:bidi="hi-IN"/>
+        </w:rPr>
+        <w:t>=(-1048575/2097152)/-1/2</w:t>
+      </w:r>
+    </w:p>
+    <w:p>
+      <w:pPr>
+        <w:pStyle w:val="Normal"/>
+        <w:bidi w:val="0"/>
+        <w:jc w:val="left"/>
+        <w:rPr>
+          <w:rFonts w:ascii="JetBrains Mono" w:hAnsi="JetBrains Mono"/>
+        </w:rPr>
+      </w:pPr>
+      <w:r>
+        <w:rPr>
+          <w:rFonts w:ascii="JetBrains Mono" w:hAnsi="JetBrains Mono"/>
+          <w:b w:val="false"/>
+          <w:bCs w:val="false"/>
+          <w:lang w:val="hu-HU" w:eastAsia="zh-CN" w:bidi="hi-IN"/>
+        </w:rPr>
+        <w:t>S</w:t>
+      </w:r>
+      <w:r>
+        <w:rPr>
+          <w:rFonts w:ascii="JetBrains Mono" w:hAnsi="JetBrains Mono"/>
+          <w:b w:val="false"/>
+          <w:bCs w:val="false"/>
+          <w:vertAlign w:val="subscript"/>
+          <w:lang w:val="hu-HU" w:eastAsia="zh-CN" w:bidi="hi-IN"/>
+        </w:rPr>
+        <w:t>20</w:t>
+      </w:r>
+      <w:r>
+        <w:rPr>
+          <w:rFonts w:ascii="JetBrains Mono" w:hAnsi="JetBrains Mono"/>
+          <w:b w:val="false"/>
+          <w:bCs w:val="false"/>
+          <w:position w:val="0"/>
+          <w:sz w:val="24"/>
+          <w:vertAlign w:val="baseline"/>
+          <w:lang w:val="hu-HU" w:eastAsia="zh-CN" w:bidi="hi-IN"/>
+        </w:rPr>
+        <w:t>=1048575/1048576)</w:t>
+      </w:r>
+    </w:p>
+    <w:p>
+      <w:pPr>
+        <w:pStyle w:val="Normal"/>
+        <w:bidi w:val="0"/>
+        <w:jc w:val="left"/>
+        <w:rPr>
+          <w:rFonts w:ascii="JetBrains Mono" w:hAnsi="JetBrains Mono"/>
+          <w:b w:val="false"/>
+          <w:bCs w:val="false"/>
+          <w:lang w:val="hu-HU" w:eastAsia="zh-CN" w:bidi="hi-IN"/>
+        </w:rPr>
+      </w:pPr>
+      <w:r>
+        <w:rPr>
+          <w:rFonts w:ascii="JetBrains Mono" w:hAnsi="JetBrains Mono"/>
+          <w:b w:val="false"/>
+          <w:bCs w:val="false"/>
+          <w:lang w:val="hu-HU" w:eastAsia="zh-CN" w:bidi="hi-IN"/>
+        </w:rPr>
+      </w:r>
+    </w:p>
+    <w:p>
+      <w:pPr>
+        <w:pStyle w:val="Normal"/>
+        <w:bidi w:val="0"/>
+        <w:jc w:val="left"/>
+        <w:rPr>
+          <w:rFonts w:ascii="JetBrains Mono" w:hAnsi="JetBrains Mono"/>
+          <w:b w:val="false"/>
+          <w:bCs w:val="false"/>
+          <w:lang w:val="hu-HU" w:eastAsia="zh-CN" w:bidi="hi-IN"/>
+        </w:rPr>
+      </w:pPr>
+      <w:r>
+        <w:rPr>
+          <w:rFonts w:ascii="JetBrains Mono" w:hAnsi="JetBrains Mono"/>
+          <w:b w:val="false"/>
+          <w:bCs w:val="false"/>
+          <w:lang w:val="hu-HU" w:eastAsia="zh-CN" w:bidi="hi-IN"/>
+        </w:rPr>
+      </w:r>
+    </w:p>
+    <w:p>
+      <w:pPr>
+        <w:pStyle w:val="Normal"/>
+        <w:bidi w:val="0"/>
+        <w:jc w:val="left"/>
+        <w:rPr>
+          <w:rFonts w:ascii="JetBrains Mono" w:hAnsi="JetBrains Mono"/>
+        </w:rPr>
+      </w:pPr>
+      <w:r>
         <w:rPr>
           <w:rFonts w:ascii="JetBrains Mono" w:hAnsi="JetBrains Mono"/>
           <w:b/>
           <w:bCs/>
           <w:lang w:val="hu-HU" w:eastAsia="zh-CN" w:bidi="hi-IN"/>
         </w:rPr>
+        <w:t>SZÁMTANI</w:t>
+      </w:r>
+    </w:p>
+    <w:p>
+      <w:pPr>
+        <w:pStyle w:val="Normal"/>
+        <w:bidi w:val="0"/>
+        <w:jc w:val="left"/>
+        <w:rPr>
+          <w:rFonts w:ascii="JetBrains Mono" w:hAnsi="JetBrains Mono"/>
+        </w:rPr>
+      </w:pPr>
+      <w:r>
+        <w:rPr>
+          <w:rFonts w:ascii="JetBrains Mono" w:hAnsi="JetBrains Mono"/>
+          <w:lang w:val="hu-HU" w:eastAsia="zh-CN" w:bidi="hi-IN"/>
+        </w:rPr>
+        <w:t>S</w:t>
+      </w:r>
+      <w:r>
+        <w:rPr>
+          <w:rFonts w:ascii="JetBrains Mono" w:hAnsi="JetBrains Mono"/>
+          <w:vertAlign w:val="subscript"/>
+          <w:lang w:val="hu-HU" w:eastAsia="zh-CN" w:bidi="hi-IN"/>
+        </w:rPr>
+        <w:t>n</w:t>
+      </w:r>
+      <w:r>
+        <w:rPr>
+          <w:rFonts w:ascii="JetBrains Mono" w:hAnsi="JetBrains Mono"/>
+          <w:lang w:val="hu-HU" w:eastAsia="zh-CN" w:bidi="hi-IN"/>
+        </w:rPr>
+        <w:t xml:space="preserve"> = ((a1+an)*n)/2</w:t>
+      </w:r>
+    </w:p>
+    <w:p>
+      <w:pPr>
+        <w:pStyle w:val="Normal"/>
+        <w:bidi w:val="0"/>
+        <w:jc w:val="left"/>
+        <w:rPr>
+          <w:rFonts w:ascii="JetBrains Mono" w:hAnsi="JetBrains Mono"/>
+        </w:rPr>
+      </w:pPr>
+      <w:r>
+        <w:rPr>
+          <w:rFonts w:ascii="JetBrains Mono" w:hAnsi="JetBrains Mono"/>
+          <w:lang w:val="hu-HU" w:eastAsia="zh-CN" w:bidi="hi-IN"/>
+        </w:rPr>
+        <w:t>an = a1+(n-1)*d</w:t>
+      </w:r>
+    </w:p>
+    <w:p>
+      <w:pPr>
+        <w:pStyle w:val="Normal"/>
+        <w:bidi w:val="0"/>
+        <w:jc w:val="left"/>
+        <w:rPr>
+          <w:rFonts w:ascii="JetBrains Mono" w:hAnsi="JetBrains Mono"/>
+        </w:rPr>
+      </w:pPr>
+      <w:r>
+        <w:rPr>
+          <w:rFonts w:ascii="JetBrains Mono" w:hAnsi="JetBrains Mono"/>
+          <w:b w:val="false"/>
+          <w:bCs w:val="false"/>
+          <w:position w:val="0"/>
+          <w:sz w:val="24"/>
+          <w:vertAlign w:val="baseline"/>
+          <w:lang w:val="hu-HU" w:eastAsia="zh-CN" w:bidi="hi-IN"/>
+        </w:rPr>
+        <w:t>S</w:t>
+      </w:r>
+      <w:r>
+        <w:rPr>
+          <w:rFonts w:ascii="JetBrains Mono" w:hAnsi="JetBrains Mono"/>
+          <w:b w:val="false"/>
+          <w:bCs w:val="false"/>
+          <w:vertAlign w:val="subscript"/>
+          <w:lang w:val="hu-HU" w:eastAsia="zh-CN" w:bidi="hi-IN"/>
+        </w:rPr>
+        <w:t>n</w:t>
+      </w:r>
+      <w:r>
+        <w:rPr>
+          <w:rFonts w:ascii="JetBrains Mono" w:hAnsi="JetBrains Mono"/>
+          <w:b w:val="false"/>
+          <w:bCs w:val="false"/>
+          <w:lang w:val="hu-HU" w:eastAsia="zh-CN" w:bidi="hi-IN"/>
+        </w:rPr>
+        <w:t>(2a1+(n-1)d)/2*n</w:t>
+      </w:r>
+    </w:p>
+    <w:p>
+      <w:pPr>
+        <w:pStyle w:val="Normal"/>
+        <w:bidi w:val="0"/>
+        <w:jc w:val="left"/>
+        <w:rPr>
+          <w:rFonts w:ascii="JetBrains Mono" w:hAnsi="JetBrains Mono"/>
+          <w:b w:val="false"/>
+          <w:bCs w:val="false"/>
+          <w:lang w:val="hu-HU" w:eastAsia="zh-CN" w:bidi="hi-IN"/>
+        </w:rPr>
+      </w:pPr>
+      <w:r>
+        <w:rPr>
+          <w:rFonts w:ascii="JetBrains Mono" w:hAnsi="JetBrains Mono"/>
+          <w:b w:val="false"/>
+          <w:bCs w:val="false"/>
+          <w:lang w:val="hu-HU" w:eastAsia="zh-CN" w:bidi="hi-IN"/>
+        </w:rPr>
+      </w:r>
+    </w:p>
+    <w:p>
+      <w:pPr>
+        <w:pStyle w:val="Normal"/>
+        <w:bidi w:val="0"/>
+        <w:jc w:val="left"/>
+        <w:rPr>
+          <w:rFonts w:ascii="JetBrains Mono" w:hAnsi="JetBrains Mono"/>
+        </w:rPr>
+      </w:pPr>
+      <w:r>
+        <w:rPr>
+          <w:rFonts w:ascii="JetBrains Mono" w:hAnsi="JetBrains Mono"/>
+          <w:b w:val="false"/>
+          <w:bCs w:val="false"/>
+          <w:lang w:val="hu-HU" w:eastAsia="zh-CN" w:bidi="hi-IN"/>
+        </w:rPr>
+        <w:t>ez plusz per helyiérték ami d</w:t>
+      </w:r>
+    </w:p>
+    <w:p>
+      <w:pPr>
+        <w:pStyle w:val="Normal"/>
+        <w:bidi w:val="0"/>
+        <w:jc w:val="left"/>
+        <w:rPr>
+          <w:rFonts w:ascii="JetBrains Mono" w:hAnsi="JetBrains Mono"/>
+          <w:lang w:val="hu-HU" w:eastAsia="zh-CN" w:bidi="hi-IN"/>
+        </w:rPr>
+      </w:pPr>
+      <w:r>
+        <w:rPr>
+          <w:rFonts w:ascii="JetBrains Mono" w:hAnsi="JetBrains Mono"/>
+          <w:lang w:val="hu-HU" w:eastAsia="zh-CN" w:bidi="hi-IN"/>
+        </w:rPr>
+      </w:r>
+    </w:p>
+    <w:p>
+      <w:pPr>
+        <w:pStyle w:val="Normal"/>
+        <w:bidi w:val="0"/>
+        <w:jc w:val="left"/>
+        <w:rPr>
+          <w:rFonts w:ascii="JetBrains Mono" w:hAnsi="JetBrains Mono"/>
+        </w:rPr>
       </w:pPr>
       <w:r>
         <w:rPr>
           <w:rFonts w:ascii="JetBrains Mono" w:hAnsi="JetBrains Mono"/>
           <w:b/>
           <w:bCs/>
+          <w:position w:val="0"/>
+          <w:sz w:val="24"/>
+          <w:vertAlign w:val="baseline"/>
+          <w:lang w:val="hu-HU" w:eastAsia="zh-CN" w:bidi="hi-IN"/>
+        </w:rPr>
+        <w:t>MÉRTANI</w:t>
+      </w:r>
+    </w:p>
+    <w:p>
+      <w:pPr>
+        <w:pStyle w:val="Normal"/>
+        <w:bidi w:val="0"/>
+        <w:jc w:val="left"/>
+        <w:rPr>
+          <w:rFonts w:ascii="JetBrains Mono" w:hAnsi="JetBrains Mono"/>
+        </w:rPr>
+      </w:pPr>
+      <w:r>
+        <w:rPr>
+          <w:rFonts w:ascii="JetBrains Mono" w:hAnsi="JetBrains Mono"/>
+          <w:b w:val="false"/>
+          <w:bCs w:val="false"/>
           <w:lang w:val="hu-HU" w:eastAsia="zh-CN" w:bidi="hi-IN"/>
         </w:rPr>
         <w:t>q*Sn-Sn=a1*q^n-a1</w:t>
@@ -1647,241 +2589,958 @@
       <w:pPr>
         <w:pStyle w:val="Normal"/>
         <w:bidi w:val="0"/>
-        <w:jc w:val="start"/>
+        <w:jc w:val="left"/>
+        <w:rPr>
+          <w:rFonts w:ascii="JetBrains Mono" w:hAnsi="JetBrains Mono"/>
+        </w:rPr>
+      </w:pPr>
+      <w:r>
+        <w:rPr>
+          <w:rFonts w:ascii="JetBrains Mono" w:hAnsi="JetBrains Mono"/>
+          <w:b w:val="false"/>
+          <w:bCs w:val="false"/>
+        </w:rPr>
+        <w:t>Sn=(a1(q^n – 1))/q-1</w:t>
+      </w:r>
+    </w:p>
+    <w:p>
+      <w:pPr>
+        <w:pStyle w:val="Normal"/>
+        <w:bidi w:val="0"/>
+        <w:jc w:val="left"/>
+        <w:rPr>
+          <w:rFonts w:ascii="JetBrains Mono" w:hAnsi="JetBrains Mono"/>
+          <w:b w:val="false"/>
+          <w:bCs w:val="false"/>
+        </w:rPr>
+      </w:pPr>
+      <w:r>
+        <w:rPr>
+          <w:rFonts w:ascii="JetBrains Mono" w:hAnsi="JetBrains Mono"/>
+          <w:b w:val="false"/>
+          <w:bCs w:val="false"/>
+        </w:rPr>
+      </w:r>
+    </w:p>
+    <w:p>
+      <w:pPr>
+        <w:pStyle w:val="Normal"/>
+        <w:bidi w:val="0"/>
+        <w:jc w:val="left"/>
+        <w:rPr>
+          <w:rFonts w:ascii="JetBrains Mono" w:hAnsi="JetBrains Mono"/>
+          <w:b w:val="false"/>
+          <w:bCs w:val="false"/>
+        </w:rPr>
+      </w:pPr>
+      <w:r>
+        <w:rPr>
+          <w:rFonts w:ascii="JetBrains Mono" w:hAnsi="JetBrains Mono"/>
+          <w:b w:val="false"/>
+          <w:bCs w:val="false"/>
+        </w:rPr>
+        <w:t>ez sor per helyiérték ami a q</w:t>
+      </w:r>
+    </w:p>
+    <w:p>
+      <w:pPr>
+        <w:pStyle w:val="Normal"/>
+        <w:bidi w:val="0"/>
+        <w:jc w:val="left"/>
+        <w:rPr>
+          <w:rFonts w:ascii="JetBrains Mono" w:hAnsi="JetBrains Mono"/>
+          <w:b w:val="false"/>
+          <w:bCs w:val="false"/>
+        </w:rPr>
+      </w:pPr>
+      <w:r>
+        <w:rPr>
+          <w:rFonts w:ascii="JetBrains Mono" w:hAnsi="JetBrains Mono"/>
+          <w:b w:val="false"/>
+          <w:bCs w:val="false"/>
+        </w:rPr>
+      </w:r>
+    </w:p>
+    <w:p>
+      <w:pPr>
+        <w:pStyle w:val="Normal"/>
+        <w:bidi w:val="0"/>
+        <w:jc w:val="left"/>
+        <w:rPr>
+          <w:rFonts w:ascii="JetBrains Mono" w:hAnsi="JetBrains Mono"/>
+        </w:rPr>
+      </w:pPr>
+      <w:r>
+        <w:rPr>
+          <w:rFonts w:ascii="JetBrains Mono" w:hAnsi="JetBrains Mono"/>
+          <w:b w:val="false"/>
+          <w:bCs w:val="false"/>
+          <w:lang w:val="hu-HU" w:eastAsia="zh-CN" w:bidi="hi-IN"/>
+        </w:rPr>
+        <w:t>64/5</w:t>
+      </w:r>
+    </w:p>
+    <w:p>
+      <w:pPr>
+        <w:pStyle w:val="Normal"/>
+        <w:bidi w:val="0"/>
+        <w:jc w:val="left"/>
+        <w:rPr>
+          <w:rFonts w:ascii="JetBrains Mono" w:hAnsi="JetBrains Mono"/>
+        </w:rPr>
+      </w:pPr>
+      <w:r>
+        <w:rPr>
+          <w:rFonts w:ascii="JetBrains Mono" w:hAnsi="JetBrains Mono"/>
+          <w:b w:val="false"/>
+          <w:bCs w:val="false"/>
+          <w:lang w:val="hu-HU" w:eastAsia="zh-CN" w:bidi="hi-IN"/>
+        </w:rPr>
+        <w:t>a</w:t>
+      </w:r>
+      <w:r>
+        <w:rPr>
+          <w:rFonts w:ascii="JetBrains Mono" w:hAnsi="JetBrains Mono"/>
+          <w:b w:val="false"/>
+          <w:bCs w:val="false"/>
+          <w:vertAlign w:val="subscript"/>
+          <w:lang w:val="hu-HU" w:eastAsia="zh-CN" w:bidi="hi-IN"/>
+        </w:rPr>
+        <w:t>1</w:t>
+      </w:r>
+      <w:r>
+        <w:rPr>
+          <w:rFonts w:ascii="JetBrains Mono" w:hAnsi="JetBrains Mono"/>
+          <w:b w:val="false"/>
+          <w:bCs w:val="false"/>
+          <w:position w:val="0"/>
+          <w:sz w:val="24"/>
+          <w:vertAlign w:val="baseline"/>
+          <w:lang w:val="hu-HU" w:eastAsia="zh-CN" w:bidi="hi-IN"/>
+        </w:rPr>
+        <w:t>=8</w:t>
+      </w:r>
+    </w:p>
+    <w:p>
+      <w:pPr>
+        <w:pStyle w:val="Normal"/>
+        <w:bidi w:val="0"/>
+        <w:jc w:val="left"/>
+        <w:rPr>
+          <w:rFonts w:ascii="JetBrains Mono" w:hAnsi="JetBrains Mono"/>
+        </w:rPr>
+      </w:pPr>
+      <w:r>
+        <w:rPr>
+          <w:rFonts w:ascii="JetBrains Mono" w:hAnsi="JetBrains Mono"/>
+          <w:b w:val="false"/>
+          <w:bCs w:val="false"/>
+          <w:lang w:val="hu-HU" w:eastAsia="zh-CN" w:bidi="hi-IN"/>
+        </w:rPr>
+        <w:t>d=2</w:t>
+      </w:r>
+    </w:p>
+    <w:p>
+      <w:pPr>
+        <w:pStyle w:val="Normal"/>
+        <w:bidi w:val="0"/>
+        <w:jc w:val="left"/>
+        <w:rPr>
+          <w:rFonts w:ascii="JetBrains Mono" w:hAnsi="JetBrains Mono"/>
+        </w:rPr>
+      </w:pPr>
+      <w:r>
+        <w:rPr>
+          <w:rFonts w:ascii="JetBrains Mono" w:hAnsi="JetBrains Mono"/>
+          <w:b w:val="false"/>
+          <w:bCs w:val="false"/>
+          <w:lang w:val="hu-HU" w:eastAsia="zh-CN" w:bidi="hi-IN"/>
+        </w:rPr>
+        <w:t>s</w:t>
+      </w:r>
+      <w:r>
+        <w:rPr>
+          <w:rFonts w:ascii="JetBrains Mono" w:hAnsi="JetBrains Mono"/>
+          <w:b w:val="false"/>
+          <w:bCs w:val="false"/>
+          <w:vertAlign w:val="subscript"/>
+          <w:lang w:val="hu-HU" w:eastAsia="zh-CN" w:bidi="hi-IN"/>
+        </w:rPr>
+        <w:t>n</w:t>
+      </w:r>
+      <w:r>
+        <w:rPr>
+          <w:rFonts w:ascii="JetBrains Mono" w:hAnsi="JetBrains Mono"/>
+          <w:b w:val="false"/>
+          <w:bCs w:val="false"/>
+          <w:position w:val="0"/>
+          <w:sz w:val="24"/>
+          <w:vertAlign w:val="baseline"/>
+          <w:lang w:val="hu-HU" w:eastAsia="zh-CN" w:bidi="hi-IN"/>
+        </w:rPr>
+        <w:t>=858</w:t>
+      </w:r>
+    </w:p>
+    <w:p>
+      <w:pPr>
+        <w:pStyle w:val="Normal"/>
+        <w:bidi w:val="0"/>
+        <w:jc w:val="left"/>
+        <w:rPr>
+          <w:rFonts w:ascii="JetBrains Mono" w:hAnsi="JetBrains Mono"/>
+        </w:rPr>
+      </w:pPr>
+      <w:r>
+        <w:rPr>
+          <w:rFonts w:ascii="JetBrains Mono" w:hAnsi="JetBrains Mono"/>
+          <w:b w:val="false"/>
+          <w:bCs w:val="false"/>
+          <w:lang w:val="hu-HU" w:eastAsia="zh-CN" w:bidi="hi-IN"/>
+        </w:rPr>
+        <w:t>n=?</w:t>
+      </w:r>
+    </w:p>
+    <w:p>
+      <w:pPr>
+        <w:pStyle w:val="Normal"/>
+        <w:bidi w:val="0"/>
+        <w:jc w:val="left"/>
+        <w:rPr>
+          <w:rFonts w:ascii="JetBrains Mono" w:hAnsi="JetBrains Mono"/>
+        </w:rPr>
+      </w:pPr>
+      <w:r>
+        <w:rPr>
+          <w:rFonts w:ascii="JetBrains Mono" w:hAnsi="JetBrains Mono"/>
+          <w:b w:val="false"/>
+          <w:bCs w:val="false"/>
+          <w:position w:val="0"/>
+          <w:sz w:val="24"/>
+          <w:vertAlign w:val="baseline"/>
+          <w:lang w:val="hu-HU" w:eastAsia="zh-CN" w:bidi="hi-IN"/>
+        </w:rPr>
+        <w:t>S</w:t>
+      </w:r>
+      <w:r>
+        <w:rPr>
+          <w:rFonts w:ascii="JetBrains Mono" w:hAnsi="JetBrains Mono"/>
+          <w:b w:val="false"/>
+          <w:bCs w:val="false"/>
+          <w:vertAlign w:val="subscript"/>
+          <w:lang w:val="hu-HU" w:eastAsia="zh-CN" w:bidi="hi-IN"/>
+        </w:rPr>
+        <w:t>n</w:t>
+      </w:r>
+      <w:r>
+        <w:rPr>
+          <w:rFonts w:ascii="JetBrains Mono" w:hAnsi="JetBrains Mono"/>
+          <w:b w:val="false"/>
+          <w:bCs w:val="false"/>
+          <w:lang w:val="hu-HU" w:eastAsia="zh-CN" w:bidi="hi-IN"/>
+        </w:rPr>
+        <w:t>(2a1+(n-1)d)/2*n</w:t>
+      </w:r>
+    </w:p>
+    <w:p>
+      <w:pPr>
+        <w:pStyle w:val="Normal"/>
+        <w:bidi w:val="0"/>
+        <w:jc w:val="left"/>
+        <w:rPr>
+          <w:rFonts w:ascii="JetBrains Mono" w:hAnsi="JetBrains Mono"/>
+        </w:rPr>
+      </w:pPr>
+      <w:r>
+        <w:rPr>
+          <w:rFonts w:ascii="JetBrains Mono" w:hAnsi="JetBrains Mono"/>
+          <w:b w:val="false"/>
+          <w:bCs w:val="false"/>
+          <w:lang w:val="hu-HU" w:eastAsia="zh-CN" w:bidi="hi-IN"/>
+        </w:rPr>
+        <w:t>858=((2*8+(n-1)*2)/2)*n</w:t>
+      </w:r>
+    </w:p>
+    <w:p>
+      <w:pPr>
+        <w:pStyle w:val="Normal"/>
+        <w:bidi w:val="0"/>
+        <w:jc w:val="left"/>
+        <w:rPr>
+          <w:rFonts w:ascii="JetBrains Mono" w:hAnsi="JetBrains Mono"/>
+        </w:rPr>
+      </w:pPr>
+      <w:r>
+        <w:rPr>
+          <w:rFonts w:ascii="JetBrains Mono" w:hAnsi="JetBrains Mono"/>
+          <w:b w:val="false"/>
+          <w:bCs w:val="false"/>
+          <w:lang w:val="hu-HU" w:eastAsia="zh-CN" w:bidi="hi-IN"/>
+        </w:rPr>
+        <w:t>1716=(16+2n-2)*n</w:t>
+      </w:r>
+    </w:p>
+    <w:p>
+      <w:pPr>
+        <w:pStyle w:val="Normal"/>
+        <w:bidi w:val="0"/>
+        <w:jc w:val="left"/>
+        <w:rPr>
+          <w:rFonts w:ascii="JetBrains Mono" w:hAnsi="JetBrains Mono"/>
+        </w:rPr>
+      </w:pPr>
+      <w:r>
+        <w:rPr>
+          <w:rFonts w:ascii="JetBrains Mono" w:hAnsi="JetBrains Mono"/>
+          <w:b w:val="false"/>
+          <w:bCs w:val="false"/>
+          <w:lang w:val="hu-HU" w:eastAsia="zh-CN" w:bidi="hi-IN"/>
+        </w:rPr>
+        <w:t>0=2n</w:t>
+      </w:r>
+      <w:r>
+        <w:rPr>
+          <w:rFonts w:ascii="JetBrains Mono" w:hAnsi="JetBrains Mono"/>
+          <w:b w:val="false"/>
+          <w:bCs w:val="false"/>
+          <w:vertAlign w:val="superscript"/>
+          <w:lang w:val="hu-HU" w:eastAsia="zh-CN" w:bidi="hi-IN"/>
+        </w:rPr>
+        <w:t>2</w:t>
+      </w:r>
+      <w:r>
+        <w:rPr>
+          <w:rFonts w:ascii="JetBrains Mono" w:hAnsi="JetBrains Mono"/>
+          <w:b w:val="false"/>
+          <w:bCs w:val="false"/>
+          <w:position w:val="0"/>
+          <w:sz w:val="24"/>
+          <w:vertAlign w:val="baseline"/>
+          <w:lang w:val="hu-HU" w:eastAsia="zh-CN" w:bidi="hi-IN"/>
+        </w:rPr>
+        <w:t>+14n-1716</w:t>
+      </w:r>
+    </w:p>
+    <w:p>
+      <w:pPr>
+        <w:pStyle w:val="Normal"/>
+        <w:bidi w:val="0"/>
+        <w:jc w:val="left"/>
+        <w:rPr>
+          <w:rFonts w:ascii="JetBrains Mono" w:hAnsi="JetBrains Mono"/>
+        </w:rPr>
+      </w:pPr>
+      <w:r>
+        <w:rPr>
+          <w:rFonts w:ascii="JetBrains Mono" w:hAnsi="JetBrains Mono"/>
+          <w:b w:val="false"/>
+          <w:bCs w:val="false"/>
+          <w:lang w:val="hu-HU" w:eastAsia="zh-CN" w:bidi="hi-IN"/>
+        </w:rPr>
+        <w:t>n</w:t>
+      </w:r>
+      <w:r>
+        <w:rPr>
+          <w:rFonts w:ascii="JetBrains Mono" w:hAnsi="JetBrains Mono"/>
+          <w:b w:val="false"/>
+          <w:bCs w:val="false"/>
+          <w:vertAlign w:val="superscript"/>
+          <w:lang w:val="hu-HU" w:eastAsia="zh-CN" w:bidi="hi-IN"/>
+        </w:rPr>
+        <w:t>2</w:t>
+      </w:r>
+      <w:r>
+        <w:rPr>
+          <w:rFonts w:ascii="JetBrains Mono" w:hAnsi="JetBrains Mono"/>
+          <w:b w:val="false"/>
+          <w:bCs w:val="false"/>
+          <w:position w:val="0"/>
+          <w:sz w:val="24"/>
+          <w:vertAlign w:val="baseline"/>
+          <w:lang w:val="hu-HU" w:eastAsia="zh-CN" w:bidi="hi-IN"/>
+        </w:rPr>
+        <w:t>+7n -858=0</w:t>
+      </w:r>
+    </w:p>
+    <w:p>
+      <w:pPr>
+        <w:pStyle w:val="Normal"/>
+        <w:bidi w:val="0"/>
+        <w:jc w:val="left"/>
+        <w:rPr>
+          <w:rFonts w:ascii="JetBrains Mono" w:hAnsi="JetBrains Mono"/>
+        </w:rPr>
+      </w:pPr>
+      <w:r>
+        <w:rPr>
+          <w:rFonts w:ascii="JetBrains Mono" w:hAnsi="JetBrains Mono"/>
+          <w:b w:val="false"/>
+          <w:bCs w:val="false"/>
+          <w:lang w:val="hu-HU" w:eastAsia="zh-CN" w:bidi="hi-IN"/>
+        </w:rPr>
+        <w:t>n</w:t>
+      </w:r>
+      <w:r>
+        <w:rPr>
+          <w:rFonts w:ascii="JetBrains Mono" w:hAnsi="JetBrains Mono"/>
+          <w:b w:val="false"/>
+          <w:bCs w:val="false"/>
+          <w:vertAlign w:val="subscript"/>
+          <w:lang w:val="hu-HU" w:eastAsia="zh-CN" w:bidi="hi-IN"/>
+        </w:rPr>
+        <w:t>1</w:t>
+      </w:r>
+      <w:r>
+        <w:rPr>
+          <w:rFonts w:ascii="JetBrains Mono" w:hAnsi="JetBrains Mono"/>
+          <w:b w:val="false"/>
+          <w:bCs w:val="false"/>
+          <w:position w:val="0"/>
+          <w:sz w:val="24"/>
+          <w:vertAlign w:val="baseline"/>
+          <w:lang w:val="hu-HU" w:eastAsia="zh-CN" w:bidi="hi-IN"/>
+        </w:rPr>
+        <w:t>=-b+-sqrt(b</w:t>
+      </w:r>
+      <w:r>
+        <w:rPr>
+          <w:rFonts w:ascii="JetBrains Mono" w:hAnsi="JetBrains Mono"/>
+          <w:b w:val="false"/>
+          <w:bCs w:val="false"/>
+          <w:vertAlign w:val="superscript"/>
+          <w:lang w:val="hu-HU" w:eastAsia="zh-CN" w:bidi="hi-IN"/>
+        </w:rPr>
+        <w:t>2</w:t>
+      </w:r>
+      <w:r>
+        <w:rPr>
+          <w:rFonts w:ascii="JetBrains Mono" w:hAnsi="JetBrains Mono"/>
+          <w:b w:val="false"/>
+          <w:bCs w:val="false"/>
+          <w:position w:val="0"/>
+          <w:sz w:val="24"/>
+          <w:vertAlign w:val="baseline"/>
+          <w:lang w:val="hu-HU" w:eastAsia="zh-CN" w:bidi="hi-IN"/>
+        </w:rPr>
+        <w:t xml:space="preserve">-4ac)/2a=26 </w:t>
+      </w:r>
+      <w:r>
         <w:rPr>
           <w:rFonts w:ascii="JetBrains Mono" w:hAnsi="JetBrains Mono"/>
           <w:b/>
           <w:bCs/>
-          <w:lang w:val="hu-HU" w:eastAsia="zh-CN" w:bidi="hi-IN"/>
-        </w:rPr>
-      </w:pPr>
-      <w:r>
-        <w:rPr>
-          <w:rFonts w:ascii="JetBrains Mono" w:hAnsi="JetBrains Mono"/>
-          <w:b/>
-          <w:bCs/>
-          <w:lang w:val="hu-HU" w:eastAsia="zh-CN" w:bidi="hi-IN"/>
-        </w:rPr>
-        <w:t>Sn=(a1(q^n – 1))/q-1</w:t>
-      </w:r>
-    </w:p>
-    <w:p>
-      <w:pPr>
-        <w:pStyle w:val="Normal"/>
-        <w:bidi w:val="0"/>
-        <w:jc w:val="start"/>
-        <w:rPr>
-          <w:rFonts w:ascii="JetBrains Mono" w:hAnsi="JetBrains Mono"/>
-          <w:b/>
-          <w:bCs/>
-          <w:lang w:val="hu-HU" w:eastAsia="zh-CN" w:bidi="hi-IN"/>
-        </w:rPr>
-      </w:pPr>
-      <w:r>
-        <w:rPr>
-          <w:rFonts w:ascii="JetBrains Mono" w:hAnsi="JetBrains Mono"/>
-          <w:b/>
-          <w:bCs/>
-          <w:lang w:val="hu-HU" w:eastAsia="zh-CN" w:bidi="hi-IN"/>
-        </w:rPr>
-        <w:t>62/1 zöld</w:t>
-      </w:r>
-    </w:p>
-    <w:p>
-      <w:pPr>
-        <w:pStyle w:val="Normal"/>
-        <w:bidi w:val="0"/>
-        <w:jc w:val="start"/>
-        <w:rPr>
-          <w:rFonts w:ascii="JetBrains Mono" w:hAnsi="JetBrains Mono"/>
-          <w:b/>
-          <w:bCs/>
-          <w:lang w:val="hu-HU" w:eastAsia="zh-CN" w:bidi="hi-IN"/>
-        </w:rPr>
-      </w:pPr>
-      <w:r>
-        <w:rPr>
-          <w:rFonts w:ascii="JetBrains Mono" w:hAnsi="JetBrains Mono"/>
-          <w:b/>
-          <w:bCs/>
-          <w:lang w:val="hu-HU" w:eastAsia="zh-CN" w:bidi="hi-IN"/>
-        </w:rPr>
-      </w:r>
-    </w:p>
-    <w:p>
-      <w:pPr>
-        <w:pStyle w:val="Normal"/>
-        <w:bidi w:val="0"/>
-        <w:jc w:val="start"/>
-        <w:rPr>
-          <w:rFonts w:ascii="JetBrains Mono" w:hAnsi="JetBrains Mono"/>
-          <w:b/>
-          <w:bCs/>
-          <w:lang w:val="hu-HU" w:eastAsia="zh-CN" w:bidi="hi-IN"/>
-        </w:rPr>
-      </w:pPr>
-      <w:r>
-        <w:rPr>
-          <w:rFonts w:ascii="JetBrains Mono" w:hAnsi="JetBrains Mono"/>
-          <w:b/>
-          <w:bCs/>
-          <w:lang w:val="hu-HU" w:eastAsia="zh-CN" w:bidi="hi-IN"/>
-        </w:rPr>
-        <w:t>200=(8(1.2^n – 1))/.2</w:t>
-      </w:r>
-    </w:p>
-    <w:p>
-      <w:pPr>
-        <w:pStyle w:val="Normal"/>
-        <w:bidi w:val="0"/>
-        <w:jc w:val="start"/>
-        <w:rPr>
-          <w:rFonts w:ascii="JetBrains Mono" w:hAnsi="JetBrains Mono"/>
-          <w:b/>
-          <w:bCs/>
-          <w:lang w:val="hu-HU" w:eastAsia="zh-CN" w:bidi="hi-IN"/>
-        </w:rPr>
-      </w:pPr>
-      <w:r>
-        <w:rPr>
-          <w:rFonts w:ascii="JetBrains Mono" w:hAnsi="JetBrains Mono"/>
-          <w:b/>
-          <w:bCs/>
-          <w:lang w:val="hu-HU" w:eastAsia="zh-CN" w:bidi="hi-IN"/>
-        </w:rPr>
-        <w:t>40=8(1.2^n -1)</w:t>
-      </w:r>
-    </w:p>
-    <w:p>
-      <w:pPr>
-        <w:pStyle w:val="Normal"/>
-        <w:bidi w:val="0"/>
-        <w:jc w:val="start"/>
-        <w:rPr>
-          <w:rFonts w:ascii="JetBrains Mono" w:hAnsi="JetBrains Mono"/>
-          <w:b/>
-          <w:bCs/>
-          <w:lang w:val="hu-HU" w:eastAsia="zh-CN" w:bidi="hi-IN"/>
-        </w:rPr>
-      </w:pPr>
-      <w:r>
-        <w:rPr>
-          <w:rFonts w:ascii="JetBrains Mono" w:hAnsi="JetBrains Mono"/>
-          <w:b/>
-          <w:bCs/>
-          <w:lang w:val="hu-HU" w:eastAsia="zh-CN" w:bidi="hi-IN"/>
-        </w:rPr>
-        <w:t>5=1.2^n-1</w:t>
-      </w:r>
-    </w:p>
-    <w:p>
-      <w:pPr>
-        <w:pStyle w:val="Normal"/>
-        <w:bidi w:val="0"/>
-        <w:jc w:val="start"/>
-        <w:rPr>
-          <w:rFonts w:ascii="JetBrains Mono" w:hAnsi="JetBrains Mono"/>
-          <w:b/>
-          <w:bCs/>
-          <w:lang w:val="hu-HU" w:eastAsia="zh-CN" w:bidi="hi-IN"/>
-        </w:rPr>
-      </w:pPr>
-      <w:r>
-        <w:rPr>
-          <w:rFonts w:ascii="JetBrains Mono" w:hAnsi="JetBrains Mono"/>
-          <w:b/>
-          <w:bCs/>
-          <w:lang w:val="hu-HU" w:eastAsia="zh-CN" w:bidi="hi-IN"/>
-        </w:rPr>
-        <w:t>6=1.2^n</w:t>
-      </w:r>
-    </w:p>
-    <w:p>
-      <w:pPr>
-        <w:pStyle w:val="Normal"/>
-        <w:bidi w:val="0"/>
-        <w:jc w:val="start"/>
-        <w:rPr>
-          <w:rFonts w:ascii="JetBrains Mono" w:hAnsi="JetBrains Mono"/>
-          <w:b/>
-          <w:bCs/>
-          <w:lang w:val="hu-HU" w:eastAsia="zh-CN" w:bidi="hi-IN"/>
-        </w:rPr>
-      </w:pPr>
-      <w:r>
-        <w:rPr>
-          <w:rFonts w:ascii="JetBrains Mono" w:hAnsi="JetBrains Mono"/>
-          <w:b/>
-          <w:bCs/>
-          <w:lang w:val="hu-HU" w:eastAsia="zh-CN" w:bidi="hi-IN"/>
-        </w:rPr>
-        <w:t>lg6=n*lg1.2</w:t>
-      </w:r>
-    </w:p>
-    <w:p>
-      <w:pPr>
-        <w:pStyle w:val="Normal"/>
-        <w:bidi w:val="0"/>
-        <w:jc w:val="start"/>
-        <w:rPr>
-          <w:rFonts w:ascii="JetBrains Mono" w:hAnsi="JetBrains Mono"/>
-          <w:b/>
-          <w:bCs/>
-          <w:lang w:val="hu-HU" w:eastAsia="zh-CN" w:bidi="hi-IN"/>
-        </w:rPr>
-      </w:pPr>
-      <w:r>
-        <w:rPr>
-          <w:rFonts w:ascii="JetBrains Mono" w:hAnsi="JetBrains Mono"/>
-          <w:b/>
-          <w:bCs/>
-          <w:lang w:val="hu-HU" w:eastAsia="zh-CN" w:bidi="hi-IN"/>
-        </w:rPr>
-        <w:t>n=lg6/lg1.2</w:t>
-      </w:r>
-    </w:p>
-    <w:p>
-      <w:pPr>
-        <w:pStyle w:val="Normal"/>
-        <w:bidi w:val="0"/>
-        <w:jc w:val="start"/>
-        <w:rPr>
-          <w:rFonts w:ascii="JetBrains Mono" w:hAnsi="JetBrains Mono"/>
-          <w:b/>
-          <w:bCs/>
-          <w:lang w:val="hu-HU" w:eastAsia="zh-CN" w:bidi="hi-IN"/>
-        </w:rPr>
-      </w:pPr>
-      <w:r>
-        <w:rPr>
-          <w:rFonts w:ascii="JetBrains Mono" w:hAnsi="JetBrains Mono"/>
-          <w:b/>
-          <w:bCs/>
-          <w:lang w:val="hu-HU" w:eastAsia="zh-CN" w:bidi="hi-IN"/>
-        </w:rPr>
-        <w:t>n=9.827</w:t>
-      </w:r>
-    </w:p>
-    <w:p>
-      <w:pPr>
-        <w:pStyle w:val="Normal"/>
-        <w:bidi w:val="0"/>
-        <w:jc w:val="start"/>
-        <w:rPr>
-          <w:rFonts w:ascii="JetBrains Mono" w:hAnsi="JetBrains Mono"/>
-          <w:b/>
-          <w:bCs/>
-          <w:lang w:val="hu-HU" w:eastAsia="zh-CN" w:bidi="hi-IN"/>
-        </w:rPr>
-      </w:pPr>
-      <w:r>
-        <w:rPr>
-          <w:rFonts w:ascii="JetBrains Mono" w:hAnsi="JetBrains Mono"/>
-          <w:b/>
-          <w:bCs/>
-          <w:lang w:val="hu-HU" w:eastAsia="zh-CN" w:bidi="hi-IN"/>
-        </w:rPr>
-        <w:t>válasz 10</w:t>
+          <w:position w:val="0"/>
+          <w:sz w:val="24"/>
+          <w:vertAlign w:val="baseline"/>
+          <w:lang w:val="hu-HU" w:eastAsia="zh-CN" w:bidi="hi-IN"/>
+        </w:rPr>
+        <w:t>ez</w:t>
+      </w:r>
+    </w:p>
+    <w:p>
+      <w:pPr>
+        <w:pStyle w:val="Normal"/>
+        <w:bidi w:val="0"/>
+        <w:jc w:val="left"/>
+        <w:rPr>
+          <w:rFonts w:ascii="JetBrains Mono" w:hAnsi="JetBrains Mono"/>
+        </w:rPr>
+      </w:pPr>
+      <w:r>
+        <w:rPr>
+          <w:rFonts w:ascii="JetBrains Mono" w:hAnsi="JetBrains Mono"/>
+          <w:lang w:val="hu-HU" w:eastAsia="zh-CN" w:bidi="hi-IN"/>
+        </w:rPr>
+        <w:t>n</w:t>
+      </w:r>
+      <w:r>
+        <w:rPr>
+          <w:rFonts w:ascii="JetBrains Mono" w:hAnsi="JetBrains Mono"/>
+          <w:vertAlign w:val="subscript"/>
+          <w:lang w:val="hu-HU" w:eastAsia="zh-CN" w:bidi="hi-IN"/>
+        </w:rPr>
+        <w:t>2</w:t>
+      </w:r>
+      <w:r>
+        <w:rPr>
+          <w:rFonts w:ascii="JetBrains Mono" w:hAnsi="JetBrains Mono"/>
+          <w:position w:val="0"/>
+          <w:sz w:val="24"/>
+          <w:vertAlign w:val="baseline"/>
+          <w:lang w:val="hu-HU" w:eastAsia="zh-CN" w:bidi="hi-IN"/>
+        </w:rPr>
+        <w:t>=-33</w:t>
+      </w:r>
+    </w:p>
+    <w:p>
+      <w:pPr>
+        <w:pStyle w:val="Normal"/>
+        <w:bidi w:val="0"/>
+        <w:jc w:val="left"/>
+        <w:rPr>
+          <w:rFonts w:ascii="JetBrains Mono" w:hAnsi="JetBrains Mono"/>
+          <w:sz w:val="24"/>
+          <w:lang w:val="hu-HU" w:eastAsia="zh-CN" w:bidi="hi-IN"/>
+        </w:rPr>
+      </w:pPr>
+      <w:r>
+        <w:rPr>
+          <w:rFonts w:ascii="JetBrains Mono" w:hAnsi="JetBrains Mono"/>
+          <w:sz w:val="24"/>
+          <w:lang w:val="hu-HU" w:eastAsia="zh-CN" w:bidi="hi-IN"/>
+        </w:rPr>
+      </w:r>
+    </w:p>
+    <w:p>
+      <w:pPr>
+        <w:pStyle w:val="Normal"/>
+        <w:bidi w:val="0"/>
+        <w:jc w:val="left"/>
+        <w:rPr>
+          <w:rFonts w:ascii="JetBrains Mono" w:hAnsi="JetBrains Mono"/>
+          <w:sz w:val="24"/>
+          <w:lang w:val="hu-HU" w:eastAsia="zh-CN" w:bidi="hi-IN"/>
+        </w:rPr>
+      </w:pPr>
+      <w:r>
+        <w:rPr>
+          <w:rFonts w:ascii="JetBrains Mono" w:hAnsi="JetBrains Mono"/>
+          <w:sz w:val="24"/>
+          <w:lang w:val="hu-HU" w:eastAsia="zh-CN" w:bidi="hi-IN"/>
+        </w:rPr>
+        <w:t>csomagokban 225</w:t>
+      </w:r>
+    </w:p>
+    <w:p>
+      <w:pPr>
+        <w:pStyle w:val="Normal"/>
+        <w:bidi w:val="0"/>
+        <w:jc w:val="left"/>
+        <w:rPr>
+          <w:rFonts w:ascii="JetBrains Mono" w:hAnsi="JetBrains Mono"/>
+          <w:sz w:val="24"/>
+          <w:lang w:val="hu-HU" w:eastAsia="zh-CN" w:bidi="hi-IN"/>
+        </w:rPr>
+      </w:pPr>
+      <w:r>
+        <w:rPr>
+          <w:rFonts w:ascii="JetBrains Mono" w:hAnsi="JetBrains Mono"/>
+          <w:sz w:val="24"/>
+          <w:lang w:val="hu-HU" w:eastAsia="zh-CN" w:bidi="hi-IN"/>
+        </w:rPr>
+        <w:t>bordó = 36</w:t>
+      </w:r>
+    </w:p>
+    <w:p>
+      <w:pPr>
+        <w:pStyle w:val="Normal"/>
+        <w:bidi w:val="0"/>
+        <w:jc w:val="left"/>
+        <w:rPr>
+          <w:rFonts w:ascii="JetBrains Mono" w:hAnsi="JetBrains Mono"/>
+          <w:sz w:val="24"/>
+          <w:lang w:val="hu-HU" w:eastAsia="zh-CN" w:bidi="hi-IN"/>
+        </w:rPr>
+      </w:pPr>
+      <w:r>
+        <w:rPr>
+          <w:rFonts w:ascii="JetBrains Mono" w:hAnsi="JetBrains Mono"/>
+          <w:sz w:val="24"/>
+          <w:lang w:val="hu-HU" w:eastAsia="zh-CN" w:bidi="hi-IN"/>
+        </w:rPr>
+        <w:t>szüke = 189</w:t>
+      </w:r>
+    </w:p>
+    <w:p>
+      <w:pPr>
+        <w:pStyle w:val="Normal"/>
+        <w:bidi w:val="0"/>
+        <w:jc w:val="left"/>
+        <w:rPr>
+          <w:rFonts w:ascii="JetBrains Mono" w:hAnsi="JetBrains Mono"/>
+          <w:sz w:val="24"/>
+          <w:lang w:val="hu-HU" w:eastAsia="zh-CN" w:bidi="hi-IN"/>
+        </w:rPr>
+      </w:pPr>
+      <w:r>
+        <w:rPr>
+          <w:rFonts w:ascii="JetBrains Mono" w:hAnsi="JetBrains Mono"/>
+          <w:sz w:val="24"/>
+          <w:lang w:val="hu-HU" w:eastAsia="zh-CN" w:bidi="hi-IN"/>
+        </w:rPr>
+        <w:t>4 csomag</w:t>
+      </w:r>
+    </w:p>
+    <w:p>
+      <w:pPr>
+        <w:pStyle w:val="Normal"/>
+        <w:bidi w:val="0"/>
+        <w:jc w:val="left"/>
+        <w:rPr>
+          <w:rFonts w:ascii="JetBrains Mono" w:hAnsi="JetBrains Mono"/>
+          <w:sz w:val="24"/>
+          <w:lang w:val="hu-HU" w:eastAsia="zh-CN" w:bidi="hi-IN"/>
+        </w:rPr>
+      </w:pPr>
+      <w:r>
+        <w:rPr>
+          <w:rFonts w:ascii="JetBrains Mono" w:hAnsi="JetBrains Mono"/>
+          <w:sz w:val="24"/>
+          <w:lang w:val="hu-HU" w:eastAsia="zh-CN" w:bidi="hi-IN"/>
+        </w:rPr>
+        <w:t>összesen = 900</w:t>
+      </w:r>
+    </w:p>
+    <w:p>
+      <w:pPr>
+        <w:pStyle w:val="Normal"/>
+        <w:bidi w:val="0"/>
+        <w:jc w:val="left"/>
+        <w:rPr>
+          <w:rFonts w:ascii="JetBrains Mono" w:hAnsi="JetBrains Mono"/>
+          <w:sz w:val="24"/>
+          <w:lang w:val="hu-HU" w:eastAsia="zh-CN" w:bidi="hi-IN"/>
+        </w:rPr>
+      </w:pPr>
+      <w:r>
+        <w:rPr>
+          <w:rFonts w:ascii="JetBrains Mono" w:hAnsi="JetBrains Mono"/>
+          <w:sz w:val="24"/>
+          <w:lang w:val="hu-HU" w:eastAsia="zh-CN" w:bidi="hi-IN"/>
+        </w:rPr>
+        <w:t>bordó = 144</w:t>
+      </w:r>
+    </w:p>
+    <w:p>
+      <w:pPr>
+        <w:pStyle w:val="Normal"/>
+        <w:bidi w:val="0"/>
+        <w:jc w:val="left"/>
+        <w:rPr>
+          <w:rFonts w:ascii="JetBrains Mono" w:hAnsi="JetBrains Mono"/>
+          <w:sz w:val="24"/>
+          <w:lang w:val="hu-HU" w:eastAsia="zh-CN" w:bidi="hi-IN"/>
+        </w:rPr>
+      </w:pPr>
+      <w:r>
+        <w:rPr>
+          <w:rFonts w:ascii="JetBrains Mono" w:hAnsi="JetBrains Mono"/>
+          <w:sz w:val="24"/>
+          <w:lang w:val="hu-HU" w:eastAsia="zh-CN" w:bidi="hi-IN"/>
+        </w:rPr>
+        <w:t>szürke 756</w:t>
+      </w:r>
+    </w:p>
+    <w:p>
+      <w:pPr>
+        <w:pStyle w:val="Normal"/>
+        <w:bidi w:val="0"/>
+        <w:jc w:val="left"/>
+        <w:rPr>
+          <w:rFonts w:ascii="JetBrains Mono" w:hAnsi="JetBrains Mono"/>
+          <w:sz w:val="24"/>
+          <w:lang w:val="hu-HU" w:eastAsia="zh-CN" w:bidi="hi-IN"/>
+        </w:rPr>
+      </w:pPr>
+      <w:r>
+        <w:rPr>
+          <w:rFonts w:ascii="JetBrains Mono" w:hAnsi="JetBrains Mono"/>
+          <w:sz w:val="24"/>
+          <w:lang w:val="hu-HU" w:eastAsia="zh-CN" w:bidi="hi-IN"/>
+        </w:rPr>
+      </w:r>
+    </w:p>
+    <w:p>
+      <w:pPr>
+        <w:pStyle w:val="Normal"/>
+        <w:bidi w:val="0"/>
+        <w:jc w:val="left"/>
+        <w:rPr>
+          <w:rFonts w:ascii="JetBrains Mono" w:hAnsi="JetBrains Mono"/>
+          <w:sz w:val="24"/>
+          <w:lang w:val="hu-HU" w:eastAsia="zh-CN" w:bidi="hi-IN"/>
+        </w:rPr>
+      </w:pPr>
+      <w:r>
+        <w:rPr>
+          <w:rFonts w:ascii="JetBrains Mono" w:hAnsi="JetBrains Mono"/>
+          <w:sz w:val="24"/>
+          <w:lang w:val="hu-HU" w:eastAsia="zh-CN" w:bidi="hi-IN"/>
+        </w:rPr>
+        <w:t>bordók felhasználva =</w:t>
+        <w:br/>
+        <w:t>első sor + ultolsó sor + (sorok száma -2) *2</w:t>
+      </w:r>
+    </w:p>
+    <w:p>
+      <w:pPr>
+        <w:pStyle w:val="Normal"/>
+        <w:bidi w:val="0"/>
+        <w:jc w:val="left"/>
+        <w:rPr>
+          <w:rFonts w:ascii="JetBrains Mono" w:hAnsi="JetBrains Mono"/>
+          <w:sz w:val="24"/>
+          <w:lang w:val="hu-HU" w:eastAsia="zh-CN" w:bidi="hi-IN"/>
+        </w:rPr>
+      </w:pPr>
+      <w:r>
+        <w:rPr>
+          <w:rFonts w:ascii="JetBrains Mono" w:hAnsi="JetBrains Mono"/>
+          <w:sz w:val="24"/>
+          <w:lang w:val="hu-HU" w:eastAsia="zh-CN" w:bidi="hi-IN"/>
+        </w:rPr>
+        <w:t>8+(8+25*2)+(26-2)*2</w:t>
+      </w:r>
+    </w:p>
+    <w:p>
+      <w:pPr>
+        <w:pStyle w:val="Normal"/>
+        <w:bidi w:val="0"/>
+        <w:jc w:val="left"/>
+        <w:rPr>
+          <w:rFonts w:ascii="JetBrains Mono" w:hAnsi="JetBrains Mono"/>
+          <w:sz w:val="24"/>
+          <w:lang w:val="hu-HU" w:eastAsia="zh-CN" w:bidi="hi-IN"/>
+        </w:rPr>
+      </w:pPr>
+      <w:r>
+        <w:rPr>
+          <w:rFonts w:ascii="JetBrains Mono" w:hAnsi="JetBrains Mono"/>
+          <w:sz w:val="24"/>
+          <w:lang w:val="hu-HU" w:eastAsia="zh-CN" w:bidi="hi-IN"/>
+        </w:rPr>
+        <w:t>8+58+48</w:t>
+      </w:r>
+    </w:p>
+    <w:p>
+      <w:pPr>
+        <w:pStyle w:val="Normal"/>
+        <w:bidi w:val="0"/>
+        <w:jc w:val="left"/>
+        <w:rPr>
+          <w:rFonts w:ascii="JetBrains Mono" w:hAnsi="JetBrains Mono"/>
+          <w:sz w:val="24"/>
+          <w:lang w:val="hu-HU" w:eastAsia="zh-CN" w:bidi="hi-IN"/>
+        </w:rPr>
+      </w:pPr>
+      <w:r>
+        <w:rPr>
+          <w:rFonts w:ascii="JetBrains Mono" w:hAnsi="JetBrains Mono"/>
+          <w:sz w:val="24"/>
+          <w:lang w:val="hu-HU" w:eastAsia="zh-CN" w:bidi="hi-IN"/>
+        </w:rPr>
+        <w:t>= 114</w:t>
+      </w:r>
+    </w:p>
+    <w:p>
+      <w:pPr>
+        <w:pStyle w:val="Normal"/>
+        <w:bidi w:val="0"/>
+        <w:jc w:val="left"/>
+        <w:rPr>
+          <w:rFonts w:ascii="JetBrains Mono" w:hAnsi="JetBrains Mono"/>
+          <w:sz w:val="24"/>
+          <w:lang w:val="hu-HU" w:eastAsia="zh-CN" w:bidi="hi-IN"/>
+        </w:rPr>
+      </w:pPr>
+      <w:r>
+        <w:rPr>
+          <w:rFonts w:ascii="JetBrains Mono" w:hAnsi="JetBrains Mono"/>
+          <w:sz w:val="24"/>
+          <w:lang w:val="hu-HU" w:eastAsia="zh-CN" w:bidi="hi-IN"/>
+        </w:rPr>
+      </w:r>
+    </w:p>
+    <w:p>
+      <w:pPr>
+        <w:pStyle w:val="Normal"/>
+        <w:bidi w:val="0"/>
+        <w:jc w:val="left"/>
+        <w:rPr>
+          <w:rFonts w:ascii="JetBrains Mono" w:hAnsi="JetBrains Mono"/>
+          <w:sz w:val="24"/>
+          <w:lang w:val="hu-HU" w:eastAsia="zh-CN" w:bidi="hi-IN"/>
+        </w:rPr>
+      </w:pPr>
+      <w:r>
+        <w:rPr>
+          <w:rFonts w:ascii="JetBrains Mono" w:hAnsi="JetBrains Mono"/>
+          <w:sz w:val="24"/>
+          <w:lang w:val="hu-HU" w:eastAsia="zh-CN" w:bidi="hi-IN"/>
+        </w:rPr>
+        <w:t>szürke felhasználva =</w:t>
+      </w:r>
+    </w:p>
+    <w:p>
+      <w:pPr>
+        <w:pStyle w:val="Normal"/>
+        <w:bidi w:val="0"/>
+        <w:jc w:val="left"/>
+        <w:rPr>
+          <w:rFonts w:ascii="JetBrains Mono" w:hAnsi="JetBrains Mono"/>
+          <w:sz w:val="24"/>
+          <w:lang w:val="hu-HU" w:eastAsia="zh-CN" w:bidi="hi-IN"/>
+        </w:rPr>
+      </w:pPr>
+      <w:r>
+        <w:rPr>
+          <w:rFonts w:ascii="JetBrains Mono" w:hAnsi="JetBrains Mono"/>
+          <w:sz w:val="24"/>
+          <w:lang w:val="hu-HU" w:eastAsia="zh-CN" w:bidi="hi-IN"/>
+        </w:rPr>
+        <w:t>felhasznált – bordók</w:t>
+      </w:r>
+    </w:p>
+    <w:p>
+      <w:pPr>
+        <w:pStyle w:val="Normal"/>
+        <w:bidi w:val="0"/>
+        <w:jc w:val="left"/>
+        <w:rPr>
+          <w:rFonts w:ascii="JetBrains Mono" w:hAnsi="JetBrains Mono"/>
+          <w:sz w:val="24"/>
+          <w:lang w:val="hu-HU" w:eastAsia="zh-CN" w:bidi="hi-IN"/>
+        </w:rPr>
+      </w:pPr>
+      <w:r>
+        <w:rPr>
+          <w:rFonts w:ascii="JetBrains Mono" w:hAnsi="JetBrains Mono"/>
+          <w:sz w:val="24"/>
+          <w:lang w:val="hu-HU" w:eastAsia="zh-CN" w:bidi="hi-IN"/>
+        </w:rPr>
+        <w:t>858-114</w:t>
+      </w:r>
+    </w:p>
+    <w:p>
+      <w:pPr>
+        <w:pStyle w:val="Normal"/>
+        <w:bidi w:val="0"/>
+        <w:jc w:val="left"/>
+        <w:rPr>
+          <w:rFonts w:ascii="JetBrains Mono" w:hAnsi="JetBrains Mono"/>
+          <w:sz w:val="24"/>
+          <w:lang w:val="hu-HU" w:eastAsia="zh-CN" w:bidi="hi-IN"/>
+        </w:rPr>
+      </w:pPr>
+      <w:r>
+        <w:rPr>
+          <w:rFonts w:ascii="JetBrains Mono" w:hAnsi="JetBrains Mono"/>
+          <w:sz w:val="24"/>
+          <w:lang w:val="hu-HU" w:eastAsia="zh-CN" w:bidi="hi-IN"/>
+        </w:rPr>
+        <w:t>=7</w:t>
+      </w:r>
+      <w:r>
+        <w:rPr>
+          <w:rFonts w:ascii="JetBrains Mono" w:hAnsi="JetBrains Mono"/>
+          <w:sz w:val="24"/>
+          <w:lang w:val="hu-HU" w:eastAsia="zh-CN" w:bidi="hi-IN"/>
+        </w:rPr>
+        <w:t>4</w:t>
+      </w:r>
+      <w:r>
+        <w:rPr>
+          <w:rFonts w:ascii="JetBrains Mono" w:hAnsi="JetBrains Mono"/>
+          <w:sz w:val="24"/>
+          <w:lang w:val="hu-HU" w:eastAsia="zh-CN" w:bidi="hi-IN"/>
+        </w:rPr>
+        <w:t>4</w:t>
+      </w:r>
+    </w:p>
+    <w:p>
+      <w:pPr>
+        <w:pStyle w:val="Normal"/>
+        <w:bidi w:val="0"/>
+        <w:jc w:val="left"/>
+        <w:rPr>
+          <w:rFonts w:ascii="JetBrains Mono" w:hAnsi="JetBrains Mono"/>
+          <w:sz w:val="24"/>
+          <w:lang w:val="hu-HU" w:eastAsia="zh-CN" w:bidi="hi-IN"/>
+        </w:rPr>
+      </w:pPr>
+      <w:r>
+        <w:rPr>
+          <w:rFonts w:ascii="JetBrains Mono" w:hAnsi="JetBrains Mono"/>
+          <w:sz w:val="24"/>
+          <w:lang w:val="hu-HU" w:eastAsia="zh-CN" w:bidi="hi-IN"/>
+        </w:rPr>
+      </w:r>
+    </w:p>
+    <w:p>
+      <w:pPr>
+        <w:pStyle w:val="Normal"/>
+        <w:bidi w:val="0"/>
+        <w:jc w:val="left"/>
+        <w:rPr>
+          <w:rFonts w:ascii="JetBrains Mono" w:hAnsi="JetBrains Mono"/>
+          <w:sz w:val="24"/>
+          <w:lang w:val="hu-HU" w:eastAsia="zh-CN" w:bidi="hi-IN"/>
+        </w:rPr>
+      </w:pPr>
+      <w:r>
+        <w:rPr>
+          <w:rFonts w:ascii="JetBrains Mono" w:hAnsi="JetBrains Mono"/>
+          <w:sz w:val="24"/>
+          <w:lang w:val="hu-HU" w:eastAsia="zh-CN" w:bidi="hi-IN"/>
+        </w:rPr>
+        <w:t>bordó maradt = 30</w:t>
+      </w:r>
+    </w:p>
+    <w:p>
+      <w:pPr>
+        <w:pStyle w:val="Normal"/>
+        <w:bidi w:val="0"/>
+        <w:jc w:val="left"/>
+        <w:rPr>
+          <w:rFonts w:ascii="JetBrains Mono" w:hAnsi="JetBrains Mono"/>
+          <w:sz w:val="24"/>
+          <w:lang w:val="hu-HU" w:eastAsia="zh-CN" w:bidi="hi-IN"/>
+        </w:rPr>
+      </w:pPr>
+      <w:r>
+        <w:rPr>
+          <w:rFonts w:ascii="JetBrains Mono" w:hAnsi="JetBrains Mono"/>
+          <w:sz w:val="24"/>
+          <w:lang w:val="hu-HU" w:eastAsia="zh-CN" w:bidi="hi-IN"/>
+        </w:rPr>
+        <w:t>szürke maradt = 12</w:t>
+      </w:r>
+    </w:p>
+    <w:p>
+      <w:pPr>
+        <w:pStyle w:val="Normal"/>
+        <w:bidi w:val="0"/>
+        <w:jc w:val="left"/>
+        <w:rPr>
+          <w:rFonts w:ascii="JetBrains Mono" w:hAnsi="JetBrains Mono"/>
+          <w:sz w:val="24"/>
+          <w:lang w:val="hu-HU" w:eastAsia="zh-CN" w:bidi="hi-IN"/>
+        </w:rPr>
+      </w:pPr>
+      <w:r>
+        <w:rPr>
+          <w:rFonts w:ascii="JetBrains Mono" w:hAnsi="JetBrains Mono"/>
+          <w:sz w:val="24"/>
+          <w:lang w:val="hu-HU" w:eastAsia="zh-CN" w:bidi="hi-IN"/>
+        </w:rPr>
+      </w:r>
+    </w:p>
+    <w:p>
+      <w:pPr>
+        <w:pStyle w:val="Normal"/>
+        <w:bidi w:val="0"/>
+        <w:jc w:val="left"/>
+        <w:rPr>
+          <w:rFonts w:ascii="JetBrains Mono" w:hAnsi="JetBrains Mono"/>
+          <w:sz w:val="24"/>
+          <w:lang w:val="hu-HU" w:eastAsia="zh-CN" w:bidi="hi-IN"/>
+        </w:rPr>
+      </w:pPr>
+      <w:r>
+        <w:rPr>
+          <w:rFonts w:ascii="JetBrains Mono" w:hAnsi="JetBrains Mono"/>
+          <w:sz w:val="24"/>
+          <w:lang w:val="hu-HU" w:eastAsia="zh-CN" w:bidi="hi-IN"/>
+        </w:rPr>
       </w:r>
     </w:p>
     <w:sectPr>
@@ -1895,6 +3554,264 @@
     </w:sectPr>
   </w:body>
 </w:document>
+</file>
+
+<file path=word/numbering.xml><?xml version="1.0" encoding="utf-8"?>
+<w:numbering xmlns:w="http://schemas.openxmlformats.org/wordprocessingml/2006/main" xmlns:o="urn:schemas-microsoft-com:office:office" xmlns:r="http://schemas.openxmlformats.org/officeDocument/2006/relationships" xmlns:v="urn:schemas-microsoft-com:vml" xmlns:mc="http://schemas.openxmlformats.org/markup-compatibility/2006" xmlns:w14="http://schemas.microsoft.com/office/word/2010/wordml" mc:Ignorable="w14">
+  <w:abstractNum w:abstractNumId="1">
+    <w:lvl w:ilvl="0">
+      <w:start w:val="1"/>
+      <w:numFmt w:val="none"/>
+      <w:suff w:val="nothing"/>
+      <w:lvlText w:val=""/>
+      <w:lvlJc w:val="left"/>
+      <w:pPr>
+        <w:tabs>
+          <w:tab w:val="num" w:pos="0"/>
+        </w:tabs>
+        <w:ind w:left="0" w:hanging="0"/>
+      </w:pPr>
+      <w:rPr/>
+    </w:lvl>
+    <w:lvl w:ilvl="1">
+      <w:start w:val="1"/>
+      <w:numFmt w:val="none"/>
+      <w:suff w:val="nothing"/>
+      <w:lvlText w:val=""/>
+      <w:lvlJc w:val="left"/>
+      <w:pPr>
+        <w:tabs>
+          <w:tab w:val="num" w:pos="0"/>
+        </w:tabs>
+        <w:ind w:left="0" w:hanging="0"/>
+      </w:pPr>
+      <w:rPr/>
+    </w:lvl>
+    <w:lvl w:ilvl="2">
+      <w:start w:val="1"/>
+      <w:numFmt w:val="none"/>
+      <w:suff w:val="nothing"/>
+      <w:lvlText w:val=""/>
+      <w:lvlJc w:val="left"/>
+      <w:pPr>
+        <w:tabs>
+          <w:tab w:val="num" w:pos="0"/>
+        </w:tabs>
+        <w:ind w:left="0" w:hanging="0"/>
+      </w:pPr>
+      <w:rPr/>
+    </w:lvl>
+    <w:lvl w:ilvl="3">
+      <w:start w:val="1"/>
+      <w:numFmt w:val="none"/>
+      <w:suff w:val="nothing"/>
+      <w:lvlText w:val=""/>
+      <w:lvlJc w:val="left"/>
+      <w:pPr>
+        <w:tabs>
+          <w:tab w:val="num" w:pos="0"/>
+        </w:tabs>
+        <w:ind w:left="0" w:hanging="0"/>
+      </w:pPr>
+      <w:rPr/>
+    </w:lvl>
+    <w:lvl w:ilvl="4">
+      <w:start w:val="1"/>
+      <w:numFmt w:val="none"/>
+      <w:suff w:val="nothing"/>
+      <w:lvlText w:val=""/>
+      <w:lvlJc w:val="left"/>
+      <w:pPr>
+        <w:tabs>
+          <w:tab w:val="num" w:pos="0"/>
+        </w:tabs>
+        <w:ind w:left="0" w:hanging="0"/>
+      </w:pPr>
+      <w:rPr/>
+    </w:lvl>
+    <w:lvl w:ilvl="5">
+      <w:start w:val="1"/>
+      <w:numFmt w:val="none"/>
+      <w:suff w:val="nothing"/>
+      <w:lvlText w:val=""/>
+      <w:lvlJc w:val="left"/>
+      <w:pPr>
+        <w:tabs>
+          <w:tab w:val="num" w:pos="0"/>
+        </w:tabs>
+        <w:ind w:left="0" w:hanging="0"/>
+      </w:pPr>
+      <w:rPr/>
+    </w:lvl>
+    <w:lvl w:ilvl="6">
+      <w:start w:val="1"/>
+      <w:numFmt w:val="none"/>
+      <w:suff w:val="nothing"/>
+      <w:lvlText w:val=""/>
+      <w:lvlJc w:val="left"/>
+      <w:pPr>
+        <w:tabs>
+          <w:tab w:val="num" w:pos="0"/>
+        </w:tabs>
+        <w:ind w:left="0" w:hanging="0"/>
+      </w:pPr>
+      <w:rPr/>
+    </w:lvl>
+    <w:lvl w:ilvl="7">
+      <w:start w:val="1"/>
+      <w:numFmt w:val="none"/>
+      <w:suff w:val="nothing"/>
+      <w:lvlText w:val=""/>
+      <w:lvlJc w:val="left"/>
+      <w:pPr>
+        <w:tabs>
+          <w:tab w:val="num" w:pos="0"/>
+        </w:tabs>
+        <w:ind w:left="0" w:hanging="0"/>
+      </w:pPr>
+      <w:rPr/>
+    </w:lvl>
+    <w:lvl w:ilvl="8">
+      <w:start w:val="1"/>
+      <w:numFmt w:val="none"/>
+      <w:suff w:val="nothing"/>
+      <w:lvlText w:val=""/>
+      <w:lvlJc w:val="left"/>
+      <w:pPr>
+        <w:tabs>
+          <w:tab w:val="num" w:pos="0"/>
+        </w:tabs>
+        <w:ind w:left="0" w:hanging="0"/>
+      </w:pPr>
+      <w:rPr/>
+    </w:lvl>
+  </w:abstractNum>
+  <w:abstractNum w:abstractNumId="2">
+    <w:lvl w:ilvl="0">
+      <w:start w:val="1"/>
+      <w:numFmt w:val="none"/>
+      <w:suff w:val="nothing"/>
+      <w:lvlText w:val=""/>
+      <w:lvlJc w:val="left"/>
+      <w:pPr>
+        <w:tabs>
+          <w:tab w:val="num" w:pos="0"/>
+        </w:tabs>
+        <w:ind w:left="0" w:hanging="0"/>
+      </w:pPr>
+    </w:lvl>
+    <w:lvl w:ilvl="1">
+      <w:start w:val="1"/>
+      <w:numFmt w:val="none"/>
+      <w:suff w:val="nothing"/>
+      <w:lvlText w:val=""/>
+      <w:lvlJc w:val="left"/>
+      <w:pPr>
+        <w:tabs>
+          <w:tab w:val="num" w:pos="0"/>
+        </w:tabs>
+        <w:ind w:left="0" w:hanging="0"/>
+      </w:pPr>
+    </w:lvl>
+    <w:lvl w:ilvl="2">
+      <w:start w:val="1"/>
+      <w:numFmt w:val="none"/>
+      <w:suff w:val="nothing"/>
+      <w:lvlText w:val=""/>
+      <w:lvlJc w:val="left"/>
+      <w:pPr>
+        <w:tabs>
+          <w:tab w:val="num" w:pos="0"/>
+        </w:tabs>
+        <w:ind w:left="0" w:hanging="0"/>
+      </w:pPr>
+    </w:lvl>
+    <w:lvl w:ilvl="3">
+      <w:start w:val="1"/>
+      <w:numFmt w:val="none"/>
+      <w:suff w:val="nothing"/>
+      <w:lvlText w:val=""/>
+      <w:lvlJc w:val="left"/>
+      <w:pPr>
+        <w:tabs>
+          <w:tab w:val="num" w:pos="0"/>
+        </w:tabs>
+        <w:ind w:left="0" w:hanging="0"/>
+      </w:pPr>
+    </w:lvl>
+    <w:lvl w:ilvl="4">
+      <w:start w:val="1"/>
+      <w:numFmt w:val="none"/>
+      <w:suff w:val="nothing"/>
+      <w:lvlText w:val=""/>
+      <w:lvlJc w:val="left"/>
+      <w:pPr>
+        <w:tabs>
+          <w:tab w:val="num" w:pos="0"/>
+        </w:tabs>
+        <w:ind w:left="0" w:hanging="0"/>
+      </w:pPr>
+    </w:lvl>
+    <w:lvl w:ilvl="5">
+      <w:start w:val="1"/>
+      <w:numFmt w:val="none"/>
+      <w:suff w:val="nothing"/>
+      <w:lvlText w:val=""/>
+      <w:lvlJc w:val="left"/>
+      <w:pPr>
+        <w:tabs>
+          <w:tab w:val="num" w:pos="0"/>
+        </w:tabs>
+        <w:ind w:left="0" w:hanging="0"/>
+      </w:pPr>
+    </w:lvl>
+    <w:lvl w:ilvl="6">
+      <w:start w:val="1"/>
+      <w:numFmt w:val="none"/>
+      <w:suff w:val="nothing"/>
+      <w:lvlText w:val=""/>
+      <w:lvlJc w:val="left"/>
+      <w:pPr>
+        <w:tabs>
+          <w:tab w:val="num" w:pos="0"/>
+        </w:tabs>
+        <w:ind w:left="0" w:hanging="0"/>
+      </w:pPr>
+    </w:lvl>
+    <w:lvl w:ilvl="7">
+      <w:start w:val="1"/>
+      <w:numFmt w:val="none"/>
+      <w:suff w:val="nothing"/>
+      <w:lvlText w:val=""/>
+      <w:lvlJc w:val="left"/>
+      <w:pPr>
+        <w:tabs>
+          <w:tab w:val="num" w:pos="0"/>
+        </w:tabs>
+        <w:ind w:left="0" w:hanging="0"/>
+      </w:pPr>
+    </w:lvl>
+    <w:lvl w:ilvl="8">
+      <w:start w:val="1"/>
+      <w:numFmt w:val="none"/>
+      <w:suff w:val="nothing"/>
+      <w:lvlText w:val=""/>
+      <w:lvlJc w:val="left"/>
+      <w:pPr>
+        <w:tabs>
+          <w:tab w:val="num" w:pos="0"/>
+        </w:tabs>
+        <w:ind w:left="0" w:hanging="0"/>
+      </w:pPr>
+    </w:lvl>
+  </w:abstractNum>
+  <w:num w:numId="1">
+    <w:abstractNumId w:val="1"/>
+  </w:num>
+  <w:num w:numId="2">
+    <w:abstractNumId w:val="2"/>
+  </w:num>
+</w:numbering>
 </file>
 
 <file path=word/styles.xml><?xml version="1.0" encoding="utf-8"?>
@@ -1923,7 +3840,7 @@
       <w:suppressAutoHyphens w:val="true"/>
       <w:bidi w:val="0"/>
       <w:spacing w:before="0" w:after="0"/>
-      <w:jc w:val="start"/>
+      <w:jc w:val="left"/>
     </w:pPr>
     <w:rPr>
       <w:rFonts w:ascii="Liberation Serif" w:hAnsi="Liberation Serif" w:eastAsia="Noto Serif CJK SC" w:cs="Noto Sans Devanagari"/>
@@ -1932,6 +3849,26 @@
       <w:sz w:val="24"/>
       <w:szCs w:val="24"/>
       <w:lang w:val="en-US" w:eastAsia="zh-CN" w:bidi="hi-IN"/>
+    </w:rPr>
+  </w:style>
+  <w:style w:type="paragraph" w:styleId="Heading1">
+    <w:name w:val="heading 1"/>
+    <w:basedOn w:val="Heading"/>
+    <w:next w:val="BodyText"/>
+    <w:qFormat/>
+    <w:pPr>
+      <w:numPr>
+        <w:ilvl w:val="0"/>
+        <w:numId w:val="1"/>
+      </w:numPr>
+      <w:spacing w:before="240" w:after="120"/>
+      <w:outlineLvl w:val="0"/>
+    </w:pPr>
+    <w:rPr>
+      <w:b/>
+      <w:bCs/>
+      <w:sz w:val="36"/>
+      <w:szCs w:val="36"/>
     </w:rPr>
   </w:style>
   <w:style w:type="character" w:styleId="Strong">
